--- a/decision log/(Claude)사회문제해결 R&D 기반 풀스택 프로젝트 정의서 결정 로그(SafeLife-Atlas)_261018.docx
+++ b/decision log/(Claude)사회문제해결 R&D 기반 풀스택 프로젝트 정의서 결정 로그(SafeLife-Atlas)_261018.docx
@@ -44,8 +44,8 @@
           <w:b/>
           <w:bCs/>
         </w:rPr>
-        <w:pict w14:anchorId="488BFDB9">
-          <v:rect id="_x0000_i1141" style="width:0;height:1.5pt" o:hralign="center" o:hrstd="t" o:hr="t" fillcolor="#a0a0a0" stroked="f"/>
+        <w:pict w14:anchorId="464FC699">
+          <v:rect id="_x0000_i1152" style="width:0;height:1.5pt" o:hralign="center" o:hrstd="t" o:hr="t" fillcolor="#a0a0a0" stroked="f"/>
         </w:pict>
       </w:r>
     </w:p>
@@ -76,14 +76,14 @@
           <w:b/>
           <w:bCs/>
         </w:rPr>
-        <w:t>2026-10-18 Cowork 세션: 자료실 기능 배선(필터·검색·페이지네이션) + 셸 페이지 대비 회귀 수정(밝은 배경 #94a3b8→#64748b + 비활성 카드 opacity 제거) + Lighthouse 셸 재감사(홈·자료실·상세 전부 데스크톱·모바일 접근성 100) 완료·커밋·push. 상세 Appendix I. 아래는 그다음.</w:t>
+        <w:t>2026-10-18 Cowork 세션: 자료실 기능 배선(필터·검색·페이지네이션) + 셸 페이지 대비 회귀 수정(밝은 배경 #94a3b8→#64748b + 비활성 카드 opacity 제거) + Lighthouse 셸 재감사(홈·자료실·상세 전부 데스크톱·모바일 접근성 100) 완료·커밋·push. 상세 Appendix I. 이어서 자료실 실데이터 방향을 L2(관리자 검토·발행 게시판)로 확정 — Appendix J. 아래는 그다음.</w:t>
       </w:r>
     </w:p>
     <w:p>
       <w:pPr>
         <w:numPr>
           <w:ilvl w:val="0"/>
-          <w:numId w:val="22"/>
+          <w:numId w:val="34"/>
         </w:numPr>
         <w:rPr>
           <w:b/>
@@ -95,14 +95,14 @@
           <w:b/>
           <w:bCs/>
         </w:rPr>
-        <w:t>실데이터 탑재. 보이스피싱 정의 블록 핵심지표 [값] → 실수치(경찰청·금감원 등), 자료실 샘플 5건 → 실제 공공누리 자료 + 다운로드 URL 연결(archive.ts의 url? 필드 이미 준비됨). 자료실 "기능"은 배선 완료 → 남은 건 "데이터". "본격 진행하며 윤곽 잡자"던 부분(사용자). Appendix H·I.</w:t>
+        <w:t>실데이터 탑재 (L2 관리자 게시판으로 구현 확정 — Appendix J). 자료실을 정적 견본 → 관리자 검토·발행 게시판으로 전환. 핵심지표 [값] → 실수치(경찰청·금감원), 자료실 샘플 → 실제 공공누리 자료. 수직 슬라이스 0~5(백엔드 서빙 전환 → DB+seed 폴백 → 인증 → 관리자 UI → 콘텐츠 → 서사). 설계·슬라이스 전체 Appendix J.</w:t>
       </w:r>
     </w:p>
     <w:p>
       <w:pPr>
         <w:numPr>
           <w:ilvl w:val="0"/>
-          <w:numId w:val="22"/>
+          <w:numId w:val="34"/>
         </w:numPr>
         <w:rPr>
           <w:b/>
@@ -121,7 +121,7 @@
       <w:pPr>
         <w:numPr>
           <w:ilvl w:val="0"/>
-          <w:numId w:val="22"/>
+          <w:numId w:val="34"/>
         </w:numPr>
         <w:rPr>
           <w:b/>
@@ -140,7 +140,7 @@
       <w:pPr>
         <w:numPr>
           <w:ilvl w:val="0"/>
-          <w:numId w:val="22"/>
+          <w:numId w:val="34"/>
         </w:numPr>
         <w:rPr>
           <w:b/>
@@ -159,7 +159,7 @@
       <w:pPr>
         <w:numPr>
           <w:ilvl w:val="0"/>
-          <w:numId w:val="22"/>
+          <w:numId w:val="34"/>
         </w:numPr>
         <w:rPr>
           <w:b/>
@@ -186,8 +186,8 @@
           <w:b/>
           <w:bCs/>
         </w:rPr>
-        <w:pict w14:anchorId="3D91802B">
-          <v:rect id="_x0000_i1142" style="width:0;height:1.5pt" o:hralign="center" o:hrstd="t" o:hr="t" fillcolor="#a0a0a0" stroked="f"/>
+        <w:pict w14:anchorId="7D82C2C1">
+          <v:rect id="_x0000_i1153" style="width:0;height:1.5pt" o:hralign="center" o:hrstd="t" o:hr="t" fillcolor="#a0a0a0" stroked="f"/>
         </w:pict>
       </w:r>
     </w:p>
@@ -219,9 +219,9 @@
         <w:tblLook w:val="04A0" w:firstRow="1" w:lastRow="0" w:firstColumn="1" w:lastColumn="0" w:noHBand="0" w:noVBand="1"/>
       </w:tblPr>
       <w:tblGrid>
-        <w:gridCol w:w="4954"/>
-        <w:gridCol w:w="2597"/>
-        <w:gridCol w:w="1475"/>
+        <w:gridCol w:w="5090"/>
+        <w:gridCol w:w="2484"/>
+        <w:gridCol w:w="1452"/>
       </w:tblGrid>
       <w:tr>
         <w:trPr>
@@ -246,6 +246,7 @@
                 <w:b/>
                 <w:bCs/>
               </w:rPr>
+              <w:lastRenderedPageBreak/>
               <w:t>결정</w:t>
             </w:r>
           </w:p>
@@ -317,68 +318,50 @@
                 <w:b/>
                 <w:bCs/>
               </w:rPr>
-              <w:t xml:space="preserve">프로젝트 순서: ① 사회문제 보고서 익스플로러 </w:t>
-            </w:r>
-            <w:r>
-              <w:rPr>
-                <w:b/>
-                <w:bCs/>
-              </w:rPr>
-              <w:lastRenderedPageBreak/>
-              <w:t>먼저 → ② LifeLogLLM 나중</w:t>
-            </w:r>
-          </w:p>
-        </w:tc>
-        <w:tc>
-          <w:tcPr>
-            <w:tcW w:w="0" w:type="auto"/>
-            <w:vAlign w:val="center"/>
-            <w:hideMark/>
-          </w:tcPr>
-          <w:p>
-            <w:pPr>
-              <w:rPr>
-                <w:b/>
-                <w:bCs/>
-              </w:rPr>
-            </w:pPr>
-            <w:r>
-              <w:rPr>
-                <w:b/>
-                <w:bCs/>
-              </w:rPr>
-              <w:lastRenderedPageBreak/>
-              <w:t>재직 경험이라 서사가 진짜, ①의 파싱·임베딩</w:t>
-            </w:r>
-            <w:r>
-              <w:rPr>
-                <w:b/>
-                <w:bCs/>
-              </w:rPr>
-              <w:lastRenderedPageBreak/>
-              <w:t>·RAG 파이프라인을 ②에 재사용(형제 프로젝트)</w:t>
-            </w:r>
-          </w:p>
-        </w:tc>
-        <w:tc>
-          <w:tcPr>
-            <w:tcW w:w="0" w:type="auto"/>
-            <w:vAlign w:val="center"/>
-            <w:hideMark/>
-          </w:tcPr>
-          <w:p>
-            <w:pPr>
-              <w:rPr>
-                <w:b/>
-                <w:bCs/>
-              </w:rPr>
-            </w:pPr>
-            <w:r>
-              <w:rPr>
-                <w:b/>
-                <w:bCs/>
-              </w:rPr>
-              <w:lastRenderedPageBreak/>
+              <w:t>프로젝트 순서: ① 사회문제 보고서 익스플로러 먼저 → ② LifeLogLLM 나중</w:t>
+            </w:r>
+          </w:p>
+        </w:tc>
+        <w:tc>
+          <w:tcPr>
+            <w:tcW w:w="0" w:type="auto"/>
+            <w:vAlign w:val="center"/>
+            <w:hideMark/>
+          </w:tcPr>
+          <w:p>
+            <w:pPr>
+              <w:rPr>
+                <w:b/>
+                <w:bCs/>
+              </w:rPr>
+            </w:pPr>
+            <w:r>
+              <w:rPr>
+                <w:b/>
+                <w:bCs/>
+              </w:rPr>
+              <w:t>재직 경험이라 서사가 진짜, ①의 파싱·임베딩·RAG 파이프라인을 ②에 재사용(형제 프로젝트)</w:t>
+            </w:r>
+          </w:p>
+        </w:tc>
+        <w:tc>
+          <w:tcPr>
+            <w:tcW w:w="0" w:type="auto"/>
+            <w:vAlign w:val="center"/>
+            <w:hideMark/>
+          </w:tcPr>
+          <w:p>
+            <w:pPr>
+              <w:rPr>
+                <w:b/>
+                <w:bCs/>
+              </w:rPr>
+            </w:pPr>
+            <w:r>
+              <w:rPr>
+                <w:b/>
+                <w:bCs/>
+              </w:rPr>
               <w:t>확정</w:t>
             </w:r>
           </w:p>
@@ -832,50 +815,68 @@
                 <w:b/>
                 <w:bCs/>
               </w:rPr>
-              <w:t>지역 의제(연속성 단절)는 실시간 연동 아님 → 지역별 빈출 이슈 태그(메타데이터 필터)</w:t>
-            </w:r>
-          </w:p>
-        </w:tc>
-        <w:tc>
-          <w:tcPr>
-            <w:tcW w:w="0" w:type="auto"/>
-            <w:vAlign w:val="center"/>
-            <w:hideMark/>
-          </w:tcPr>
-          <w:p>
-            <w:pPr>
-              <w:rPr>
-                <w:b/>
-                <w:bCs/>
-              </w:rPr>
-            </w:pPr>
-            <w:r>
-              <w:rPr>
-                <w:b/>
-                <w:bCs/>
-              </w:rPr>
-              <w:t>2023년만 진행되고 이후 흐지부지. "실시간 전국 연동" 주장 위험</w:t>
-            </w:r>
-          </w:p>
-        </w:tc>
-        <w:tc>
-          <w:tcPr>
-            <w:tcW w:w="0" w:type="auto"/>
-            <w:vAlign w:val="center"/>
-            <w:hideMark/>
-          </w:tcPr>
-          <w:p>
-            <w:pPr>
-              <w:rPr>
-                <w:b/>
-                <w:bCs/>
-              </w:rPr>
-            </w:pPr>
-            <w:r>
-              <w:rPr>
-                <w:b/>
-                <w:bCs/>
-              </w:rPr>
+              <w:t xml:space="preserve">지역 의제(연속성 단절)는 실시간 연동 아님 → </w:t>
+            </w:r>
+            <w:r>
+              <w:rPr>
+                <w:b/>
+                <w:bCs/>
+              </w:rPr>
+              <w:lastRenderedPageBreak/>
+              <w:t>지역별 빈출 이슈 태그(메타데이터 필터)</w:t>
+            </w:r>
+          </w:p>
+        </w:tc>
+        <w:tc>
+          <w:tcPr>
+            <w:tcW w:w="0" w:type="auto"/>
+            <w:vAlign w:val="center"/>
+            <w:hideMark/>
+          </w:tcPr>
+          <w:p>
+            <w:pPr>
+              <w:rPr>
+                <w:b/>
+                <w:bCs/>
+              </w:rPr>
+            </w:pPr>
+            <w:r>
+              <w:rPr>
+                <w:b/>
+                <w:bCs/>
+              </w:rPr>
+              <w:lastRenderedPageBreak/>
+              <w:t xml:space="preserve">2023년만 진행되고 이후 흐지부지. "실시간 </w:t>
+            </w:r>
+            <w:r>
+              <w:rPr>
+                <w:b/>
+                <w:bCs/>
+              </w:rPr>
+              <w:lastRenderedPageBreak/>
+              <w:t>전국 연동" 주장 위험</w:t>
+            </w:r>
+          </w:p>
+        </w:tc>
+        <w:tc>
+          <w:tcPr>
+            <w:tcW w:w="0" w:type="auto"/>
+            <w:vAlign w:val="center"/>
+            <w:hideMark/>
+          </w:tcPr>
+          <w:p>
+            <w:pPr>
+              <w:rPr>
+                <w:b/>
+                <w:bCs/>
+              </w:rPr>
+            </w:pPr>
+            <w:r>
+              <w:rPr>
+                <w:b/>
+                <w:bCs/>
+              </w:rPr>
+              <w:lastRenderedPageBreak/>
               <w:t>확정</w:t>
             </w:r>
           </w:p>
@@ -903,68 +904,50 @@
                 <w:b/>
                 <w:bCs/>
               </w:rPr>
-              <w:t xml:space="preserve">최신성 보완: 2024~26 빅카인즈 언론 키워드를 </w:t>
-            </w:r>
-            <w:r>
-              <w:rPr>
-                <w:b/>
-                <w:bCs/>
-              </w:rPr>
-              <w:lastRenderedPageBreak/>
-              <w:t>2023 기준선에 매핑</w:t>
-            </w:r>
-          </w:p>
-        </w:tc>
-        <w:tc>
-          <w:tcPr>
-            <w:tcW w:w="0" w:type="auto"/>
-            <w:vAlign w:val="center"/>
-            <w:hideMark/>
-          </w:tcPr>
-          <w:p>
-            <w:pPr>
-              <w:rPr>
-                <w:b/>
-                <w:bCs/>
-              </w:rPr>
-            </w:pPr>
-            <w:r>
-              <w:rPr>
-                <w:b/>
-                <w:bCs/>
-              </w:rPr>
-              <w:lastRenderedPageBreak/>
-              <w:t xml:space="preserve">시점 간극을 약점이 아닌 </w:t>
-            </w:r>
-            <w:r>
-              <w:rPr>
-                <w:b/>
-                <w:bCs/>
-              </w:rPr>
-              <w:lastRenderedPageBreak/>
-              <w:t>분석 축으로</w:t>
-            </w:r>
-          </w:p>
-        </w:tc>
-        <w:tc>
-          <w:tcPr>
-            <w:tcW w:w="0" w:type="auto"/>
-            <w:vAlign w:val="center"/>
-            <w:hideMark/>
-          </w:tcPr>
-          <w:p>
-            <w:pPr>
-              <w:rPr>
-                <w:b/>
-                <w:bCs/>
-              </w:rPr>
-            </w:pPr>
-            <w:r>
-              <w:rPr>
-                <w:b/>
-                <w:bCs/>
-              </w:rPr>
-              <w:lastRenderedPageBreak/>
+              <w:t>최신성 보완: 2024~26 빅카인즈 언론 키워드를 2023 기준선에 매핑</w:t>
+            </w:r>
+          </w:p>
+        </w:tc>
+        <w:tc>
+          <w:tcPr>
+            <w:tcW w:w="0" w:type="auto"/>
+            <w:vAlign w:val="center"/>
+            <w:hideMark/>
+          </w:tcPr>
+          <w:p>
+            <w:pPr>
+              <w:rPr>
+                <w:b/>
+                <w:bCs/>
+              </w:rPr>
+            </w:pPr>
+            <w:r>
+              <w:rPr>
+                <w:b/>
+                <w:bCs/>
+              </w:rPr>
+              <w:t>시점 간극을 약점이 아닌 분석 축으로</w:t>
+            </w:r>
+          </w:p>
+        </w:tc>
+        <w:tc>
+          <w:tcPr>
+            <w:tcW w:w="0" w:type="auto"/>
+            <w:vAlign w:val="center"/>
+            <w:hideMark/>
+          </w:tcPr>
+          <w:p>
+            <w:pPr>
+              <w:rPr>
+                <w:b/>
+                <w:bCs/>
+              </w:rPr>
+            </w:pPr>
+            <w:r>
+              <w:rPr>
+                <w:b/>
+                <w:bCs/>
+              </w:rPr>
               <w:t>확정</w:t>
             </w:r>
           </w:p>
@@ -1276,7 +1259,7 @@
                 <w:b/>
                 <w:bCs/>
               </w:rPr>
-              <w:t xml:space="preserve">플랫폼 셸 구조 확정 + 1차 구현·배포 (2026-10-16): 홈(도메인 카드 그리드) → 도메인 상세(사회문제 정의 블록 + 탐색기) → 자료실 → 소개, 상단 네비 4개. react-router-dom 7.9.1. 기존 보이스피싱 탐색기 로직 무수정 → components/Explorer.tsx로 추출(domainId </w:t>
+              <w:t>플랫폼 셸 구조 확정 + 1차 구현·배포 (2026-10-16): 홈(도메인 카드 그리드) → 도메인 상세(사회문제 정의 블록 + 탐색기) → 자료실 → 소개, 상</w:t>
             </w:r>
             <w:r>
               <w:rPr>
@@ -1284,7 +1267,7 @@
                 <w:bCs/>
               </w:rPr>
               <w:lastRenderedPageBreak/>
-              <w:t>prop)해 셸로 감싸기만. 톤 = 슬레이트+앰버(본 플랫폼 통일). 히어로 문구는 조직명(KISTEP) 대신 분야명("과학기술로 해결하는 사회문제 · 사회문제해결 R&amp;D"), KISTEP은 출처 credit으로만 유지</w:t>
+              <w:t>단 네비 4개. react-router-dom 7.9.1. 기존 보이스피싱 탐색기 로직 무수정 → components/Explorer.tsx로 추출(domainId prop)해 셸로 감싸기만. 톤 = 슬레이트+앰버(본 플랫폼 통일). 히어로 문구는 조직명(KISTEP) 대신 분야명("과학기술로 해결하는 사회문제 · 사회문제해결 R&amp;D"), KISTEP은 출처 credit으로만 유지</w:t>
             </w:r>
           </w:p>
         </w:tc>
@@ -1307,7 +1290,7 @@
                 <w:bCs/>
               </w:rPr>
               <w:lastRenderedPageBreak/>
-              <w:t>섹션1 "통합 플랫폼" 확정 구조의 구현 레이어. 와이어프레임(Design 캔버스)으로 흐름 확정 후 수동 구현(자동 변환 아님). 커밋 7fc8f71, push·</w:t>
+              <w:t xml:space="preserve">섹션1 "통합 플랫폼" 확정 구조의 구현 레이어. 와이어프레임(Design </w:t>
             </w:r>
             <w:r>
               <w:rPr>
@@ -1315,7 +1298,7 @@
                 <w:bCs/>
               </w:rPr>
               <w:lastRenderedPageBreak/>
-              <w:t>라이브 검증 완료. Appendix H</w:t>
+              <w:t>캔버스)으로 흐름 확정 후 수동 구현(자동 변환 아님). 커밋 7fc8f71, push·라이브 검증 완료. Appendix H</w:t>
             </w:r>
           </w:p>
         </w:tc>
@@ -1410,6 +1393,77 @@
                 <w:bCs/>
               </w:rPr>
               <w:t>확정 (구현·배포·재감사)</w:t>
+            </w:r>
+          </w:p>
+        </w:tc>
+      </w:tr>
+      <w:tr>
+        <w:trPr>
+          <w:tblCellSpacing w:w="15" w:type="dxa"/>
+        </w:trPr>
+        <w:tc>
+          <w:tcPr>
+            <w:tcW w:w="0" w:type="auto"/>
+            <w:vAlign w:val="center"/>
+            <w:hideMark/>
+          </w:tcPr>
+          <w:p>
+            <w:pPr>
+              <w:rPr>
+                <w:b/>
+                <w:bCs/>
+              </w:rPr>
+            </w:pPr>
+            <w:r>
+              <w:rPr>
+                <w:b/>
+                <w:bCs/>
+              </w:rPr>
+              <w:t>자료실 L2 = 관리자 검토·발행 게시판 아키텍처 확정 (2026-10-18): 공개 영속층 = 커밋 seed JSON(백엔드 서빙, git 영속) + 관리자 쓰기 = Postgres(draft→review→published) + DB 비면/만료 시 seed 폴백 + 단일 관리자 인증(env·JWT, 공개 가입 없음) + 자료는 공공누리 원문 URL 링크(파일 재호스팅 X). 수직 슬라이스 0~5</w:t>
+            </w:r>
+          </w:p>
+        </w:tc>
+        <w:tc>
+          <w:tcPr>
+            <w:tcW w:w="0" w:type="auto"/>
+            <w:vAlign w:val="center"/>
+            <w:hideMark/>
+          </w:tcPr>
+          <w:p>
+            <w:pPr>
+              <w:rPr>
+                <w:b/>
+                <w:bCs/>
+              </w:rPr>
+            </w:pPr>
+            <w:r>
+              <w:rPr>
+                <w:b/>
+                <w:bCs/>
+              </w:rPr>
+              <w:t>실데이터 연결 + 미결 "백엔드 두께(DB 계층)" + 실무 서사(관리자 권한·격주 검토 업로드) 일석삼조. Render 무료 영속성 제약(Postgres 30일 만료·웹서비스 디스크 휘발) 회피 설계. 차별점은 CRUD가 아니라 검토→발행 워크플로 + 라이선스 규율. Appendix J</w:t>
+            </w:r>
+          </w:p>
+        </w:tc>
+        <w:tc>
+          <w:tcPr>
+            <w:tcW w:w="0" w:type="auto"/>
+            <w:vAlign w:val="center"/>
+            <w:hideMark/>
+          </w:tcPr>
+          <w:p>
+            <w:pPr>
+              <w:rPr>
+                <w:b/>
+                <w:bCs/>
+              </w:rPr>
+            </w:pPr>
+            <w:r>
+              <w:rPr>
+                <w:b/>
+                <w:bCs/>
+              </w:rPr>
+              <w:t>확정 (설계 / 구현 착수 전)</w:t>
             </w:r>
           </w:p>
         </w:tc>
@@ -1541,50 +1595,68 @@
                 <w:b/>
                 <w:bCs/>
               </w:rPr>
-              <w:t>RAG 질의응답</w:t>
-            </w:r>
-          </w:p>
-        </w:tc>
-        <w:tc>
-          <w:tcPr>
-            <w:tcW w:w="0" w:type="auto"/>
-            <w:vAlign w:val="center"/>
-            <w:hideMark/>
-          </w:tcPr>
-          <w:p>
-            <w:pPr>
-              <w:rPr>
-                <w:b/>
-                <w:bCs/>
-              </w:rPr>
-            </w:pPr>
-            <w:r>
-              <w:rPr>
-                <w:b/>
-                <w:bCs/>
-              </w:rPr>
-              <w:t>후순위. FastAPI 채택 자체가 이걸 위한 포석(언어 변경 없이 LangChain 확장)</w:t>
-            </w:r>
-          </w:p>
-        </w:tc>
-        <w:tc>
-          <w:tcPr>
-            <w:tcW w:w="0" w:type="auto"/>
-            <w:vAlign w:val="center"/>
-            <w:hideMark/>
-          </w:tcPr>
-          <w:p>
-            <w:pPr>
-              <w:rPr>
-                <w:b/>
-                <w:bCs/>
-              </w:rPr>
-            </w:pPr>
-            <w:r>
-              <w:rPr>
-                <w:b/>
-                <w:bCs/>
-              </w:rPr>
+              <w:t>RAG 질의</w:t>
+            </w:r>
+            <w:r>
+              <w:rPr>
+                <w:b/>
+                <w:bCs/>
+              </w:rPr>
+              <w:lastRenderedPageBreak/>
+              <w:t>응답</w:t>
+            </w:r>
+          </w:p>
+        </w:tc>
+        <w:tc>
+          <w:tcPr>
+            <w:tcW w:w="0" w:type="auto"/>
+            <w:vAlign w:val="center"/>
+            <w:hideMark/>
+          </w:tcPr>
+          <w:p>
+            <w:pPr>
+              <w:rPr>
+                <w:b/>
+                <w:bCs/>
+              </w:rPr>
+            </w:pPr>
+            <w:r>
+              <w:rPr>
+                <w:b/>
+                <w:bCs/>
+              </w:rPr>
+              <w:lastRenderedPageBreak/>
+              <w:t>후순위. FastAPI 채택 자체가 이걸 위한 포석(언어 변</w:t>
+            </w:r>
+            <w:r>
+              <w:rPr>
+                <w:b/>
+                <w:bCs/>
+              </w:rPr>
+              <w:lastRenderedPageBreak/>
+              <w:t>경 없이 LangChain 확장)</w:t>
+            </w:r>
+          </w:p>
+        </w:tc>
+        <w:tc>
+          <w:tcPr>
+            <w:tcW w:w="0" w:type="auto"/>
+            <w:vAlign w:val="center"/>
+            <w:hideMark/>
+          </w:tcPr>
+          <w:p>
+            <w:pPr>
+              <w:rPr>
+                <w:b/>
+                <w:bCs/>
+              </w:rPr>
+            </w:pPr>
+            <w:r>
+              <w:rPr>
+                <w:b/>
+                <w:bCs/>
+              </w:rPr>
+              <w:lastRenderedPageBreak/>
               <w:t>v-later 명시</w:t>
             </w:r>
           </w:p>
@@ -1747,7 +1819,6 @@
                 <w:b/>
                 <w:bCs/>
               </w:rPr>
-              <w:lastRenderedPageBreak/>
               <w:t>축</w:t>
             </w:r>
           </w:p>
@@ -1961,29 +2032,46 @@
                 <w:b/>
                 <w:bCs/>
               </w:rPr>
-              <w:t>(c) 목표 수치 (WCAG 2.1 AA)</w:t>
-            </w:r>
-          </w:p>
-        </w:tc>
-        <w:tc>
-          <w:tcPr>
-            <w:tcW w:w="0" w:type="auto"/>
-            <w:vAlign w:val="center"/>
-            <w:hideMark/>
-          </w:tcPr>
-          <w:p>
-            <w:pPr>
-              <w:rPr>
-                <w:b/>
-                <w:bCs/>
-              </w:rPr>
-            </w:pPr>
-            <w:r>
-              <w:rPr>
-                <w:b/>
-                <w:bCs/>
-              </w:rPr>
-              <w:t>Lighthouse 접근성 ≥95 · 성능 데스크톱 ≥90/모바일 ≥80 · Best Practices ≥95. Core Web Vitals: LCP&lt;2.5s, INP&lt;200ms, CLS&lt;0.1. 키보드 100% 도달·조작 + focus ring. 주의: Lighthouse 자동검사는 접근성 이슈의 ~30%만 잡음 → 키보드 완주·스크린리더 실사용 수동 검증이 진짜 증거. README에 Lighthouse 스크린샷 + 키보드/스크린리더 데모 GIF</w:t>
+              <w:t xml:space="preserve">(c) 목표 수치 </w:t>
+            </w:r>
+            <w:r>
+              <w:rPr>
+                <w:b/>
+                <w:bCs/>
+              </w:rPr>
+              <w:lastRenderedPageBreak/>
+              <w:t>(WCAG 2.1 AA)</w:t>
+            </w:r>
+          </w:p>
+        </w:tc>
+        <w:tc>
+          <w:tcPr>
+            <w:tcW w:w="0" w:type="auto"/>
+            <w:vAlign w:val="center"/>
+            <w:hideMark/>
+          </w:tcPr>
+          <w:p>
+            <w:pPr>
+              <w:rPr>
+                <w:b/>
+                <w:bCs/>
+              </w:rPr>
+            </w:pPr>
+            <w:r>
+              <w:rPr>
+                <w:b/>
+                <w:bCs/>
+              </w:rPr>
+              <w:lastRenderedPageBreak/>
+              <w:t xml:space="preserve">Lighthouse 접근성 ≥95 · 성능 데스크톱 ≥90/모바일 ≥80 · Best </w:t>
+            </w:r>
+            <w:r>
+              <w:rPr>
+                <w:b/>
+                <w:bCs/>
+              </w:rPr>
+              <w:lastRenderedPageBreak/>
+              <w:t>Practices ≥95. Core Web Vitals: LCP&lt;2.5s, INP&lt;200ms, CLS&lt;0.1. 키보드 100% 도달·조작 + focus ring. 주의: Lighthouse 자동검사는 접근성 이슈의 ~30%만 잡음 → 키보드 완주·스크린리더 실사용 수동 검증이 진짜 증거. README에 Lighthouse 스크린샷 + 키보드/스크린리더 데모 GIF</w:t>
             </w:r>
           </w:p>
         </w:tc>
@@ -2006,6 +2094,7 @@
                 <w:b/>
                 <w:bCs/>
               </w:rPr>
+              <w:lastRenderedPageBreak/>
               <w:t>✅</w:t>
             </w:r>
             <w:r>
@@ -2013,7 +2102,15 @@
                 <w:b/>
                 <w:bCs/>
               </w:rPr>
-              <w:t xml:space="preserve"> 달성(2026-10-12, Appendix G). 데스크톱: 전부 100. 모바일: 접근성 95·성능 97·BP 96·SEO 100. 증거: docs/lighthouse/ 스크린샷 2 + 키보드 GIF, README 임베드. → 2026-10-16 커밋+push, 라이브 반영. → 2026-10-18 셸 재감사: 홈·자료실·상세 데스크톱·모바일 전부 접근성 100(대비 전항목 pass, opacity 회귀 수정 포함). Appendix I. 남은 것: 실제 NVDA 녹화(사용자).</w:t>
+              <w:t xml:space="preserve"> 달성(2026-10-12, Appendix G). 데스크톱: 전부 100. 모바일: 접근성 95·성능 </w:t>
+            </w:r>
+            <w:r>
+              <w:rPr>
+                <w:b/>
+                <w:bCs/>
+              </w:rPr>
+              <w:lastRenderedPageBreak/>
+              <w:t>97·BP 96·SEO 100. 증거: docs/lighthouse/ 스크린샷 2 + 키보드 GIF, README 임베드. → 2026-10-16 커밋+push, 라이브 반영. → 2026-10-18 셸 재감사: 홈·자료실·상세 데스크톱·모바일 전부 접근성 100(대비 전항목 pass, opacity 회귀 수정 포함). Appendix I. 남은 것: 실제 NVDA 녹화(사용자).</w:t>
             </w:r>
           </w:p>
         </w:tc>
@@ -2031,6 +2128,7 @@
           <w:b/>
           <w:bCs/>
         </w:rPr>
+        <w:lastRenderedPageBreak/>
         <w:t>4. 미결 / 다음 스레드</w:t>
       </w:r>
     </w:p>
@@ -2047,9 +2145,9 @@
         <w:tblLook w:val="04A0" w:firstRow="1" w:lastRow="0" w:firstColumn="1" w:lastColumn="0" w:noHBand="0" w:noVBand="1"/>
       </w:tblPr>
       <w:tblGrid>
-        <w:gridCol w:w="2149"/>
-        <w:gridCol w:w="5918"/>
-        <w:gridCol w:w="959"/>
+        <w:gridCol w:w="2147"/>
+        <w:gridCol w:w="5908"/>
+        <w:gridCol w:w="971"/>
       </w:tblGrid>
       <w:tr>
         <w:trPr>
@@ -2167,37 +2265,28 @@
                 <w:b/>
                 <w:bCs/>
               </w:rPr>
-              <w:t xml:space="preserve">/analytics 엔드포인트가 백엔드엔 있었으나 프론트 미연결이던 것. → 해결(2026-10-07): App.tsx에서 fetchDomainAnalytics 호출 + 우측 "종합 분석" 탭에 </w:t>
-            </w:r>
-            <w:r>
-              <w:rPr>
-                <w:b/>
-                <w:bCs/>
-              </w:rPr>
-              <w:lastRenderedPageBreak/>
-              <w:t>AnalyticsPanel 연결. 위치·항목은 섹션 1 확정 행 참조.</w:t>
-            </w:r>
-          </w:p>
-        </w:tc>
-        <w:tc>
-          <w:tcPr>
-            <w:tcW w:w="0" w:type="auto"/>
-            <w:vAlign w:val="center"/>
-            <w:hideMark/>
-          </w:tcPr>
-          <w:p>
-            <w:pPr>
-              <w:rPr>
-                <w:b/>
-                <w:bCs/>
-              </w:rPr>
-            </w:pPr>
-            <w:r>
-              <w:rPr>
-                <w:b/>
-                <w:bCs/>
-              </w:rPr>
-              <w:lastRenderedPageBreak/>
+              <w:t>/analytics 엔드포인트가 백엔드엔 있었으나 프론트 미연결이던 것. → 해결(2026-10-07): App.tsx에서 fetchDomainAnalytics 호출 + 우측 "종합 분석" 탭에 AnalyticsPanel 연결. 위치·항목은 섹션 1 확정 행 참조.</w:t>
+            </w:r>
+          </w:p>
+        </w:tc>
+        <w:tc>
+          <w:tcPr>
+            <w:tcW w:w="0" w:type="auto"/>
+            <w:vAlign w:val="center"/>
+            <w:hideMark/>
+          </w:tcPr>
+          <w:p>
+            <w:pPr>
+              <w:rPr>
+                <w:b/>
+                <w:bCs/>
+              </w:rPr>
+            </w:pPr>
+            <w:r>
+              <w:rPr>
+                <w:b/>
+                <w:bCs/>
+              </w:rPr>
               <w:t>완료</w:t>
             </w:r>
           </w:p>
@@ -2509,6 +2598,7 @@
                 <w:b/>
                 <w:bCs/>
               </w:rPr>
+              <w:lastRenderedPageBreak/>
               <w:t>~~SEO meta/robots~~</w:t>
             </w:r>
           </w:p>
@@ -2744,37 +2834,28 @@
                 <w:b/>
                 <w:bCs/>
               </w:rPr>
-              <w:t xml:space="preserve">→ 완료(2026-10-18, Appendix I). 필터칩(분야 데이터 파생)·검색(제목·기관)·페이지네이션(PAGE_SIZE=4, 동적·리셋)·결과 건수·빈 상태. ArchiveItem.url? 추가(실자료 전방호환). 접근성 속성(aria-pressed/live/current) 포함. 남은 </w:t>
-            </w:r>
-            <w:r>
-              <w:rPr>
-                <w:b/>
-                <w:bCs/>
-              </w:rPr>
-              <w:lastRenderedPageBreak/>
-              <w:t>건 실데이터 연결(다음 작업 1).</w:t>
-            </w:r>
-          </w:p>
-        </w:tc>
-        <w:tc>
-          <w:tcPr>
-            <w:tcW w:w="0" w:type="auto"/>
-            <w:vAlign w:val="center"/>
-            <w:hideMark/>
-          </w:tcPr>
-          <w:p>
-            <w:pPr>
-              <w:rPr>
-                <w:b/>
-                <w:bCs/>
-              </w:rPr>
-            </w:pPr>
-            <w:r>
-              <w:rPr>
-                <w:b/>
-                <w:bCs/>
-              </w:rPr>
-              <w:lastRenderedPageBreak/>
+              <w:t>→ 완료(2026-10-18, Appendix I). 필터칩(분야 데이터 파생)·검색(제목·기관)·페이지네이션(PAGE_SIZE=4, 동적·리셋)·결과 건수·빈 상태. ArchiveItem.url? 추가(실자료 전방호환). 접근성 속성(aria-pressed/live/current) 포함. 남은 건 실데이터 연결(다음 작업 1).</w:t>
+            </w:r>
+          </w:p>
+        </w:tc>
+        <w:tc>
+          <w:tcPr>
+            <w:tcW w:w="0" w:type="auto"/>
+            <w:vAlign w:val="center"/>
+            <w:hideMark/>
+          </w:tcPr>
+          <w:p>
+            <w:pPr>
+              <w:rPr>
+                <w:b/>
+                <w:bCs/>
+              </w:rPr>
+            </w:pPr>
+            <w:r>
+              <w:rPr>
+                <w:b/>
+                <w:bCs/>
+              </w:rPr>
               <w:t>완료(기능) / 데이터 잔여</w:t>
             </w:r>
           </w:p>
@@ -3015,51 +3096,77 @@
                 <w:b/>
                 <w:bCs/>
               </w:rPr>
-              <w:t>전력수급(Energy Power Supply) 도메인 채택 여부</w:t>
-            </w:r>
-          </w:p>
-        </w:tc>
-        <w:tc>
-          <w:tcPr>
-            <w:tcW w:w="0" w:type="auto"/>
-            <w:vAlign w:val="center"/>
-            <w:hideMark/>
-          </w:tcPr>
-          <w:p>
-            <w:pPr>
-              <w:rPr>
-                <w:b/>
-                <w:bCs/>
-              </w:rPr>
-            </w:pPr>
-            <w:r>
-              <w:rPr>
-                <w:b/>
-                <w:bCs/>
-              </w:rPr>
-              <w:t>AI 데이터센터 증설·에너지 전환 시의성으로 간판급 후보. 단 신규·실데이터 0. (2026-10-16 홈 카드에 '도입 후보'로 노출 중, domains.ts.)</w:t>
-            </w:r>
-          </w:p>
-        </w:tc>
-        <w:tc>
-          <w:tcPr>
-            <w:tcW w:w="0" w:type="auto"/>
-            <w:vAlign w:val="center"/>
-            <w:hideMark/>
-          </w:tcPr>
-          <w:p>
-            <w:pPr>
-              <w:rPr>
-                <w:b/>
-                <w:bCs/>
-              </w:rPr>
-            </w:pPr>
-            <w:r>
-              <w:rPr>
-                <w:b/>
-                <w:bCs/>
-              </w:rPr>
-              <w:t>후보 / 다음 스레드</w:t>
+              <w:t xml:space="preserve">전력수급(Energy </w:t>
+            </w:r>
+            <w:r>
+              <w:rPr>
+                <w:b/>
+                <w:bCs/>
+              </w:rPr>
+              <w:lastRenderedPageBreak/>
+              <w:t>Power Supply) 도메인 채택 여부</w:t>
+            </w:r>
+          </w:p>
+        </w:tc>
+        <w:tc>
+          <w:tcPr>
+            <w:tcW w:w="0" w:type="auto"/>
+            <w:vAlign w:val="center"/>
+            <w:hideMark/>
+          </w:tcPr>
+          <w:p>
+            <w:pPr>
+              <w:rPr>
+                <w:b/>
+                <w:bCs/>
+              </w:rPr>
+            </w:pPr>
+            <w:r>
+              <w:rPr>
+                <w:b/>
+                <w:bCs/>
+              </w:rPr>
+              <w:lastRenderedPageBreak/>
+              <w:t xml:space="preserve">AI 데이터센터 증설·에너지 전환 시의성으로 간판급 후보. </w:t>
+            </w:r>
+            <w:r>
+              <w:rPr>
+                <w:b/>
+                <w:bCs/>
+              </w:rPr>
+              <w:lastRenderedPageBreak/>
+              <w:t>단 신규·실데이터 0. (2026-10-16 홈 카드에 '도입 후보'로 노출 중, domains.ts.)</w:t>
+            </w:r>
+          </w:p>
+        </w:tc>
+        <w:tc>
+          <w:tcPr>
+            <w:tcW w:w="0" w:type="auto"/>
+            <w:vAlign w:val="center"/>
+            <w:hideMark/>
+          </w:tcPr>
+          <w:p>
+            <w:pPr>
+              <w:rPr>
+                <w:b/>
+                <w:bCs/>
+              </w:rPr>
+            </w:pPr>
+            <w:r>
+              <w:rPr>
+                <w:b/>
+                <w:bCs/>
+              </w:rPr>
+              <w:lastRenderedPageBreak/>
+              <w:t xml:space="preserve">후보 / </w:t>
+            </w:r>
+            <w:r>
+              <w:rPr>
+                <w:b/>
+                <w:bCs/>
+              </w:rPr>
+              <w:lastRenderedPageBreak/>
+              <w:t>다음 스레드</w:t>
             </w:r>
           </w:p>
         </w:tc>
@@ -3086,6 +3193,7 @@
                 <w:b/>
                 <w:bCs/>
               </w:rPr>
+              <w:lastRenderedPageBreak/>
               <w:t>데이터 라이선스 역량 명문화</w:t>
             </w:r>
           </w:p>
@@ -3108,7 +3216,7 @@
                 <w:b/>
                 <w:bCs/>
               </w:rPr>
-              <w:t>빅카인즈 집계 OK/전재 금지, 공공데이터포털 오픈API, 공공누리 유형1, KPF-BERT. (2026-10-16 자료실 페이지에 공공누리 유형 표기 반영.)</w:t>
+              <w:t>빅카인즈 집계 OK/전재 금지, 공공데이터포털 오픈API, 공공누리 유형1, KPF-BERT. (2026-10-16 자료실 페이지에 공공누리 유형 표기 반영.) → L2 게시판에서 항목별 라이선스 필드로 구조화 예정(Appendix J).</w:t>
             </w:r>
           </w:p>
         </w:tc>
@@ -3321,29 +3429,29 @@
                 <w:b/>
                 <w:bCs/>
               </w:rPr>
-              <w:t>정적 JSON 서빙만으로는 풀스택 약함. DB 계층 도입 검토(현재는 파일 기반)</w:t>
-            </w:r>
-          </w:p>
-        </w:tc>
-        <w:tc>
-          <w:tcPr>
-            <w:tcW w:w="0" w:type="auto"/>
-            <w:vAlign w:val="center"/>
-            <w:hideMark/>
-          </w:tcPr>
-          <w:p>
-            <w:pPr>
-              <w:rPr>
-                <w:b/>
-                <w:bCs/>
-              </w:rPr>
-            </w:pPr>
-            <w:r>
-              <w:rPr>
-                <w:b/>
-                <w:bCs/>
-              </w:rPr>
-              <w:t>검토</w:t>
+              <w:t>정적 JSON 서빙만으로는 풀스택 약함. → 2026-10-18 자료실 L2 게시판으로 구현 결정(Postgres + seed 폴백, Appendix J). 실데이터·DB·실무서사 동시 해결.</w:t>
+            </w:r>
+          </w:p>
+        </w:tc>
+        <w:tc>
+          <w:tcPr>
+            <w:tcW w:w="0" w:type="auto"/>
+            <w:vAlign w:val="center"/>
+            <w:hideMark/>
+          </w:tcPr>
+          <w:p>
+            <w:pPr>
+              <w:rPr>
+                <w:b/>
+                <w:bCs/>
+              </w:rPr>
+            </w:pPr>
+            <w:r>
+              <w:rPr>
+                <w:b/>
+                <w:bCs/>
+              </w:rPr>
+              <w:t>설계 확정 / 구현 착수 전</w:t>
             </w:r>
           </w:p>
         </w:tc>
@@ -3361,7 +3469,6 @@
           <w:b/>
           <w:bCs/>
         </w:rPr>
-        <w:lastRenderedPageBreak/>
         <w:t>5. 기각된 안</w:t>
       </w:r>
     </w:p>
@@ -3369,7 +3476,7 @@
       <w:pPr>
         <w:numPr>
           <w:ilvl w:val="0"/>
-          <w:numId w:val="23"/>
+          <w:numId w:val="35"/>
         </w:numPr>
         <w:rPr>
           <w:b/>
@@ -3388,7 +3495,7 @@
       <w:pPr>
         <w:numPr>
           <w:ilvl w:val="0"/>
-          <w:numId w:val="23"/>
+          <w:numId w:val="35"/>
         </w:numPr>
         <w:rPr>
           <w:b/>
@@ -3407,7 +3514,7 @@
       <w:pPr>
         <w:numPr>
           <w:ilvl w:val="0"/>
-          <w:numId w:val="23"/>
+          <w:numId w:val="35"/>
         </w:numPr>
         <w:rPr>
           <w:b/>
@@ -3426,7 +3533,7 @@
       <w:pPr>
         <w:numPr>
           <w:ilvl w:val="0"/>
-          <w:numId w:val="23"/>
+          <w:numId w:val="35"/>
         </w:numPr>
         <w:rPr>
           <w:b/>
@@ -3445,7 +3552,7 @@
       <w:pPr>
         <w:numPr>
           <w:ilvl w:val="0"/>
-          <w:numId w:val="23"/>
+          <w:numId w:val="35"/>
         </w:numPr>
         <w:rPr>
           <w:b/>
@@ -3464,7 +3571,7 @@
       <w:pPr>
         <w:numPr>
           <w:ilvl w:val="0"/>
-          <w:numId w:val="23"/>
+          <w:numId w:val="35"/>
         </w:numPr>
         <w:rPr>
           <w:b/>
@@ -3483,7 +3590,7 @@
       <w:pPr>
         <w:numPr>
           <w:ilvl w:val="0"/>
-          <w:numId w:val="23"/>
+          <w:numId w:val="35"/>
         </w:numPr>
         <w:rPr>
           <w:b/>
@@ -3502,7 +3609,7 @@
       <w:pPr>
         <w:numPr>
           <w:ilvl w:val="0"/>
-          <w:numId w:val="23"/>
+          <w:numId w:val="35"/>
         </w:numPr>
         <w:rPr>
           <w:b/>
@@ -3514,6 +3621,7 @@
           <w:b/>
           <w:bCs/>
         </w:rPr>
+        <w:lastRenderedPageBreak/>
         <w:t>모바일 target-size: React Flow 컨트롤 버튼 !important 사이즈 override(28/32px) — 점수 미개선(원인이 사이즈 아닌 패널 겹침=반응형) + 핵이라 기각. 근본 해법은 모바일 폴백(2026-10-12)</w:t>
       </w:r>
     </w:p>
@@ -3521,7 +3629,7 @@
       <w:pPr>
         <w:numPr>
           <w:ilvl w:val="0"/>
-          <w:numId w:val="23"/>
+          <w:numId w:val="35"/>
         </w:numPr>
         <w:rPr>
           <w:b/>
@@ -3540,7 +3648,7 @@
       <w:pPr>
         <w:numPr>
           <w:ilvl w:val="0"/>
-          <w:numId w:val="23"/>
+          <w:numId w:val="35"/>
         </w:numPr>
         <w:rPr>
           <w:b/>
@@ -3559,7 +3667,7 @@
       <w:pPr>
         <w:numPr>
           <w:ilvl w:val="0"/>
-          <w:numId w:val="23"/>
+          <w:numId w:val="35"/>
         </w:numPr>
         <w:rPr>
           <w:b/>
@@ -3578,7 +3686,7 @@
       <w:pPr>
         <w:numPr>
           <w:ilvl w:val="0"/>
-          <w:numId w:val="23"/>
+          <w:numId w:val="35"/>
         </w:numPr>
         <w:rPr>
           <w:b/>
@@ -3595,72 +3703,78 @@
     </w:p>
     <w:p>
       <w:pPr>
-        <w:rPr>
-          <w:b/>
-          <w:bCs/>
-        </w:rPr>
-      </w:pPr>
-      <w:r>
-        <w:rPr>
-          <w:b/>
-          <w:bCs/>
-        </w:rPr>
-        <w:pict w14:anchorId="11EEC2EC">
-          <v:rect id="_x0000_i1143" style="width:0;height:1.5pt" o:hralign="center" o:hrstd="t" o:hr="t" fillcolor="#a0a0a0" stroked="f"/>
-        </w:pict>
+        <w:numPr>
+          <w:ilvl w:val="0"/>
+          <w:numId w:val="35"/>
+        </w:numPr>
+        <w:rPr>
+          <w:b/>
+          <w:bCs/>
+        </w:rPr>
+      </w:pPr>
+      <w:r>
+        <w:rPr>
+          <w:b/>
+          <w:bCs/>
+        </w:rPr>
+        <w:t>자료실 저장소로 SQLite — Render 무료 웹서비스 디스크가 휘발(스핀다운·재배포마다 초기화)이라 게시판 영속 불가. 기각(2026-10-18, Appendix J)</w:t>
       </w:r>
     </w:p>
     <w:p>
       <w:pPr>
-        <w:rPr>
-          <w:b/>
-          <w:bCs/>
-        </w:rPr>
-      </w:pPr>
-      <w:r>
-        <w:rPr>
-          <w:b/>
-          <w:bCs/>
-        </w:rPr>
-        <w:t>부록 A. 구현 현황 크로스체크 (2026-09-24, Cowork 세션)</w:t>
+        <w:numPr>
+          <w:ilvl w:val="0"/>
+          <w:numId w:val="35"/>
+        </w:numPr>
+        <w:rPr>
+          <w:b/>
+          <w:bCs/>
+        </w:rPr>
+      </w:pPr>
+      <w:r>
+        <w:rPr>
+          <w:b/>
+          <w:bCs/>
+        </w:rPr>
+        <w:t>자료실 Postgres 단독(폴백 없음) — 무료 Postgres 30일 만료 시 공개 뷰 하드 브레이크. 커밋 seed JSON 폴백 병행 채택(2026-10-18, Appendix J)</w:t>
       </w:r>
     </w:p>
     <w:p>
       <w:pPr>
-        <w:rPr>
-          <w:b/>
-          <w:bCs/>
-        </w:rPr>
-      </w:pPr>
-      <w:r>
-        <w:rPr>
-          <w:b/>
-          <w:bCs/>
-        </w:rPr>
-        <w:t xml:space="preserve">레포(github.com/trafalgalow32-bot/SafeLife-Atlas) v1 구현물을 결정 로그와 대조한 </w:t>
-      </w:r>
-      <w:r>
-        <w:rPr>
-          <w:b/>
-          <w:bCs/>
-        </w:rPr>
-        <w:lastRenderedPageBreak/>
-        <w:t>결과.</w:t>
+        <w:numPr>
+          <w:ilvl w:val="0"/>
+          <w:numId w:val="35"/>
+        </w:numPr>
+        <w:rPr>
+          <w:b/>
+          <w:bCs/>
+        </w:rPr>
+      </w:pPr>
+      <w:r>
+        <w:rPr>
+          <w:b/>
+          <w:bCs/>
+        </w:rPr>
+        <w:t>자료실 공개 회원가입/다중사용자 게시판(L3) — 규모 과다 + 보안 표면. 단일 관리자 write만(2026-10-18, Appendix J)</w:t>
       </w:r>
     </w:p>
     <w:p>
       <w:pPr>
-        <w:rPr>
-          <w:b/>
-          <w:bCs/>
-        </w:rPr>
-      </w:pPr>
-      <w:r>
-        <w:rPr>
-          <w:b/>
-          <w:bCs/>
-        </w:rPr>
-        <w:t>결정과 일치(양호): 보이스피싱 1개 도메인 수직 슬라이스(22노드) · React+React Flow · FastAPI · 레퍼런스 칩 드로어 하단 · 접근성 대체 뷰(간판 서사) · v2 대비 점수 필드 · 시급성-과기 갭 analytics 엔드포인트.</w:t>
+        <w:numPr>
+          <w:ilvl w:val="0"/>
+          <w:numId w:val="35"/>
+        </w:numPr>
+        <w:rPr>
+          <w:b/>
+          <w:bCs/>
+        </w:rPr>
+      </w:pPr>
+      <w:r>
+        <w:rPr>
+          <w:b/>
+          <w:bCs/>
+        </w:rPr>
+        <w:t>자료실 PDF 파일 자체 재호스팅 — 휘발성 디스크 + 라이선스 리스크. 공공누리 원문 URL 링크로 대체(2026-10-18, Appendix J)</w:t>
       </w:r>
     </w:p>
     <w:p>
@@ -3675,14 +3789,76 @@
           <w:b/>
           <w:bCs/>
         </w:rPr>
-        <w:t>이번 세션에서 처리:</w:t>
+        <w:pict w14:anchorId="1C766AE4">
+          <v:rect id="_x0000_i1154" style="width:0;height:1.5pt" o:hralign="center" o:hrstd="t" o:hr="t" fillcolor="#a0a0a0" stroked="f"/>
+        </w:pict>
       </w:r>
     </w:p>
     <w:p>
       <w:pPr>
+        <w:rPr>
+          <w:b/>
+          <w:bCs/>
+        </w:rPr>
+      </w:pPr>
+      <w:r>
+        <w:rPr>
+          <w:b/>
+          <w:bCs/>
+        </w:rPr>
+        <w:t>부록 A. 구현 현황 크로스체크 (2026-09-24, Cowork 세션)</w:t>
+      </w:r>
+    </w:p>
+    <w:p>
+      <w:pPr>
+        <w:rPr>
+          <w:b/>
+          <w:bCs/>
+        </w:rPr>
+      </w:pPr>
+      <w:r>
+        <w:rPr>
+          <w:b/>
+          <w:bCs/>
+        </w:rPr>
+        <w:t>레포(github.com/trafalgalow32-bot/SafeLife-Atlas) v1 구현물을 결정 로그와 대조한 결과.</w:t>
+      </w:r>
+    </w:p>
+    <w:p>
+      <w:pPr>
+        <w:rPr>
+          <w:b/>
+          <w:bCs/>
+        </w:rPr>
+      </w:pPr>
+      <w:r>
+        <w:rPr>
+          <w:b/>
+          <w:bCs/>
+        </w:rPr>
+        <w:t>결정과 일치(양호): 보이스피싱 1개 도메인 수직 슬라이스(22노드) · React+React Flow · FastAPI · 레퍼런스 칩 드로어 하단 · 접근성 대체 뷰(간판 서사) · v2 대비 점수 필드 · 시급성-과기 갭 analytics 엔드포인트.</w:t>
+      </w:r>
+    </w:p>
+    <w:p>
+      <w:pPr>
+        <w:rPr>
+          <w:b/>
+          <w:bCs/>
+        </w:rPr>
+      </w:pPr>
+      <w:r>
+        <w:rPr>
+          <w:b/>
+          <w:bCs/>
+        </w:rPr>
+        <w:t>이번 세션에서 처리:</w:t>
+      </w:r>
+    </w:p>
+    <w:p>
+      <w:pPr>
         <w:numPr>
           <w:ilvl w:val="0"/>
-          <w:numId w:val="24"/>
+          <w:numId w:val="36"/>
         </w:numPr>
         <w:rPr>
           <w:b/>
@@ -3694,6 +3870,7 @@
           <w:b/>
           <w:bCs/>
         </w:rPr>
+        <w:lastRenderedPageBreak/>
         <w:t>README 간판 서사대로 작성(보이스피싱 간판 + 전력수급 로드맵). "106명" 수치는 대외 문서에서 제외.</w:t>
       </w:r>
     </w:p>
@@ -3701,7 +3878,7 @@
       <w:pPr>
         <w:numPr>
           <w:ilvl w:val="0"/>
-          <w:numId w:val="24"/>
+          <w:numId w:val="36"/>
         </w:numPr>
         <w:rPr>
           <w:b/>
@@ -3720,7 +3897,7 @@
       <w:pPr>
         <w:numPr>
           <w:ilvl w:val="0"/>
-          <w:numId w:val="24"/>
+          <w:numId w:val="36"/>
         </w:numPr>
         <w:rPr>
           <w:b/>
@@ -3739,7 +3916,7 @@
       <w:pPr>
         <w:numPr>
           <w:ilvl w:val="0"/>
-          <w:numId w:val="24"/>
+          <w:numId w:val="36"/>
         </w:numPr>
         <w:rPr>
           <w:b/>
@@ -3758,7 +3935,7 @@
       <w:pPr>
         <w:numPr>
           <w:ilvl w:val="0"/>
-          <w:numId w:val="24"/>
+          <w:numId w:val="36"/>
         </w:numPr>
         <w:rPr>
           <w:b/>
@@ -3785,8 +3962,8 @@
           <w:b/>
           <w:bCs/>
         </w:rPr>
-        <w:pict w14:anchorId="0FB88E49">
-          <v:rect id="_x0000_i1144" style="width:0;height:1.5pt" o:hralign="center" o:hrstd="t" o:hr="t" fillcolor="#a0a0a0" stroked="f"/>
+        <w:pict w14:anchorId="05EF5B36">
+          <v:rect id="_x0000_i1155" style="width:0;height:1.5pt" o:hralign="center" o:hrstd="t" o:hr="t" fillcolor="#a0a0a0" stroked="f"/>
         </w:pict>
       </w:r>
     </w:p>
@@ -3839,7 +4016,7 @@
       <w:pPr>
         <w:numPr>
           <w:ilvl w:val="0"/>
-          <w:numId w:val="25"/>
+          <w:numId w:val="37"/>
         </w:numPr>
         <w:rPr>
           <w:b/>
@@ -3858,7 +4035,7 @@
       <w:pPr>
         <w:numPr>
           <w:ilvl w:val="0"/>
-          <w:numId w:val="25"/>
+          <w:numId w:val="37"/>
         </w:numPr>
         <w:rPr>
           <w:b/>
@@ -3877,7 +4054,7 @@
       <w:pPr>
         <w:numPr>
           <w:ilvl w:val="0"/>
-          <w:numId w:val="25"/>
+          <w:numId w:val="37"/>
         </w:numPr>
         <w:rPr>
           <w:b/>
@@ -3911,7 +4088,7 @@
       <w:pPr>
         <w:numPr>
           <w:ilvl w:val="0"/>
-          <w:numId w:val="26"/>
+          <w:numId w:val="38"/>
         </w:numPr>
         <w:rPr>
           <w:b/>
@@ -3931,22 +4108,14 @@
           <w:b/>
           <w:bCs/>
         </w:rPr>
-        <w:t xml:space="preserve"> 2026-HYBRID trend 필드가 런타임 전부 유실. 데이터·프론트 타입엔 trend_keyword/trend_weight가 있으나 백엔드 응답 스키마 </w:t>
-      </w:r>
-      <w:r>
-        <w:rPr>
-          <w:b/>
-          <w:bCs/>
-        </w:rPr>
-        <w:lastRenderedPageBreak/>
-        <w:t>ProblemNode·GapNode에 미선언 → response_model이 API 경계에서 잘라냄. 노드 드로어·AnalyticsPanel 키워드 둘 다 미표출(조용히 죽어 있었음).</w:t>
+        <w:t xml:space="preserve"> 2026-HYBRID trend 필드가 런타임 전부 유실. 데이터·프론트 타입엔 trend_keyword/trend_weight가 있으나 백엔드 응답 스키마 ProblemNode·GapNode에 미선언 → response_model이 API 경계에서 잘라냄. 노드 드로어·AnalyticsPanel 키워드 둘 다 미표출(조용히 죽어 있었음).</w:t>
       </w:r>
     </w:p>
     <w:p>
       <w:pPr>
         <w:numPr>
           <w:ilvl w:val="0"/>
-          <w:numId w:val="26"/>
+          <w:numId w:val="38"/>
         </w:numPr>
         <w:rPr>
           <w:b/>
@@ -3973,7 +4142,7 @@
       <w:pPr>
         <w:numPr>
           <w:ilvl w:val="0"/>
-          <w:numId w:val="26"/>
+          <w:numId w:val="38"/>
         </w:numPr>
         <w:rPr>
           <w:b/>
@@ -4000,7 +4169,7 @@
       <w:pPr>
         <w:numPr>
           <w:ilvl w:val="0"/>
-          <w:numId w:val="26"/>
+          <w:numId w:val="38"/>
         </w:numPr>
         <w:rPr>
           <w:b/>
@@ -4020,7 +4189,15 @@
           <w:b/>
           <w:bCs/>
         </w:rPr>
-        <w:t xml:space="preserve"> 좌측 노드 그래프 미표시 (React Flow #004). GraphCanvas 컨테이너 height:'100%'라 flex 체인에서 높이 0 → ReactFlow가 아무것도 못 그림. "그래프 없애기로 했었나?"의 실제 원인 = 의도적 제거 아님, 레이아웃 버그.</w:t>
+        <w:t xml:space="preserve"> 좌측 노드 그래프 미표시 (React Flow #004). GraphCanvas 컨테이너 </w:t>
+      </w:r>
+      <w:r>
+        <w:rPr>
+          <w:b/>
+          <w:bCs/>
+        </w:rPr>
+        <w:lastRenderedPageBreak/>
+        <w:t>height:'100%'라 flex 체인에서 높이 0 → ReactFlow가 아무것도 못 그림. "그래프 없애기로 했었나?"의 실제 원인 = 의도적 제거 아님, 레이아웃 버그.</w:t>
       </w:r>
     </w:p>
     <w:p>
@@ -4042,7 +4219,7 @@
       <w:pPr>
         <w:numPr>
           <w:ilvl w:val="0"/>
-          <w:numId w:val="27"/>
+          <w:numId w:val="39"/>
         </w:numPr>
         <w:rPr>
           <w:b/>
@@ -4069,7 +4246,7 @@
       <w:pPr>
         <w:numPr>
           <w:ilvl w:val="0"/>
-          <w:numId w:val="27"/>
+          <w:numId w:val="39"/>
         </w:numPr>
         <w:rPr>
           <w:b/>
@@ -4111,7 +4288,7 @@
       <w:pPr>
         <w:numPr>
           <w:ilvl w:val="0"/>
-          <w:numId w:val="27"/>
+          <w:numId w:val="39"/>
         </w:numPr>
         <w:rPr>
           <w:b/>
@@ -4146,8 +4323,8 @@
           <w:b/>
           <w:bCs/>
         </w:rPr>
-        <w:pict w14:anchorId="363742FD">
-          <v:rect id="_x0000_i1145" style="width:0;height:1.5pt" o:hralign="center" o:hrstd="t" o:hr="t" fillcolor="#a0a0a0" stroked="f"/>
+        <w:pict w14:anchorId="4A8AEACD">
+          <v:rect id="_x0000_i1156" style="width:0;height:1.5pt" o:hralign="center" o:hrstd="t" o:hr="t" fillcolor="#a0a0a0" stroked="f"/>
         </w:pict>
       </w:r>
     </w:p>
@@ -4200,7 +4377,7 @@
       <w:pPr>
         <w:numPr>
           <w:ilvl w:val="0"/>
-          <w:numId w:val="28"/>
+          <w:numId w:val="40"/>
         </w:numPr>
         <w:rPr>
           <w:b/>
@@ -4219,7 +4396,7 @@
       <w:pPr>
         <w:numPr>
           <w:ilvl w:val="0"/>
-          <w:numId w:val="28"/>
+          <w:numId w:val="40"/>
         </w:numPr>
         <w:rPr>
           <w:b/>
@@ -4238,7 +4415,7 @@
       <w:pPr>
         <w:numPr>
           <w:ilvl w:val="0"/>
-          <w:numId w:val="28"/>
+          <w:numId w:val="40"/>
         </w:numPr>
         <w:rPr>
           <w:b/>
@@ -4280,8 +4457,8 @@
           <w:b/>
           <w:bCs/>
         </w:rPr>
-        <w:pict w14:anchorId="0111ADCB">
-          <v:rect id="_x0000_i1146" style="width:0;height:1.5pt" o:hralign="center" o:hrstd="t" o:hr="t" fillcolor="#a0a0a0" stroked="f"/>
+        <w:pict w14:anchorId="4E5E9F8D">
+          <v:rect id="_x0000_i1157" style="width:0;height:1.5pt" o:hralign="center" o:hrstd="t" o:hr="t" fillcolor="#a0a0a0" stroked="f"/>
         </w:pict>
       </w:r>
     </w:p>
@@ -4297,7 +4474,6 @@
           <w:b/>
           <w:bCs/>
         </w:rPr>
-        <w:lastRenderedPageBreak/>
         <w:t>부록 D. 배포 (2026-10-09, Cowork 세션)</w:t>
       </w:r>
     </w:p>
@@ -4320,7 +4496,7 @@
       <w:pPr>
         <w:numPr>
           <w:ilvl w:val="0"/>
-          <w:numId w:val="29"/>
+          <w:numId w:val="41"/>
         </w:numPr>
         <w:rPr>
           <w:b/>
@@ -4339,7 +4515,7 @@
       <w:pPr>
         <w:numPr>
           <w:ilvl w:val="0"/>
-          <w:numId w:val="29"/>
+          <w:numId w:val="41"/>
         </w:numPr>
         <w:rPr>
           <w:b/>
@@ -4358,7 +4534,7 @@
       <w:pPr>
         <w:numPr>
           <w:ilvl w:val="0"/>
-          <w:numId w:val="29"/>
+          <w:numId w:val="41"/>
         </w:numPr>
         <w:rPr>
           <w:b/>
@@ -4370,6 +4546,7 @@
           <w:b/>
           <w:bCs/>
         </w:rPr>
+        <w:lastRenderedPageBreak/>
         <w:t>GitHub(main) push → 블루프린트 자동 재배포.</w:t>
       </w:r>
     </w:p>
@@ -4445,8 +4622,8 @@
           <w:b/>
           <w:bCs/>
         </w:rPr>
-        <w:pict w14:anchorId="1E44FBF8">
-          <v:rect id="_x0000_i1147" style="width:0;height:1.5pt" o:hralign="center" o:hrstd="t" o:hr="t" fillcolor="#a0a0a0" stroked="f"/>
+        <w:pict w14:anchorId="1F1BBF56">
+          <v:rect id="_x0000_i1158" style="width:0;height:1.5pt" o:hralign="center" o:hrstd="t" o:hr="t" fillcolor="#a0a0a0" stroked="f"/>
         </w:pict>
       </w:r>
     </w:p>
@@ -4537,8 +4714,8 @@
           <w:b/>
           <w:bCs/>
         </w:rPr>
-        <w:pict w14:anchorId="57832DEA">
-          <v:rect id="_x0000_i1148" style="width:0;height:1.5pt" o:hralign="center" o:hrstd="t" o:hr="t" fillcolor="#a0a0a0" stroked="f"/>
+        <w:pict w14:anchorId="06881B4A">
+          <v:rect id="_x0000_i1159" style="width:0;height:1.5pt" o:hralign="center" o:hrstd="t" o:hr="t" fillcolor="#a0a0a0" stroked="f"/>
         </w:pict>
       </w:r>
     </w:p>
@@ -4584,7 +4761,6 @@
           <w:b/>
           <w:bCs/>
         </w:rPr>
-        <w:lastRenderedPageBreak/>
         <w:t xml:space="preserve">교체값: #0284c7→#0369a1(sky-700), #16a34a→#15803d(green-700), #94a3b8→#64748b(slate-500: slate-600은 과함), #d97706→#b45309(amber-700: amber-800 불필요). 실질 범위: "6곳" → sed가 Gap Top3 주황 1곳 더 잡아 실질 7곳. CustomProblemNode.tsx:16의 #94a3b8은 노드 테두리(텍스트 아님)라 비대상·미변경. 검증(1차, 수학): 밝은 배경 전부 재계산 → 통과. </w:t>
       </w:r>
       <w:r>
@@ -4615,8 +4791,9 @@
           <w:b/>
           <w:bCs/>
         </w:rPr>
-        <w:pict w14:anchorId="5E8540A9">
-          <v:rect id="_x0000_i1149" style="width:0;height:1.5pt" o:hralign="center" o:hrstd="t" o:hr="t" fillcolor="#a0a0a0" stroked="f"/>
+        <w:lastRenderedPageBreak/>
+        <w:pict w14:anchorId="2E8B9F94">
+          <v:rect id="_x0000_i1160" style="width:0;height:1.5pt" o:hralign="center" o:hrstd="t" o:hr="t" fillcolor="#a0a0a0" stroked="f"/>
         </w:pict>
       </w:r>
     </w:p>
@@ -4745,8 +4922,8 @@
           <w:b/>
           <w:bCs/>
         </w:rPr>
-        <w:pict w14:anchorId="390E830A">
-          <v:rect id="_x0000_i1150" style="width:0;height:1.5pt" o:hralign="center" o:hrstd="t" o:hr="t" fillcolor="#a0a0a0" stroked="f"/>
+        <w:pict w14:anchorId="3D75C55C">
+          <v:rect id="_x0000_i1161" style="width:0;height:1.5pt" o:hralign="center" o:hrstd="t" o:hr="t" fillcolor="#a0a0a0" stroked="f"/>
         </w:pict>
       </w:r>
     </w:p>
@@ -4807,15 +4984,7 @@
           <w:b/>
           <w:bCs/>
         </w:rPr>
-        <w:t>3) 와이어프레임 (Design 캔버스). 홈/도메인 상세/자료실/소개 4화면. 히어로 "과학기술</w:t>
-      </w:r>
-      <w:r>
-        <w:rPr>
-          <w:b/>
-          <w:bCs/>
-        </w:rPr>
-        <w:lastRenderedPageBreak/>
-        <w:t>로 해결하는 사회문제 · 사회문제해결 R&amp;D"(분야 소개). KISTEP 출처 credit으로만.</w:t>
+        <w:t>3) 와이어프레임 (Design 캔버스). 홈/도메인 상세/자료실/소개 4화면. 히어로 "과학기술로 해결하는 사회문제 · 사회문제해결 R&amp;D"(분야 소개). KISTEP 출처 credit으로만.</w:t>
       </w:r>
     </w:p>
     <w:p>
@@ -4845,7 +5014,15 @@
           <w:b/>
           <w:bCs/>
         </w:rPr>
-        <w:t>환경 메모: 사용자 Windows(C:\KHK\SafeLife-Atlas) 연결, device_bash(리눅스 VM) 작업. git push는 사용자가 Windows에서 직접(VM 자격증명 없음). 연결폴더 lock/임시파일 삭제엔 권한 승인 필요.</w:t>
+        <w:t xml:space="preserve">환경 메모: 사용자 Windows(C:\KHK\SafeLife-Atlas) 연결, device_bash(리눅스 VM) </w:t>
+      </w:r>
+      <w:r>
+        <w:rPr>
+          <w:b/>
+          <w:bCs/>
+        </w:rPr>
+        <w:lastRenderedPageBreak/>
+        <w:t>작업. git push는 사용자가 Windows에서 직접(VM 자격증명 없음). 연결폴더 lock/임시파일 삭제엔 권한 승인 필요.</w:t>
       </w:r>
     </w:p>
     <w:p>
@@ -4860,8 +5037,8 @@
           <w:b/>
           <w:bCs/>
         </w:rPr>
-        <w:pict w14:anchorId="7CC5E2D5">
-          <v:rect id="_x0000_i1151" style="width:0;height:1.5pt" o:hralign="center" o:hrstd="t" o:hr="t" fillcolor="#a0a0a0" stroked="f"/>
+        <w:pict w14:anchorId="6A213708">
+          <v:rect id="_x0000_i1162" style="width:0;height:1.5pt" o:hralign="center" o:hrstd="t" o:hr="t" fillcolor="#a0a0a0" stroked="f"/>
         </w:pict>
       </w:r>
     </w:p>
@@ -4914,7 +5091,7 @@
       <w:pPr>
         <w:numPr>
           <w:ilvl w:val="0"/>
-          <w:numId w:val="30"/>
+          <w:numId w:val="42"/>
         </w:numPr>
         <w:rPr>
           <w:b/>
@@ -4933,7 +5110,7 @@
       <w:pPr>
         <w:numPr>
           <w:ilvl w:val="0"/>
-          <w:numId w:val="30"/>
+          <w:numId w:val="42"/>
         </w:numPr>
         <w:rPr>
           <w:b/>
@@ -4952,7 +5129,7 @@
       <w:pPr>
         <w:numPr>
           <w:ilvl w:val="0"/>
-          <w:numId w:val="30"/>
+          <w:numId w:val="42"/>
         </w:numPr>
         <w:rPr>
           <w:b/>
@@ -4971,7 +5148,7 @@
       <w:pPr>
         <w:numPr>
           <w:ilvl w:val="0"/>
-          <w:numId w:val="30"/>
+          <w:numId w:val="42"/>
         </w:numPr>
         <w:rPr>
           <w:b/>
@@ -4990,7 +5167,7 @@
       <w:pPr>
         <w:numPr>
           <w:ilvl w:val="0"/>
-          <w:numId w:val="30"/>
+          <w:numId w:val="42"/>
         </w:numPr>
         <w:rPr>
           <w:b/>
@@ -5009,7 +5186,7 @@
       <w:pPr>
         <w:numPr>
           <w:ilvl w:val="0"/>
-          <w:numId w:val="30"/>
+          <w:numId w:val="42"/>
         </w:numPr>
         <w:rPr>
           <w:b/>
@@ -5043,7 +5220,7 @@
       <w:pPr>
         <w:numPr>
           <w:ilvl w:val="0"/>
-          <w:numId w:val="31"/>
+          <w:numId w:val="43"/>
         </w:numPr>
         <w:rPr>
           <w:b/>
@@ -5062,7 +5239,7 @@
       <w:pPr>
         <w:numPr>
           <w:ilvl w:val="0"/>
-          <w:numId w:val="31"/>
+          <w:numId w:val="43"/>
         </w:numPr>
         <w:rPr>
           <w:b/>
@@ -5074,7 +5251,6 @@
           <w:b/>
           <w:bCs/>
         </w:rPr>
-        <w:lastRenderedPageBreak/>
         <w:t>grep으로 밝은 배경 위 #94a3b8(흰 2.56, AA 미달) 추출: HomePage 3 + DomainDetailPage 5곳. ShellLayout 2곳(헤더 부제·푸터)은 다크 네이비 위 6.96 통과 → 보존(부록 G 함정 재적용). → 7곳 #64748b(4.76) 교체. CustomProblemNode #94a3b8은 테두리라 비대상·유지.</w:t>
       </w:r>
     </w:p>
@@ -5097,7 +5273,7 @@
       <w:pPr>
         <w:numPr>
           <w:ilvl w:val="0"/>
-          <w:numId w:val="32"/>
+          <w:numId w:val="44"/>
         </w:numPr>
         <w:rPr>
           <w:b/>
@@ -5109,6 +5285,7 @@
           <w:b/>
           <w:bCs/>
         </w:rPr>
+        <w:lastRenderedPageBreak/>
         <w:t>측정: 라이브 URL egress 차단 → 부록 E·G와 동일 재현(GitHub clone 11f67f5 + 미커밋 hex 치환 = 워킹트리 동일 / FastAPI :8000 22노드 / vite build+preview :4173 SPA 폴백 / headless Chromium + Lighthouse 13.5.0). 번들 해시가 디바이스 빌드와 일치 → 재현 정확성 확인.</w:t>
       </w:r>
     </w:p>
@@ -5116,7 +5293,7 @@
       <w:pPr>
         <w:numPr>
           <w:ilvl w:val="0"/>
-          <w:numId w:val="32"/>
+          <w:numId w:val="44"/>
         </w:numPr>
         <w:rPr>
           <w:b/>
@@ -5143,7 +5320,7 @@
       <w:pPr>
         <w:numPr>
           <w:ilvl w:val="1"/>
-          <w:numId w:val="32"/>
+          <w:numId w:val="44"/>
         </w:numPr>
         <w:rPr>
           <w:b/>
@@ -5162,7 +5339,7 @@
       <w:pPr>
         <w:numPr>
           <w:ilvl w:val="0"/>
-          <w:numId w:val="32"/>
+          <w:numId w:val="44"/>
         </w:numPr>
         <w:rPr>
           <w:b/>
@@ -5514,7 +5691,7 @@
       <w:pPr>
         <w:numPr>
           <w:ilvl w:val="0"/>
-          <w:numId w:val="33"/>
+          <w:numId w:val="45"/>
         </w:numPr>
         <w:rPr>
           <w:b/>
@@ -5533,7 +5710,7 @@
       <w:pPr>
         <w:numPr>
           <w:ilvl w:val="0"/>
-          <w:numId w:val="33"/>
+          <w:numId w:val="45"/>
         </w:numPr>
         <w:rPr>
           <w:b/>
@@ -5552,7 +5729,7 @@
       <w:pPr>
         <w:numPr>
           <w:ilvl w:val="0"/>
-          <w:numId w:val="33"/>
+          <w:numId w:val="45"/>
         </w:numPr>
         <w:rPr>
           <w:b/>
@@ -5564,7 +5741,6 @@
           <w:b/>
           <w:bCs/>
         </w:rPr>
-        <w:lastRenderedPageBreak/>
         <w:t>이번 측정은 커밋·push 후 라이브 재확인이 아님. "현재 워킹트리 기준 100" 확정까지. → 이후 사용자 커밋·push 완료.</w:t>
       </w:r>
     </w:p>
@@ -5581,6 +5757,930 @@
           <w:bCs/>
         </w:rPr>
         <w:t>산출물: 재감사 JSON 리포트(컨테이너, 비영구). docs/lighthouse/ 스크린샷 갱신은 후속(선택).</w:t>
+      </w:r>
+    </w:p>
+    <w:p>
+      <w:pPr>
+        <w:rPr>
+          <w:b/>
+          <w:bCs/>
+        </w:rPr>
+      </w:pPr>
+      <w:r>
+        <w:rPr>
+          <w:b/>
+          <w:bCs/>
+        </w:rPr>
+        <w:pict w14:anchorId="17491B3B">
+          <v:rect id="_x0000_i1163" style="width:0;height:1.5pt" o:hralign="center" o:hrstd="t" o:hr="t" fillcolor="#a0a0a0" stroked="f"/>
+        </w:pict>
+      </w:r>
+    </w:p>
+    <w:p>
+      <w:pPr>
+        <w:rPr>
+          <w:b/>
+          <w:bCs/>
+        </w:rPr>
+      </w:pPr>
+      <w:r>
+        <w:rPr>
+          <w:b/>
+          <w:bCs/>
+        </w:rPr>
+        <w:lastRenderedPageBreak/>
+        <w:t>부록 J. 자료실 실데이터 방향 = L2 관리자 검토·발행 게시판 (2026-10-18, Cowork 세션 — 설계 확정, 구현 착수 전)</w:t>
+      </w:r>
+    </w:p>
+    <w:p>
+      <w:pPr>
+        <w:rPr>
+          <w:b/>
+          <w:bCs/>
+        </w:rPr>
+      </w:pPr>
+      <w:r>
+        <w:rPr>
+          <w:b/>
+          <w:bCs/>
+        </w:rPr>
+        <w:t>맥락: 다음 작업 1 "실데이터 탑재"를 구체화하던 중, 사용자가 NTIS 사회문제해결플랫폼 '알림' 게시판의 실무 경험을 환기 — 관리자 권한을 별도 부여받아 격주로 내부 검토 끝낸 자료를 업로드하던 워크플로. "견본만 올리는가, 게시판식으로 올릴 수 있게 하는가?" 질문 → 레벨 정리 후 L2 채택.</w:t>
+      </w:r>
+    </w:p>
+    <w:p>
+      <w:pPr>
+        <w:rPr>
+          <w:b/>
+          <w:bCs/>
+        </w:rPr>
+      </w:pPr>
+      <w:r>
+        <w:rPr>
+          <w:b/>
+          <w:bCs/>
+        </w:rPr>
+        <w:t>레벨 정리:</w:t>
+      </w:r>
+    </w:p>
+    <w:p>
+      <w:pPr>
+        <w:numPr>
+          <w:ilvl w:val="0"/>
+          <w:numId w:val="46"/>
+        </w:numPr>
+        <w:rPr>
+          <w:b/>
+          <w:bCs/>
+        </w:rPr>
+      </w:pPr>
+      <w:r>
+        <w:rPr>
+          <w:b/>
+          <w:bCs/>
+        </w:rPr>
+        <w:t>L1 = 정적 큐레이션(현재. archive.ts에 직접 적고 재배포).</w:t>
+      </w:r>
+    </w:p>
+    <w:p>
+      <w:pPr>
+        <w:numPr>
+          <w:ilvl w:val="0"/>
+          <w:numId w:val="46"/>
+        </w:numPr>
+        <w:rPr>
+          <w:b/>
+          <w:bCs/>
+        </w:rPr>
+      </w:pPr>
+      <w:r>
+        <w:rPr>
+          <w:b/>
+          <w:bCs/>
+        </w:rPr>
+        <w:t>L2 = DB + 관리자 전용 write (채택). 로그인/권한 + 검토→발행. NTIS 실무와 매핑.</w:t>
+      </w:r>
+    </w:p>
+    <w:p>
+      <w:pPr>
+        <w:numPr>
+          <w:ilvl w:val="0"/>
+          <w:numId w:val="46"/>
+        </w:numPr>
+        <w:rPr>
+          <w:b/>
+          <w:bCs/>
+        </w:rPr>
+      </w:pPr>
+      <w:r>
+        <w:rPr>
+          <w:b/>
+          <w:bCs/>
+        </w:rPr>
+        <w:t>L3 = 공개 다중사용자 게시판 — 기각(규모·보안, 섹션 5).</w:t>
+      </w:r>
+    </w:p>
+    <w:p>
+      <w:pPr>
+        <w:rPr>
+          <w:b/>
+          <w:bCs/>
+        </w:rPr>
+      </w:pPr>
+      <w:r>
+        <w:rPr>
+          <w:b/>
+          <w:bCs/>
+        </w:rPr>
+        <w:t>채택 근거(일석삼조): ① 실데이터 연결의 그릇, ② 미결 "백엔드 두께(DB 계층)" 해소, ③ 실무 서사(관리자 권한·격주 검토 업로드) 재현. 차별점은 CRUD 기계가 아니라 "검토→발행 워크플로 + 공공데이터 라이선스 규율" — Spring CRUD 게시판 기각 이유(진부)를 이 포지셔닝으로 회피.</w:t>
+      </w:r>
+    </w:p>
+    <w:p>
+      <w:pPr>
+        <w:rPr>
+          <w:b/>
+          <w:bCs/>
+        </w:rPr>
+      </w:pPr>
+      <w:r>
+        <w:rPr>
+          <w:b/>
+          <w:bCs/>
+        </w:rPr>
+        <w:t>Render 무료 영속성 제약(사실 확인, docs.render.com/free):</w:t>
+      </w:r>
+    </w:p>
+    <w:p>
+      <w:pPr>
+        <w:numPr>
+          <w:ilvl w:val="0"/>
+          <w:numId w:val="47"/>
+        </w:numPr>
+        <w:rPr>
+          <w:b/>
+          <w:bCs/>
+        </w:rPr>
+      </w:pPr>
+      <w:r>
+        <w:rPr>
+          <w:b/>
+          <w:bCs/>
+        </w:rPr>
+        <w:t>무료 Postgres: 생성 30일 후 만료(+14일 유예 후 삭제), 1GB, 백업 없음, 워크스페이스당 1개.</w:t>
+      </w:r>
+    </w:p>
+    <w:p>
+      <w:pPr>
+        <w:numPr>
+          <w:ilvl w:val="0"/>
+          <w:numId w:val="47"/>
+        </w:numPr>
+        <w:rPr>
+          <w:b/>
+          <w:bCs/>
+        </w:rPr>
+      </w:pPr>
+      <w:r>
+        <w:rPr>
+          <w:b/>
+          <w:bCs/>
+        </w:rPr>
+        <w:t>무료 웹서비스 디스크: 휘발성 — SQLite·업로드 파일이 재배포·재시작·스핀다운(15분 유휴)마다 초기화.</w:t>
+      </w:r>
+    </w:p>
+    <w:p>
+      <w:pPr>
+        <w:numPr>
+          <w:ilvl w:val="0"/>
+          <w:numId w:val="47"/>
+        </w:numPr>
+        <w:rPr>
+          <w:b/>
+          <w:bCs/>
+        </w:rPr>
+      </w:pPr>
+      <w:r>
+        <w:rPr>
+          <w:b/>
+          <w:bCs/>
+        </w:rPr>
+        <w:t>→ SQLite 탈락, Postgres는 30일 시한부. 설계가 이 제약을 흡수해야 함.</w:t>
+      </w:r>
+    </w:p>
+    <w:p>
+      <w:pPr>
+        <w:rPr>
+          <w:b/>
+          <w:bCs/>
+        </w:rPr>
+      </w:pPr>
+      <w:r>
+        <w:rPr>
+          <w:b/>
+          <w:bCs/>
+        </w:rPr>
+        <w:t>확정 아키텍처:</w:t>
+      </w:r>
+    </w:p>
+    <w:p>
+      <w:pPr>
+        <w:numPr>
+          <w:ilvl w:val="0"/>
+          <w:numId w:val="48"/>
+        </w:numPr>
+        <w:rPr>
+          <w:b/>
+          <w:bCs/>
+        </w:rPr>
+      </w:pPr>
+      <w:r>
+        <w:rPr>
+          <w:b/>
+          <w:bCs/>
+        </w:rPr>
+        <w:t>공개 영속층 = 커밋된 seed JSON(git). 발행본 = 백엔드가 이 JSON 서빙. git에 사니 만료·스핀다운·재배포에 안 깨짐.</w:t>
+      </w:r>
+    </w:p>
+    <w:p>
+      <w:pPr>
+        <w:numPr>
+          <w:ilvl w:val="0"/>
+          <w:numId w:val="48"/>
+        </w:numPr>
+        <w:rPr>
+          <w:b/>
+          <w:bCs/>
+        </w:rPr>
+      </w:pPr>
+      <w:r>
+        <w:rPr>
+          <w:b/>
+          <w:bCs/>
+        </w:rPr>
+        <w:t>관리자 쓰기 = Postgres. draft → review → published 상태. 공개는 published만.</w:t>
+      </w:r>
+    </w:p>
+    <w:p>
+      <w:pPr>
+        <w:numPr>
+          <w:ilvl w:val="0"/>
+          <w:numId w:val="48"/>
+        </w:numPr>
+        <w:rPr>
+          <w:b/>
+          <w:bCs/>
+        </w:rPr>
+      </w:pPr>
+      <w:r>
+        <w:rPr>
+          <w:b/>
+          <w:bCs/>
+        </w:rPr>
+        <w:t>폴백: 백엔드는 DB 우선, DB 비었/만료/불가 시 seed JSON으로 폴백 → 공개 뷰 하드 브레이크 없음.</w:t>
+      </w:r>
+    </w:p>
+    <w:p>
+      <w:pPr>
+        <w:numPr>
+          <w:ilvl w:val="0"/>
+          <w:numId w:val="48"/>
+        </w:numPr>
+        <w:rPr>
+          <w:b/>
+          <w:bCs/>
+        </w:rPr>
+      </w:pPr>
+      <w:r>
+        <w:rPr>
+          <w:b/>
+          <w:bCs/>
+        </w:rPr>
+        <w:t>"발행"의 의미 = 검토 끝난 자료가 seed(영속층)에 반영 → 격주 검토·업로드 실</w:t>
+      </w:r>
+      <w:r>
+        <w:rPr>
+          <w:b/>
+          <w:bCs/>
+        </w:rPr>
+        <w:lastRenderedPageBreak/>
+        <w:t>무 사이클과 매핑.</w:t>
+      </w:r>
+    </w:p>
+    <w:p>
+      <w:pPr>
+        <w:numPr>
+          <w:ilvl w:val="0"/>
+          <w:numId w:val="48"/>
+        </w:numPr>
+        <w:rPr>
+          <w:b/>
+          <w:bCs/>
+        </w:rPr>
+      </w:pPr>
+      <w:r>
+        <w:rPr>
+          <w:b/>
+          <w:bCs/>
+        </w:rPr>
+        <w:t>인증 = 단일 관리자(env 자격증명, JWT). 공개 회원가입 없음.</w:t>
+      </w:r>
+    </w:p>
+    <w:p>
+      <w:pPr>
+        <w:numPr>
+          <w:ilvl w:val="0"/>
+          <w:numId w:val="48"/>
+        </w:numPr>
+        <w:rPr>
+          <w:b/>
+          <w:bCs/>
+        </w:rPr>
+      </w:pPr>
+      <w:r>
+        <w:rPr>
+          <w:b/>
+          <w:bCs/>
+        </w:rPr>
+        <w:t>파일 = 공공누리 원문 URL 링크(재호스팅 X). 휘발성 디스크 회피 + 라이선스상 원문 링크가 정확. (ArchiveItem.url? 이미 준비됨.)</w:t>
+      </w:r>
+    </w:p>
+    <w:p>
+      <w:pPr>
+        <w:numPr>
+          <w:ilvl w:val="0"/>
+          <w:numId w:val="48"/>
+        </w:numPr>
+        <w:rPr>
+          <w:b/>
+          <w:bCs/>
+        </w:rPr>
+      </w:pPr>
+      <w:r>
+        <w:rPr>
+          <w:b/>
+          <w:bCs/>
+        </w:rPr>
+        <w:t>보안 표면(정직성): 공개 로그인 = 공격 표면. 완화 = 강한 env 비번 + 레이트리밋 + 관리자 권한을 자료실 콘텐츠에만 한정(그 외 읽기전용).</w:t>
+      </w:r>
+    </w:p>
+    <w:p>
+      <w:pPr>
+        <w:rPr>
+          <w:b/>
+          <w:bCs/>
+        </w:rPr>
+      </w:pPr>
+      <w:r>
+        <w:rPr>
+          <w:b/>
+          <w:bCs/>
+        </w:rPr>
+        <w:t>수직 슬라이스(각 독립 배포, "항상 배포 상태 유지"):</w:t>
+      </w:r>
+    </w:p>
+    <w:tbl>
+      <w:tblPr>
+        <w:tblW w:w="0" w:type="auto"/>
+        <w:tblCellSpacing w:w="15" w:type="dxa"/>
+        <w:tblCellMar>
+          <w:top w:w="15" w:type="dxa"/>
+          <w:left w:w="15" w:type="dxa"/>
+          <w:bottom w:w="15" w:type="dxa"/>
+          <w:right w:w="15" w:type="dxa"/>
+        </w:tblCellMar>
+        <w:tblLook w:val="04A0" w:firstRow="1" w:lastRow="0" w:firstColumn="1" w:lastColumn="0" w:noHBand="0" w:noVBand="1"/>
+      </w:tblPr>
+      <w:tblGrid>
+        <w:gridCol w:w="209"/>
+        <w:gridCol w:w="7322"/>
+        <w:gridCol w:w="1495"/>
+      </w:tblGrid>
+      <w:tr>
+        <w:trPr>
+          <w:tblHeader/>
+          <w:tblCellSpacing w:w="15" w:type="dxa"/>
+        </w:trPr>
+        <w:tc>
+          <w:tcPr>
+            <w:tcW w:w="0" w:type="auto"/>
+            <w:vAlign w:val="center"/>
+            <w:hideMark/>
+          </w:tcPr>
+          <w:p>
+            <w:pPr>
+              <w:rPr>
+                <w:b/>
+                <w:bCs/>
+              </w:rPr>
+            </w:pPr>
+            <w:r>
+              <w:rPr>
+                <w:b/>
+                <w:bCs/>
+              </w:rPr>
+              <w:t>#</w:t>
+            </w:r>
+          </w:p>
+        </w:tc>
+        <w:tc>
+          <w:tcPr>
+            <w:tcW w:w="0" w:type="auto"/>
+            <w:vAlign w:val="center"/>
+            <w:hideMark/>
+          </w:tcPr>
+          <w:p>
+            <w:pPr>
+              <w:rPr>
+                <w:b/>
+                <w:bCs/>
+              </w:rPr>
+            </w:pPr>
+            <w:r>
+              <w:rPr>
+                <w:b/>
+                <w:bCs/>
+              </w:rPr>
+              <w:t>내용</w:t>
+            </w:r>
+          </w:p>
+        </w:tc>
+        <w:tc>
+          <w:tcPr>
+            <w:tcW w:w="0" w:type="auto"/>
+            <w:vAlign w:val="center"/>
+            <w:hideMark/>
+          </w:tcPr>
+          <w:p>
+            <w:pPr>
+              <w:rPr>
+                <w:b/>
+                <w:bCs/>
+              </w:rPr>
+            </w:pPr>
+            <w:r>
+              <w:rPr>
+                <w:b/>
+                <w:bCs/>
+              </w:rPr>
+              <w:t>배포 시 공개 화면</w:t>
+            </w:r>
+          </w:p>
+        </w:tc>
+      </w:tr>
+      <w:tr>
+        <w:trPr>
+          <w:tblCellSpacing w:w="15" w:type="dxa"/>
+        </w:trPr>
+        <w:tc>
+          <w:tcPr>
+            <w:tcW w:w="0" w:type="auto"/>
+            <w:vAlign w:val="center"/>
+            <w:hideMark/>
+          </w:tcPr>
+          <w:p>
+            <w:pPr>
+              <w:rPr>
+                <w:b/>
+                <w:bCs/>
+              </w:rPr>
+            </w:pPr>
+            <w:r>
+              <w:rPr>
+                <w:b/>
+                <w:bCs/>
+              </w:rPr>
+              <w:t>0</w:t>
+            </w:r>
+          </w:p>
+        </w:tc>
+        <w:tc>
+          <w:tcPr>
+            <w:tcW w:w="0" w:type="auto"/>
+            <w:vAlign w:val="center"/>
+            <w:hideMark/>
+          </w:tcPr>
+          <w:p>
+            <w:pPr>
+              <w:rPr>
+                <w:b/>
+                <w:bCs/>
+              </w:rPr>
+            </w:pPr>
+            <w:r>
+              <w:rPr>
+                <w:b/>
+                <w:bCs/>
+              </w:rPr>
+              <w:t>자료실 archive.ts(프론트 정적) → 백엔드 GET /archive(seed JSON). 프론트는 API 소비</w:t>
+            </w:r>
+          </w:p>
+        </w:tc>
+        <w:tc>
+          <w:tcPr>
+            <w:tcW w:w="0" w:type="auto"/>
+            <w:vAlign w:val="center"/>
+            <w:hideMark/>
+          </w:tcPr>
+          <w:p>
+            <w:pPr>
+              <w:rPr>
+                <w:b/>
+                <w:bCs/>
+              </w:rPr>
+            </w:pPr>
+            <w:r>
+              <w:rPr>
+                <w:b/>
+                <w:bCs/>
+              </w:rPr>
+              <w:t>동일(무변화)</w:t>
+            </w:r>
+          </w:p>
+        </w:tc>
+      </w:tr>
+      <w:tr>
+        <w:trPr>
+          <w:tblCellSpacing w:w="15" w:type="dxa"/>
+        </w:trPr>
+        <w:tc>
+          <w:tcPr>
+            <w:tcW w:w="0" w:type="auto"/>
+            <w:vAlign w:val="center"/>
+            <w:hideMark/>
+          </w:tcPr>
+          <w:p>
+            <w:pPr>
+              <w:rPr>
+                <w:b/>
+                <w:bCs/>
+              </w:rPr>
+            </w:pPr>
+            <w:r>
+              <w:rPr>
+                <w:b/>
+                <w:bCs/>
+              </w:rPr>
+              <w:t>1</w:t>
+            </w:r>
+          </w:p>
+        </w:tc>
+        <w:tc>
+          <w:tcPr>
+            <w:tcW w:w="0" w:type="auto"/>
+            <w:vAlign w:val="center"/>
+            <w:hideMark/>
+          </w:tcPr>
+          <w:p>
+            <w:pPr>
+              <w:rPr>
+                <w:b/>
+                <w:bCs/>
+              </w:rPr>
+            </w:pPr>
+            <w:r>
+              <w:rPr>
+                <w:b/>
+                <w:bCs/>
+              </w:rPr>
+              <w:t>Postgres 도입(SQLModel). DB 우선·seed 폴백. render.yaml + Render DB 프로비저닝(사용자)</w:t>
+            </w:r>
+          </w:p>
+        </w:tc>
+        <w:tc>
+          <w:tcPr>
+            <w:tcW w:w="0" w:type="auto"/>
+            <w:vAlign w:val="center"/>
+            <w:hideMark/>
+          </w:tcPr>
+          <w:p>
+            <w:pPr>
+              <w:rPr>
+                <w:b/>
+                <w:bCs/>
+              </w:rPr>
+            </w:pPr>
+            <w:r>
+              <w:rPr>
+                <w:b/>
+                <w:bCs/>
+              </w:rPr>
+              <w:t>동일</w:t>
+            </w:r>
+          </w:p>
+        </w:tc>
+      </w:tr>
+      <w:tr>
+        <w:trPr>
+          <w:tblCellSpacing w:w="15" w:type="dxa"/>
+        </w:trPr>
+        <w:tc>
+          <w:tcPr>
+            <w:tcW w:w="0" w:type="auto"/>
+            <w:vAlign w:val="center"/>
+            <w:hideMark/>
+          </w:tcPr>
+          <w:p>
+            <w:pPr>
+              <w:rPr>
+                <w:b/>
+                <w:bCs/>
+              </w:rPr>
+            </w:pPr>
+            <w:r>
+              <w:rPr>
+                <w:b/>
+                <w:bCs/>
+              </w:rPr>
+              <w:t>2</w:t>
+            </w:r>
+          </w:p>
+        </w:tc>
+        <w:tc>
+          <w:tcPr>
+            <w:tcW w:w="0" w:type="auto"/>
+            <w:vAlign w:val="center"/>
+            <w:hideMark/>
+          </w:tcPr>
+          <w:p>
+            <w:pPr>
+              <w:rPr>
+                <w:b/>
+                <w:bCs/>
+              </w:rPr>
+            </w:pPr>
+            <w:r>
+              <w:rPr>
+                <w:b/>
+                <w:bCs/>
+              </w:rPr>
+              <w:t>관리자 인증(env 자격·JWT) + 보호된 쓰기 엔드포인트</w:t>
+            </w:r>
+          </w:p>
+        </w:tc>
+        <w:tc>
+          <w:tcPr>
+            <w:tcW w:w="0" w:type="auto"/>
+            <w:vAlign w:val="center"/>
+            <w:hideMark/>
+          </w:tcPr>
+          <w:p>
+            <w:pPr>
+              <w:rPr>
+                <w:b/>
+                <w:bCs/>
+              </w:rPr>
+            </w:pPr>
+            <w:r>
+              <w:rPr>
+                <w:b/>
+                <w:bCs/>
+              </w:rPr>
+              <w:t>동일</w:t>
+            </w:r>
+          </w:p>
+        </w:tc>
+      </w:tr>
+      <w:tr>
+        <w:trPr>
+          <w:tblCellSpacing w:w="15" w:type="dxa"/>
+        </w:trPr>
+        <w:tc>
+          <w:tcPr>
+            <w:tcW w:w="0" w:type="auto"/>
+            <w:vAlign w:val="center"/>
+            <w:hideMark/>
+          </w:tcPr>
+          <w:p>
+            <w:pPr>
+              <w:rPr>
+                <w:b/>
+                <w:bCs/>
+              </w:rPr>
+            </w:pPr>
+            <w:r>
+              <w:rPr>
+                <w:b/>
+                <w:bCs/>
+              </w:rPr>
+              <w:t>3</w:t>
+            </w:r>
+          </w:p>
+        </w:tc>
+        <w:tc>
+          <w:tcPr>
+            <w:tcW w:w="0" w:type="auto"/>
+            <w:vAlign w:val="center"/>
+            <w:hideMark/>
+          </w:tcPr>
+          <w:p>
+            <w:pPr>
+              <w:rPr>
+                <w:b/>
+                <w:bCs/>
+              </w:rPr>
+            </w:pPr>
+            <w:r>
+              <w:rPr>
+                <w:b/>
+                <w:bCs/>
+              </w:rPr>
+              <w:t>/admin 로그인→자료 관리 테이블(작성·상태 전환). 공개는 published만</w:t>
+            </w:r>
+          </w:p>
+        </w:tc>
+        <w:tc>
+          <w:tcPr>
+            <w:tcW w:w="0" w:type="auto"/>
+            <w:vAlign w:val="center"/>
+            <w:hideMark/>
+          </w:tcPr>
+          <w:p>
+            <w:pPr>
+              <w:rPr>
+                <w:b/>
+                <w:bCs/>
+              </w:rPr>
+            </w:pPr>
+            <w:r>
+              <w:rPr>
+                <w:b/>
+                <w:bCs/>
+              </w:rPr>
+              <w:t>관리자 화면 신규</w:t>
+            </w:r>
+          </w:p>
+        </w:tc>
+      </w:tr>
+      <w:tr>
+        <w:trPr>
+          <w:tblCellSpacing w:w="15" w:type="dxa"/>
+        </w:trPr>
+        <w:tc>
+          <w:tcPr>
+            <w:tcW w:w="0" w:type="auto"/>
+            <w:vAlign w:val="center"/>
+            <w:hideMark/>
+          </w:tcPr>
+          <w:p>
+            <w:pPr>
+              <w:rPr>
+                <w:b/>
+                <w:bCs/>
+              </w:rPr>
+            </w:pPr>
+            <w:r>
+              <w:rPr>
+                <w:b/>
+                <w:bCs/>
+              </w:rPr>
+              <w:t>4</w:t>
+            </w:r>
+          </w:p>
+        </w:tc>
+        <w:tc>
+          <w:tcPr>
+            <w:tcW w:w="0" w:type="auto"/>
+            <w:vAlign w:val="center"/>
+            <w:hideMark/>
+          </w:tcPr>
+          <w:p>
+            <w:pPr>
+              <w:rPr>
+                <w:b/>
+                <w:bCs/>
+              </w:rPr>
+            </w:pPr>
+            <w:r>
+              <w:rPr>
+                <w:b/>
+                <w:bCs/>
+              </w:rPr>
+              <w:t>샘플→실제 공공누리 자료 + 핵심지표 실수치. 관리자 워크플로로 직접 등록(도그푸딩)</w:t>
+            </w:r>
+          </w:p>
+        </w:tc>
+        <w:tc>
+          <w:tcPr>
+            <w:tcW w:w="0" w:type="auto"/>
+            <w:vAlign w:val="center"/>
+            <w:hideMark/>
+          </w:tcPr>
+          <w:p>
+            <w:pPr>
+              <w:rPr>
+                <w:b/>
+                <w:bCs/>
+              </w:rPr>
+            </w:pPr>
+            <w:r>
+              <w:rPr>
+                <w:b/>
+                <w:bCs/>
+              </w:rPr>
+              <w:t>실데이터 반영</w:t>
+            </w:r>
+          </w:p>
+        </w:tc>
+      </w:tr>
+      <w:tr>
+        <w:trPr>
+          <w:tblCellSpacing w:w="15" w:type="dxa"/>
+        </w:trPr>
+        <w:tc>
+          <w:tcPr>
+            <w:tcW w:w="0" w:type="auto"/>
+            <w:vAlign w:val="center"/>
+            <w:hideMark/>
+          </w:tcPr>
+          <w:p>
+            <w:pPr>
+              <w:rPr>
+                <w:b/>
+                <w:bCs/>
+              </w:rPr>
+            </w:pPr>
+            <w:r>
+              <w:rPr>
+                <w:b/>
+                <w:bCs/>
+              </w:rPr>
+              <w:t>5</w:t>
+            </w:r>
+          </w:p>
+        </w:tc>
+        <w:tc>
+          <w:tcPr>
+            <w:tcW w:w="0" w:type="auto"/>
+            <w:vAlign w:val="center"/>
+            <w:hideMark/>
+          </w:tcPr>
+          <w:p>
+            <w:pPr>
+              <w:rPr>
+                <w:b/>
+                <w:bCs/>
+              </w:rPr>
+            </w:pPr>
+            <w:r>
+              <w:rPr>
+                <w:b/>
+                <w:bCs/>
+              </w:rPr>
+              <w:t>소개/README에 검토→발행 워크플로 + 라이선스 규율을 차별점으로 명문화 + GIF</w:t>
+            </w:r>
+          </w:p>
+        </w:tc>
+        <w:tc>
+          <w:tcPr>
+            <w:tcW w:w="0" w:type="auto"/>
+            <w:vAlign w:val="center"/>
+            <w:hideMark/>
+          </w:tcPr>
+          <w:p>
+            <w:pPr>
+              <w:rPr>
+                <w:b/>
+                <w:bCs/>
+              </w:rPr>
+            </w:pPr>
+            <w:r>
+              <w:rPr>
+                <w:b/>
+                <w:bCs/>
+              </w:rPr>
+              <w:t>서사 완성</w:t>
+            </w:r>
+          </w:p>
+        </w:tc>
+      </w:tr>
+    </w:tbl>
+    <w:p>
+      <w:pPr>
+        <w:rPr>
+          <w:b/>
+          <w:bCs/>
+        </w:rPr>
+      </w:pPr>
+      <w:r>
+        <w:rPr>
+          <w:b/>
+          <w:bCs/>
+        </w:rPr>
+        <w:t>사용자 할 일: 슬라이스 1에서 Render 대시보드에서 무료 Postgres 생성(cron-job 때처럼). 그 외 커밋·push는 기존대로.</w:t>
+      </w:r>
+    </w:p>
+    <w:p>
+      <w:pPr>
+        <w:rPr>
+          <w:b/>
+          <w:bCs/>
+        </w:rPr>
+      </w:pPr>
+      <w:r>
+        <w:rPr>
+          <w:b/>
+          <w:bCs/>
+        </w:rPr>
+        <w:t>미정(구현 시 결정): ORM은 SQLModel 유력(FastAPI 생태계·Pydantic 통합). review 상태를 실제 2인 검토로 갈지 draft/published 2단으로 축소할지는 슬라이스 3에서 확정.</w:t>
       </w:r>
     </w:p>
     <w:p/>
@@ -5796,6 +6896,304 @@
     </w:lvl>
   </w:abstractNum>
   <w:abstractNum w:abstractNumId="1" w15:restartNumberingAfterBreak="0">
+    <w:nsid w:val="06AB7FED"/>
+    <w:multiLevelType w:val="multilevel"/>
+    <w:tmpl w:val="1D102EC8"/>
+    <w:lvl w:ilvl="0">
+      <w:start w:val="1"/>
+      <w:numFmt w:val="bullet"/>
+      <w:lvlText w:val=""/>
+      <w:lvlJc w:val="left"/>
+      <w:pPr>
+        <w:tabs>
+          <w:tab w:val="num" w:pos="720"/>
+        </w:tabs>
+        <w:ind w:left="720" w:hanging="360"/>
+      </w:pPr>
+      <w:rPr>
+        <w:rFonts w:ascii="Symbol" w:hAnsi="Symbol" w:hint="default"/>
+        <w:sz w:val="20"/>
+      </w:rPr>
+    </w:lvl>
+    <w:lvl w:ilvl="1">
+      <w:start w:val="1"/>
+      <w:numFmt w:val="bullet"/>
+      <w:lvlText w:val="o"/>
+      <w:lvlJc w:val="left"/>
+      <w:pPr>
+        <w:tabs>
+          <w:tab w:val="num" w:pos="1440"/>
+        </w:tabs>
+        <w:ind w:left="1440" w:hanging="360"/>
+      </w:pPr>
+      <w:rPr>
+        <w:rFonts w:ascii="Courier New" w:hAnsi="Courier New" w:hint="default"/>
+        <w:sz w:val="20"/>
+      </w:rPr>
+    </w:lvl>
+    <w:lvl w:ilvl="2" w:tentative="1">
+      <w:start w:val="1"/>
+      <w:numFmt w:val="bullet"/>
+      <w:lvlText w:val=""/>
+      <w:lvlJc w:val="left"/>
+      <w:pPr>
+        <w:tabs>
+          <w:tab w:val="num" w:pos="2160"/>
+        </w:tabs>
+        <w:ind w:left="2160" w:hanging="360"/>
+      </w:pPr>
+      <w:rPr>
+        <w:rFonts w:ascii="Wingdings" w:hAnsi="Wingdings" w:hint="default"/>
+        <w:sz w:val="20"/>
+      </w:rPr>
+    </w:lvl>
+    <w:lvl w:ilvl="3" w:tentative="1">
+      <w:start w:val="1"/>
+      <w:numFmt w:val="bullet"/>
+      <w:lvlText w:val=""/>
+      <w:lvlJc w:val="left"/>
+      <w:pPr>
+        <w:tabs>
+          <w:tab w:val="num" w:pos="2880"/>
+        </w:tabs>
+        <w:ind w:left="2880" w:hanging="360"/>
+      </w:pPr>
+      <w:rPr>
+        <w:rFonts w:ascii="Wingdings" w:hAnsi="Wingdings" w:hint="default"/>
+        <w:sz w:val="20"/>
+      </w:rPr>
+    </w:lvl>
+    <w:lvl w:ilvl="4" w:tentative="1">
+      <w:start w:val="1"/>
+      <w:numFmt w:val="bullet"/>
+      <w:lvlText w:val=""/>
+      <w:lvlJc w:val="left"/>
+      <w:pPr>
+        <w:tabs>
+          <w:tab w:val="num" w:pos="3600"/>
+        </w:tabs>
+        <w:ind w:left="3600" w:hanging="360"/>
+      </w:pPr>
+      <w:rPr>
+        <w:rFonts w:ascii="Wingdings" w:hAnsi="Wingdings" w:hint="default"/>
+        <w:sz w:val="20"/>
+      </w:rPr>
+    </w:lvl>
+    <w:lvl w:ilvl="5" w:tentative="1">
+      <w:start w:val="1"/>
+      <w:numFmt w:val="bullet"/>
+      <w:lvlText w:val=""/>
+      <w:lvlJc w:val="left"/>
+      <w:pPr>
+        <w:tabs>
+          <w:tab w:val="num" w:pos="4320"/>
+        </w:tabs>
+        <w:ind w:left="4320" w:hanging="360"/>
+      </w:pPr>
+      <w:rPr>
+        <w:rFonts w:ascii="Wingdings" w:hAnsi="Wingdings" w:hint="default"/>
+        <w:sz w:val="20"/>
+      </w:rPr>
+    </w:lvl>
+    <w:lvl w:ilvl="6" w:tentative="1">
+      <w:start w:val="1"/>
+      <w:numFmt w:val="bullet"/>
+      <w:lvlText w:val=""/>
+      <w:lvlJc w:val="left"/>
+      <w:pPr>
+        <w:tabs>
+          <w:tab w:val="num" w:pos="5040"/>
+        </w:tabs>
+        <w:ind w:left="5040" w:hanging="360"/>
+      </w:pPr>
+      <w:rPr>
+        <w:rFonts w:ascii="Wingdings" w:hAnsi="Wingdings" w:hint="default"/>
+        <w:sz w:val="20"/>
+      </w:rPr>
+    </w:lvl>
+    <w:lvl w:ilvl="7" w:tentative="1">
+      <w:start w:val="1"/>
+      <w:numFmt w:val="bullet"/>
+      <w:lvlText w:val=""/>
+      <w:lvlJc w:val="left"/>
+      <w:pPr>
+        <w:tabs>
+          <w:tab w:val="num" w:pos="5760"/>
+        </w:tabs>
+        <w:ind w:left="5760" w:hanging="360"/>
+      </w:pPr>
+      <w:rPr>
+        <w:rFonts w:ascii="Wingdings" w:hAnsi="Wingdings" w:hint="default"/>
+        <w:sz w:val="20"/>
+      </w:rPr>
+    </w:lvl>
+    <w:lvl w:ilvl="8" w:tentative="1">
+      <w:start w:val="1"/>
+      <w:numFmt w:val="bullet"/>
+      <w:lvlText w:val=""/>
+      <w:lvlJc w:val="left"/>
+      <w:pPr>
+        <w:tabs>
+          <w:tab w:val="num" w:pos="6480"/>
+        </w:tabs>
+        <w:ind w:left="6480" w:hanging="360"/>
+      </w:pPr>
+      <w:rPr>
+        <w:rFonts w:ascii="Wingdings" w:hAnsi="Wingdings" w:hint="default"/>
+        <w:sz w:val="20"/>
+      </w:rPr>
+    </w:lvl>
+  </w:abstractNum>
+  <w:abstractNum w:abstractNumId="2" w15:restartNumberingAfterBreak="0">
+    <w:nsid w:val="082936AE"/>
+    <w:multiLevelType w:val="multilevel"/>
+    <w:tmpl w:val="046E4162"/>
+    <w:lvl w:ilvl="0">
+      <w:start w:val="1"/>
+      <w:numFmt w:val="bullet"/>
+      <w:lvlText w:val=""/>
+      <w:lvlJc w:val="left"/>
+      <w:pPr>
+        <w:tabs>
+          <w:tab w:val="num" w:pos="720"/>
+        </w:tabs>
+        <w:ind w:left="720" w:hanging="360"/>
+      </w:pPr>
+      <w:rPr>
+        <w:rFonts w:ascii="Symbol" w:hAnsi="Symbol" w:hint="default"/>
+        <w:sz w:val="20"/>
+      </w:rPr>
+    </w:lvl>
+    <w:lvl w:ilvl="1" w:tentative="1">
+      <w:start w:val="1"/>
+      <w:numFmt w:val="bullet"/>
+      <w:lvlText w:val="o"/>
+      <w:lvlJc w:val="left"/>
+      <w:pPr>
+        <w:tabs>
+          <w:tab w:val="num" w:pos="1440"/>
+        </w:tabs>
+        <w:ind w:left="1440" w:hanging="360"/>
+      </w:pPr>
+      <w:rPr>
+        <w:rFonts w:ascii="Courier New" w:hAnsi="Courier New" w:hint="default"/>
+        <w:sz w:val="20"/>
+      </w:rPr>
+    </w:lvl>
+    <w:lvl w:ilvl="2" w:tentative="1">
+      <w:start w:val="1"/>
+      <w:numFmt w:val="bullet"/>
+      <w:lvlText w:val=""/>
+      <w:lvlJc w:val="left"/>
+      <w:pPr>
+        <w:tabs>
+          <w:tab w:val="num" w:pos="2160"/>
+        </w:tabs>
+        <w:ind w:left="2160" w:hanging="360"/>
+      </w:pPr>
+      <w:rPr>
+        <w:rFonts w:ascii="Wingdings" w:hAnsi="Wingdings" w:hint="default"/>
+        <w:sz w:val="20"/>
+      </w:rPr>
+    </w:lvl>
+    <w:lvl w:ilvl="3" w:tentative="1">
+      <w:start w:val="1"/>
+      <w:numFmt w:val="bullet"/>
+      <w:lvlText w:val=""/>
+      <w:lvlJc w:val="left"/>
+      <w:pPr>
+        <w:tabs>
+          <w:tab w:val="num" w:pos="2880"/>
+        </w:tabs>
+        <w:ind w:left="2880" w:hanging="360"/>
+      </w:pPr>
+      <w:rPr>
+        <w:rFonts w:ascii="Wingdings" w:hAnsi="Wingdings" w:hint="default"/>
+        <w:sz w:val="20"/>
+      </w:rPr>
+    </w:lvl>
+    <w:lvl w:ilvl="4" w:tentative="1">
+      <w:start w:val="1"/>
+      <w:numFmt w:val="bullet"/>
+      <w:lvlText w:val=""/>
+      <w:lvlJc w:val="left"/>
+      <w:pPr>
+        <w:tabs>
+          <w:tab w:val="num" w:pos="3600"/>
+        </w:tabs>
+        <w:ind w:left="3600" w:hanging="360"/>
+      </w:pPr>
+      <w:rPr>
+        <w:rFonts w:ascii="Wingdings" w:hAnsi="Wingdings" w:hint="default"/>
+        <w:sz w:val="20"/>
+      </w:rPr>
+    </w:lvl>
+    <w:lvl w:ilvl="5" w:tentative="1">
+      <w:start w:val="1"/>
+      <w:numFmt w:val="bullet"/>
+      <w:lvlText w:val=""/>
+      <w:lvlJc w:val="left"/>
+      <w:pPr>
+        <w:tabs>
+          <w:tab w:val="num" w:pos="4320"/>
+        </w:tabs>
+        <w:ind w:left="4320" w:hanging="360"/>
+      </w:pPr>
+      <w:rPr>
+        <w:rFonts w:ascii="Wingdings" w:hAnsi="Wingdings" w:hint="default"/>
+        <w:sz w:val="20"/>
+      </w:rPr>
+    </w:lvl>
+    <w:lvl w:ilvl="6" w:tentative="1">
+      <w:start w:val="1"/>
+      <w:numFmt w:val="bullet"/>
+      <w:lvlText w:val=""/>
+      <w:lvlJc w:val="left"/>
+      <w:pPr>
+        <w:tabs>
+          <w:tab w:val="num" w:pos="5040"/>
+        </w:tabs>
+        <w:ind w:left="5040" w:hanging="360"/>
+      </w:pPr>
+      <w:rPr>
+        <w:rFonts w:ascii="Wingdings" w:hAnsi="Wingdings" w:hint="default"/>
+        <w:sz w:val="20"/>
+      </w:rPr>
+    </w:lvl>
+    <w:lvl w:ilvl="7" w:tentative="1">
+      <w:start w:val="1"/>
+      <w:numFmt w:val="bullet"/>
+      <w:lvlText w:val=""/>
+      <w:lvlJc w:val="left"/>
+      <w:pPr>
+        <w:tabs>
+          <w:tab w:val="num" w:pos="5760"/>
+        </w:tabs>
+        <w:ind w:left="5760" w:hanging="360"/>
+      </w:pPr>
+      <w:rPr>
+        <w:rFonts w:ascii="Wingdings" w:hAnsi="Wingdings" w:hint="default"/>
+        <w:sz w:val="20"/>
+      </w:rPr>
+    </w:lvl>
+    <w:lvl w:ilvl="8" w:tentative="1">
+      <w:start w:val="1"/>
+      <w:numFmt w:val="bullet"/>
+      <w:lvlText w:val=""/>
+      <w:lvlJc w:val="left"/>
+      <w:pPr>
+        <w:tabs>
+          <w:tab w:val="num" w:pos="6480"/>
+        </w:tabs>
+        <w:ind w:left="6480" w:hanging="360"/>
+      </w:pPr>
+      <w:rPr>
+        <w:rFonts w:ascii="Wingdings" w:hAnsi="Wingdings" w:hint="default"/>
+        <w:sz w:val="20"/>
+      </w:rPr>
+    </w:lvl>
+  </w:abstractNum>
+  <w:abstractNum w:abstractNumId="3" w15:restartNumberingAfterBreak="0">
     <w:nsid w:val="09EE2798"/>
     <w:multiLevelType w:val="multilevel"/>
     <w:tmpl w:val="69846082"/>
@@ -5944,7 +7342,7 @@
       </w:rPr>
     </w:lvl>
   </w:abstractNum>
-  <w:abstractNum w:abstractNumId="2" w15:restartNumberingAfterBreak="0">
+  <w:abstractNum w:abstractNumId="4" w15:restartNumberingAfterBreak="0">
     <w:nsid w:val="117B5C33"/>
     <w:multiLevelType w:val="multilevel"/>
     <w:tmpl w:val="CD78F20E"/>
@@ -6057,7 +7455,7 @@
       </w:pPr>
     </w:lvl>
   </w:abstractNum>
-  <w:abstractNum w:abstractNumId="3" w15:restartNumberingAfterBreak="0">
+  <w:abstractNum w:abstractNumId="5" w15:restartNumberingAfterBreak="0">
     <w:nsid w:val="13124697"/>
     <w:multiLevelType w:val="multilevel"/>
     <w:tmpl w:val="A9DE1C66"/>
@@ -6206,7 +7604,156 @@
       </w:rPr>
     </w:lvl>
   </w:abstractNum>
-  <w:abstractNum w:abstractNumId="4" w15:restartNumberingAfterBreak="0">
+  <w:abstractNum w:abstractNumId="6" w15:restartNumberingAfterBreak="0">
+    <w:nsid w:val="131C47DE"/>
+    <w:multiLevelType w:val="multilevel"/>
+    <w:tmpl w:val="BB66DA88"/>
+    <w:lvl w:ilvl="0">
+      <w:start w:val="1"/>
+      <w:numFmt w:val="bullet"/>
+      <w:lvlText w:val=""/>
+      <w:lvlJc w:val="left"/>
+      <w:pPr>
+        <w:tabs>
+          <w:tab w:val="num" w:pos="720"/>
+        </w:tabs>
+        <w:ind w:left="720" w:hanging="360"/>
+      </w:pPr>
+      <w:rPr>
+        <w:rFonts w:ascii="Symbol" w:hAnsi="Symbol" w:hint="default"/>
+        <w:sz w:val="20"/>
+      </w:rPr>
+    </w:lvl>
+    <w:lvl w:ilvl="1" w:tentative="1">
+      <w:start w:val="1"/>
+      <w:numFmt w:val="bullet"/>
+      <w:lvlText w:val="o"/>
+      <w:lvlJc w:val="left"/>
+      <w:pPr>
+        <w:tabs>
+          <w:tab w:val="num" w:pos="1440"/>
+        </w:tabs>
+        <w:ind w:left="1440" w:hanging="360"/>
+      </w:pPr>
+      <w:rPr>
+        <w:rFonts w:ascii="Courier New" w:hAnsi="Courier New" w:hint="default"/>
+        <w:sz w:val="20"/>
+      </w:rPr>
+    </w:lvl>
+    <w:lvl w:ilvl="2" w:tentative="1">
+      <w:start w:val="1"/>
+      <w:numFmt w:val="bullet"/>
+      <w:lvlText w:val=""/>
+      <w:lvlJc w:val="left"/>
+      <w:pPr>
+        <w:tabs>
+          <w:tab w:val="num" w:pos="2160"/>
+        </w:tabs>
+        <w:ind w:left="2160" w:hanging="360"/>
+      </w:pPr>
+      <w:rPr>
+        <w:rFonts w:ascii="Wingdings" w:hAnsi="Wingdings" w:hint="default"/>
+        <w:sz w:val="20"/>
+      </w:rPr>
+    </w:lvl>
+    <w:lvl w:ilvl="3" w:tentative="1">
+      <w:start w:val="1"/>
+      <w:numFmt w:val="bullet"/>
+      <w:lvlText w:val=""/>
+      <w:lvlJc w:val="left"/>
+      <w:pPr>
+        <w:tabs>
+          <w:tab w:val="num" w:pos="2880"/>
+        </w:tabs>
+        <w:ind w:left="2880" w:hanging="360"/>
+      </w:pPr>
+      <w:rPr>
+        <w:rFonts w:ascii="Wingdings" w:hAnsi="Wingdings" w:hint="default"/>
+        <w:sz w:val="20"/>
+      </w:rPr>
+    </w:lvl>
+    <w:lvl w:ilvl="4" w:tentative="1">
+      <w:start w:val="1"/>
+      <w:numFmt w:val="bullet"/>
+      <w:lvlText w:val=""/>
+      <w:lvlJc w:val="left"/>
+      <w:pPr>
+        <w:tabs>
+          <w:tab w:val="num" w:pos="3600"/>
+        </w:tabs>
+        <w:ind w:left="3600" w:hanging="360"/>
+      </w:pPr>
+      <w:rPr>
+        <w:rFonts w:ascii="Wingdings" w:hAnsi="Wingdings" w:hint="default"/>
+        <w:sz w:val="20"/>
+      </w:rPr>
+    </w:lvl>
+    <w:lvl w:ilvl="5" w:tentative="1">
+      <w:start w:val="1"/>
+      <w:numFmt w:val="bullet"/>
+      <w:lvlText w:val=""/>
+      <w:lvlJc w:val="left"/>
+      <w:pPr>
+        <w:tabs>
+          <w:tab w:val="num" w:pos="4320"/>
+        </w:tabs>
+        <w:ind w:left="4320" w:hanging="360"/>
+      </w:pPr>
+      <w:rPr>
+        <w:rFonts w:ascii="Wingdings" w:hAnsi="Wingdings" w:hint="default"/>
+        <w:sz w:val="20"/>
+      </w:rPr>
+    </w:lvl>
+    <w:lvl w:ilvl="6" w:tentative="1">
+      <w:start w:val="1"/>
+      <w:numFmt w:val="bullet"/>
+      <w:lvlText w:val=""/>
+      <w:lvlJc w:val="left"/>
+      <w:pPr>
+        <w:tabs>
+          <w:tab w:val="num" w:pos="5040"/>
+        </w:tabs>
+        <w:ind w:left="5040" w:hanging="360"/>
+      </w:pPr>
+      <w:rPr>
+        <w:rFonts w:ascii="Wingdings" w:hAnsi="Wingdings" w:hint="default"/>
+        <w:sz w:val="20"/>
+      </w:rPr>
+    </w:lvl>
+    <w:lvl w:ilvl="7" w:tentative="1">
+      <w:start w:val="1"/>
+      <w:numFmt w:val="bullet"/>
+      <w:lvlText w:val=""/>
+      <w:lvlJc w:val="left"/>
+      <w:pPr>
+        <w:tabs>
+          <w:tab w:val="num" w:pos="5760"/>
+        </w:tabs>
+        <w:ind w:left="5760" w:hanging="360"/>
+      </w:pPr>
+      <w:rPr>
+        <w:rFonts w:ascii="Wingdings" w:hAnsi="Wingdings" w:hint="default"/>
+        <w:sz w:val="20"/>
+      </w:rPr>
+    </w:lvl>
+    <w:lvl w:ilvl="8" w:tentative="1">
+      <w:start w:val="1"/>
+      <w:numFmt w:val="bullet"/>
+      <w:lvlText w:val=""/>
+      <w:lvlJc w:val="left"/>
+      <w:pPr>
+        <w:tabs>
+          <w:tab w:val="num" w:pos="6480"/>
+        </w:tabs>
+        <w:ind w:left="6480" w:hanging="360"/>
+      </w:pPr>
+      <w:rPr>
+        <w:rFonts w:ascii="Wingdings" w:hAnsi="Wingdings" w:hint="default"/>
+        <w:sz w:val="20"/>
+      </w:rPr>
+    </w:lvl>
+  </w:abstractNum>
+  <w:abstractNum w:abstractNumId="7" w15:restartNumberingAfterBreak="0">
     <w:nsid w:val="13B240DB"/>
     <w:multiLevelType w:val="multilevel"/>
     <w:tmpl w:val="9F785560"/>
@@ -6355,7 +7902,7 @@
       </w:rPr>
     </w:lvl>
   </w:abstractNum>
-  <w:abstractNum w:abstractNumId="5" w15:restartNumberingAfterBreak="0">
+  <w:abstractNum w:abstractNumId="8" w15:restartNumberingAfterBreak="0">
     <w:nsid w:val="1990557F"/>
     <w:multiLevelType w:val="multilevel"/>
     <w:tmpl w:val="7E7AB6C4"/>
@@ -6504,7 +8051,7 @@
       </w:rPr>
     </w:lvl>
   </w:abstractNum>
-  <w:abstractNum w:abstractNumId="6" w15:restartNumberingAfterBreak="0">
+  <w:abstractNum w:abstractNumId="9" w15:restartNumberingAfterBreak="0">
     <w:nsid w:val="1B567835"/>
     <w:multiLevelType w:val="multilevel"/>
     <w:tmpl w:val="A53204D0"/>
@@ -6653,7 +8200,7 @@
       </w:rPr>
     </w:lvl>
   </w:abstractNum>
-  <w:abstractNum w:abstractNumId="7" w15:restartNumberingAfterBreak="0">
+  <w:abstractNum w:abstractNumId="10" w15:restartNumberingAfterBreak="0">
     <w:nsid w:val="1C3A238B"/>
     <w:multiLevelType w:val="multilevel"/>
     <w:tmpl w:val="7836140C"/>
@@ -6802,7 +8349,7 @@
       </w:rPr>
     </w:lvl>
   </w:abstractNum>
-  <w:abstractNum w:abstractNumId="8" w15:restartNumberingAfterBreak="0">
+  <w:abstractNum w:abstractNumId="11" w15:restartNumberingAfterBreak="0">
     <w:nsid w:val="1C411446"/>
     <w:multiLevelType w:val="multilevel"/>
     <w:tmpl w:val="F52083C4"/>
@@ -6951,7 +8498,7 @@
       </w:rPr>
     </w:lvl>
   </w:abstractNum>
-  <w:abstractNum w:abstractNumId="9" w15:restartNumberingAfterBreak="0">
+  <w:abstractNum w:abstractNumId="12" w15:restartNumberingAfterBreak="0">
     <w:nsid w:val="1E5A0E3B"/>
     <w:multiLevelType w:val="multilevel"/>
     <w:tmpl w:val="21E6F71A"/>
@@ -7100,7 +8647,7 @@
       </w:rPr>
     </w:lvl>
   </w:abstractNum>
-  <w:abstractNum w:abstractNumId="10" w15:restartNumberingAfterBreak="0">
+  <w:abstractNum w:abstractNumId="13" w15:restartNumberingAfterBreak="0">
     <w:nsid w:val="1ECB0EB5"/>
     <w:multiLevelType w:val="multilevel"/>
     <w:tmpl w:val="C43A956E"/>
@@ -7249,7 +8796,7 @@
       </w:rPr>
     </w:lvl>
   </w:abstractNum>
-  <w:abstractNum w:abstractNumId="11" w15:restartNumberingAfterBreak="0">
+  <w:abstractNum w:abstractNumId="14" w15:restartNumberingAfterBreak="0">
     <w:nsid w:val="21B712D1"/>
     <w:multiLevelType w:val="multilevel"/>
     <w:tmpl w:val="2424E342"/>
@@ -7362,7 +8909,7 @@
       </w:pPr>
     </w:lvl>
   </w:abstractNum>
-  <w:abstractNum w:abstractNumId="12" w15:restartNumberingAfterBreak="0">
+  <w:abstractNum w:abstractNumId="15" w15:restartNumberingAfterBreak="0">
     <w:nsid w:val="25184C70"/>
     <w:multiLevelType w:val="multilevel"/>
     <w:tmpl w:val="34BEC774"/>
@@ -7511,7 +9058,7 @@
       </w:rPr>
     </w:lvl>
   </w:abstractNum>
-  <w:abstractNum w:abstractNumId="13" w15:restartNumberingAfterBreak="0">
+  <w:abstractNum w:abstractNumId="16" w15:restartNumberingAfterBreak="0">
     <w:nsid w:val="28174036"/>
     <w:multiLevelType w:val="multilevel"/>
     <w:tmpl w:val="41B2C8E8"/>
@@ -7660,7 +9207,7 @@
       </w:rPr>
     </w:lvl>
   </w:abstractNum>
-  <w:abstractNum w:abstractNumId="14" w15:restartNumberingAfterBreak="0">
+  <w:abstractNum w:abstractNumId="17" w15:restartNumberingAfterBreak="0">
     <w:nsid w:val="28C37583"/>
     <w:multiLevelType w:val="multilevel"/>
     <w:tmpl w:val="080AB24C"/>
@@ -7809,7 +9356,7 @@
       </w:rPr>
     </w:lvl>
   </w:abstractNum>
-  <w:abstractNum w:abstractNumId="15" w15:restartNumberingAfterBreak="0">
+  <w:abstractNum w:abstractNumId="18" w15:restartNumberingAfterBreak="0">
     <w:nsid w:val="29305CBB"/>
     <w:multiLevelType w:val="multilevel"/>
     <w:tmpl w:val="635E9ECE"/>
@@ -7958,7 +9505,7 @@
       </w:rPr>
     </w:lvl>
   </w:abstractNum>
-  <w:abstractNum w:abstractNumId="16" w15:restartNumberingAfterBreak="0">
+  <w:abstractNum w:abstractNumId="19" w15:restartNumberingAfterBreak="0">
     <w:nsid w:val="29BA1105"/>
     <w:multiLevelType w:val="multilevel"/>
     <w:tmpl w:val="20B8B908"/>
@@ -8107,7 +9654,7 @@
       </w:rPr>
     </w:lvl>
   </w:abstractNum>
-  <w:abstractNum w:abstractNumId="17" w15:restartNumberingAfterBreak="0">
+  <w:abstractNum w:abstractNumId="20" w15:restartNumberingAfterBreak="0">
     <w:nsid w:val="2C8E6D69"/>
     <w:multiLevelType w:val="multilevel"/>
     <w:tmpl w:val="6C6E2778"/>
@@ -8256,7 +9803,7 @@
       </w:rPr>
     </w:lvl>
   </w:abstractNum>
-  <w:abstractNum w:abstractNumId="18" w15:restartNumberingAfterBreak="0">
+  <w:abstractNum w:abstractNumId="21" w15:restartNumberingAfterBreak="0">
     <w:nsid w:val="30B96C51"/>
     <w:multiLevelType w:val="multilevel"/>
     <w:tmpl w:val="57C8114E"/>
@@ -8405,7 +9952,156 @@
       </w:rPr>
     </w:lvl>
   </w:abstractNum>
-  <w:abstractNum w:abstractNumId="19" w15:restartNumberingAfterBreak="0">
+  <w:abstractNum w:abstractNumId="22" w15:restartNumberingAfterBreak="0">
+    <w:nsid w:val="3D883DC7"/>
+    <w:multiLevelType w:val="multilevel"/>
+    <w:tmpl w:val="729666D0"/>
+    <w:lvl w:ilvl="0">
+      <w:start w:val="1"/>
+      <w:numFmt w:val="bullet"/>
+      <w:lvlText w:val=""/>
+      <w:lvlJc w:val="left"/>
+      <w:pPr>
+        <w:tabs>
+          <w:tab w:val="num" w:pos="720"/>
+        </w:tabs>
+        <w:ind w:left="720" w:hanging="360"/>
+      </w:pPr>
+      <w:rPr>
+        <w:rFonts w:ascii="Symbol" w:hAnsi="Symbol" w:hint="default"/>
+        <w:sz w:val="20"/>
+      </w:rPr>
+    </w:lvl>
+    <w:lvl w:ilvl="1" w:tentative="1">
+      <w:start w:val="1"/>
+      <w:numFmt w:val="bullet"/>
+      <w:lvlText w:val="o"/>
+      <w:lvlJc w:val="left"/>
+      <w:pPr>
+        <w:tabs>
+          <w:tab w:val="num" w:pos="1440"/>
+        </w:tabs>
+        <w:ind w:left="1440" w:hanging="360"/>
+      </w:pPr>
+      <w:rPr>
+        <w:rFonts w:ascii="Courier New" w:hAnsi="Courier New" w:hint="default"/>
+        <w:sz w:val="20"/>
+      </w:rPr>
+    </w:lvl>
+    <w:lvl w:ilvl="2" w:tentative="1">
+      <w:start w:val="1"/>
+      <w:numFmt w:val="bullet"/>
+      <w:lvlText w:val=""/>
+      <w:lvlJc w:val="left"/>
+      <w:pPr>
+        <w:tabs>
+          <w:tab w:val="num" w:pos="2160"/>
+        </w:tabs>
+        <w:ind w:left="2160" w:hanging="360"/>
+      </w:pPr>
+      <w:rPr>
+        <w:rFonts w:ascii="Wingdings" w:hAnsi="Wingdings" w:hint="default"/>
+        <w:sz w:val="20"/>
+      </w:rPr>
+    </w:lvl>
+    <w:lvl w:ilvl="3" w:tentative="1">
+      <w:start w:val="1"/>
+      <w:numFmt w:val="bullet"/>
+      <w:lvlText w:val=""/>
+      <w:lvlJc w:val="left"/>
+      <w:pPr>
+        <w:tabs>
+          <w:tab w:val="num" w:pos="2880"/>
+        </w:tabs>
+        <w:ind w:left="2880" w:hanging="360"/>
+      </w:pPr>
+      <w:rPr>
+        <w:rFonts w:ascii="Wingdings" w:hAnsi="Wingdings" w:hint="default"/>
+        <w:sz w:val="20"/>
+      </w:rPr>
+    </w:lvl>
+    <w:lvl w:ilvl="4" w:tentative="1">
+      <w:start w:val="1"/>
+      <w:numFmt w:val="bullet"/>
+      <w:lvlText w:val=""/>
+      <w:lvlJc w:val="left"/>
+      <w:pPr>
+        <w:tabs>
+          <w:tab w:val="num" w:pos="3600"/>
+        </w:tabs>
+        <w:ind w:left="3600" w:hanging="360"/>
+      </w:pPr>
+      <w:rPr>
+        <w:rFonts w:ascii="Wingdings" w:hAnsi="Wingdings" w:hint="default"/>
+        <w:sz w:val="20"/>
+      </w:rPr>
+    </w:lvl>
+    <w:lvl w:ilvl="5" w:tentative="1">
+      <w:start w:val="1"/>
+      <w:numFmt w:val="bullet"/>
+      <w:lvlText w:val=""/>
+      <w:lvlJc w:val="left"/>
+      <w:pPr>
+        <w:tabs>
+          <w:tab w:val="num" w:pos="4320"/>
+        </w:tabs>
+        <w:ind w:left="4320" w:hanging="360"/>
+      </w:pPr>
+      <w:rPr>
+        <w:rFonts w:ascii="Wingdings" w:hAnsi="Wingdings" w:hint="default"/>
+        <w:sz w:val="20"/>
+      </w:rPr>
+    </w:lvl>
+    <w:lvl w:ilvl="6" w:tentative="1">
+      <w:start w:val="1"/>
+      <w:numFmt w:val="bullet"/>
+      <w:lvlText w:val=""/>
+      <w:lvlJc w:val="left"/>
+      <w:pPr>
+        <w:tabs>
+          <w:tab w:val="num" w:pos="5040"/>
+        </w:tabs>
+        <w:ind w:left="5040" w:hanging="360"/>
+      </w:pPr>
+      <w:rPr>
+        <w:rFonts w:ascii="Wingdings" w:hAnsi="Wingdings" w:hint="default"/>
+        <w:sz w:val="20"/>
+      </w:rPr>
+    </w:lvl>
+    <w:lvl w:ilvl="7" w:tentative="1">
+      <w:start w:val="1"/>
+      <w:numFmt w:val="bullet"/>
+      <w:lvlText w:val=""/>
+      <w:lvlJc w:val="left"/>
+      <w:pPr>
+        <w:tabs>
+          <w:tab w:val="num" w:pos="5760"/>
+        </w:tabs>
+        <w:ind w:left="5760" w:hanging="360"/>
+      </w:pPr>
+      <w:rPr>
+        <w:rFonts w:ascii="Wingdings" w:hAnsi="Wingdings" w:hint="default"/>
+        <w:sz w:val="20"/>
+      </w:rPr>
+    </w:lvl>
+    <w:lvl w:ilvl="8" w:tentative="1">
+      <w:start w:val="1"/>
+      <w:numFmt w:val="bullet"/>
+      <w:lvlText w:val=""/>
+      <w:lvlJc w:val="left"/>
+      <w:pPr>
+        <w:tabs>
+          <w:tab w:val="num" w:pos="6480"/>
+        </w:tabs>
+        <w:ind w:left="6480" w:hanging="360"/>
+      </w:pPr>
+      <w:rPr>
+        <w:rFonts w:ascii="Wingdings" w:hAnsi="Wingdings" w:hint="default"/>
+        <w:sz w:val="20"/>
+      </w:rPr>
+    </w:lvl>
+  </w:abstractNum>
+  <w:abstractNum w:abstractNumId="23" w15:restartNumberingAfterBreak="0">
     <w:nsid w:val="40A83DBE"/>
     <w:multiLevelType w:val="multilevel"/>
     <w:tmpl w:val="B0C02FE4"/>
@@ -8554,7 +10250,7 @@
       </w:rPr>
     </w:lvl>
   </w:abstractNum>
-  <w:abstractNum w:abstractNumId="20" w15:restartNumberingAfterBreak="0">
+  <w:abstractNum w:abstractNumId="24" w15:restartNumberingAfterBreak="0">
     <w:nsid w:val="40C61EAE"/>
     <w:multiLevelType w:val="multilevel"/>
     <w:tmpl w:val="6EF8B91E"/>
@@ -8703,7 +10399,7 @@
       </w:rPr>
     </w:lvl>
   </w:abstractNum>
-  <w:abstractNum w:abstractNumId="21" w15:restartNumberingAfterBreak="0">
+  <w:abstractNum w:abstractNumId="25" w15:restartNumberingAfterBreak="0">
     <w:nsid w:val="40E96218"/>
     <w:multiLevelType w:val="multilevel"/>
     <w:tmpl w:val="DFCC5878"/>
@@ -8852,7 +10548,156 @@
       </w:rPr>
     </w:lvl>
   </w:abstractNum>
-  <w:abstractNum w:abstractNumId="22" w15:restartNumberingAfterBreak="0">
+  <w:abstractNum w:abstractNumId="26" w15:restartNumberingAfterBreak="0">
+    <w:nsid w:val="458A7D05"/>
+    <w:multiLevelType w:val="multilevel"/>
+    <w:tmpl w:val="F6E6A02A"/>
+    <w:lvl w:ilvl="0">
+      <w:start w:val="1"/>
+      <w:numFmt w:val="bullet"/>
+      <w:lvlText w:val=""/>
+      <w:lvlJc w:val="left"/>
+      <w:pPr>
+        <w:tabs>
+          <w:tab w:val="num" w:pos="720"/>
+        </w:tabs>
+        <w:ind w:left="720" w:hanging="360"/>
+      </w:pPr>
+      <w:rPr>
+        <w:rFonts w:ascii="Symbol" w:hAnsi="Symbol" w:hint="default"/>
+        <w:sz w:val="20"/>
+      </w:rPr>
+    </w:lvl>
+    <w:lvl w:ilvl="1" w:tentative="1">
+      <w:start w:val="1"/>
+      <w:numFmt w:val="bullet"/>
+      <w:lvlText w:val="o"/>
+      <w:lvlJc w:val="left"/>
+      <w:pPr>
+        <w:tabs>
+          <w:tab w:val="num" w:pos="1440"/>
+        </w:tabs>
+        <w:ind w:left="1440" w:hanging="360"/>
+      </w:pPr>
+      <w:rPr>
+        <w:rFonts w:ascii="Courier New" w:hAnsi="Courier New" w:hint="default"/>
+        <w:sz w:val="20"/>
+      </w:rPr>
+    </w:lvl>
+    <w:lvl w:ilvl="2" w:tentative="1">
+      <w:start w:val="1"/>
+      <w:numFmt w:val="bullet"/>
+      <w:lvlText w:val=""/>
+      <w:lvlJc w:val="left"/>
+      <w:pPr>
+        <w:tabs>
+          <w:tab w:val="num" w:pos="2160"/>
+        </w:tabs>
+        <w:ind w:left="2160" w:hanging="360"/>
+      </w:pPr>
+      <w:rPr>
+        <w:rFonts w:ascii="Wingdings" w:hAnsi="Wingdings" w:hint="default"/>
+        <w:sz w:val="20"/>
+      </w:rPr>
+    </w:lvl>
+    <w:lvl w:ilvl="3" w:tentative="1">
+      <w:start w:val="1"/>
+      <w:numFmt w:val="bullet"/>
+      <w:lvlText w:val=""/>
+      <w:lvlJc w:val="left"/>
+      <w:pPr>
+        <w:tabs>
+          <w:tab w:val="num" w:pos="2880"/>
+        </w:tabs>
+        <w:ind w:left="2880" w:hanging="360"/>
+      </w:pPr>
+      <w:rPr>
+        <w:rFonts w:ascii="Wingdings" w:hAnsi="Wingdings" w:hint="default"/>
+        <w:sz w:val="20"/>
+      </w:rPr>
+    </w:lvl>
+    <w:lvl w:ilvl="4" w:tentative="1">
+      <w:start w:val="1"/>
+      <w:numFmt w:val="bullet"/>
+      <w:lvlText w:val=""/>
+      <w:lvlJc w:val="left"/>
+      <w:pPr>
+        <w:tabs>
+          <w:tab w:val="num" w:pos="3600"/>
+        </w:tabs>
+        <w:ind w:left="3600" w:hanging="360"/>
+      </w:pPr>
+      <w:rPr>
+        <w:rFonts w:ascii="Wingdings" w:hAnsi="Wingdings" w:hint="default"/>
+        <w:sz w:val="20"/>
+      </w:rPr>
+    </w:lvl>
+    <w:lvl w:ilvl="5" w:tentative="1">
+      <w:start w:val="1"/>
+      <w:numFmt w:val="bullet"/>
+      <w:lvlText w:val=""/>
+      <w:lvlJc w:val="left"/>
+      <w:pPr>
+        <w:tabs>
+          <w:tab w:val="num" w:pos="4320"/>
+        </w:tabs>
+        <w:ind w:left="4320" w:hanging="360"/>
+      </w:pPr>
+      <w:rPr>
+        <w:rFonts w:ascii="Wingdings" w:hAnsi="Wingdings" w:hint="default"/>
+        <w:sz w:val="20"/>
+      </w:rPr>
+    </w:lvl>
+    <w:lvl w:ilvl="6" w:tentative="1">
+      <w:start w:val="1"/>
+      <w:numFmt w:val="bullet"/>
+      <w:lvlText w:val=""/>
+      <w:lvlJc w:val="left"/>
+      <w:pPr>
+        <w:tabs>
+          <w:tab w:val="num" w:pos="5040"/>
+        </w:tabs>
+        <w:ind w:left="5040" w:hanging="360"/>
+      </w:pPr>
+      <w:rPr>
+        <w:rFonts w:ascii="Wingdings" w:hAnsi="Wingdings" w:hint="default"/>
+        <w:sz w:val="20"/>
+      </w:rPr>
+    </w:lvl>
+    <w:lvl w:ilvl="7" w:tentative="1">
+      <w:start w:val="1"/>
+      <w:numFmt w:val="bullet"/>
+      <w:lvlText w:val=""/>
+      <w:lvlJc w:val="left"/>
+      <w:pPr>
+        <w:tabs>
+          <w:tab w:val="num" w:pos="5760"/>
+        </w:tabs>
+        <w:ind w:left="5760" w:hanging="360"/>
+      </w:pPr>
+      <w:rPr>
+        <w:rFonts w:ascii="Wingdings" w:hAnsi="Wingdings" w:hint="default"/>
+        <w:sz w:val="20"/>
+      </w:rPr>
+    </w:lvl>
+    <w:lvl w:ilvl="8" w:tentative="1">
+      <w:start w:val="1"/>
+      <w:numFmt w:val="bullet"/>
+      <w:lvlText w:val=""/>
+      <w:lvlJc w:val="left"/>
+      <w:pPr>
+        <w:tabs>
+          <w:tab w:val="num" w:pos="6480"/>
+        </w:tabs>
+        <w:ind w:left="6480" w:hanging="360"/>
+      </w:pPr>
+      <w:rPr>
+        <w:rFonts w:ascii="Wingdings" w:hAnsi="Wingdings" w:hint="default"/>
+        <w:sz w:val="20"/>
+      </w:rPr>
+    </w:lvl>
+  </w:abstractNum>
+  <w:abstractNum w:abstractNumId="27" w15:restartNumberingAfterBreak="0">
     <w:nsid w:val="4D47530B"/>
     <w:multiLevelType w:val="multilevel"/>
     <w:tmpl w:val="0BE21FAA"/>
@@ -9001,7 +10846,418 @@
       </w:rPr>
     </w:lvl>
   </w:abstractNum>
-  <w:abstractNum w:abstractNumId="23" w15:restartNumberingAfterBreak="0">
+  <w:abstractNum w:abstractNumId="28" w15:restartNumberingAfterBreak="0">
+    <w:nsid w:val="4D905252"/>
+    <w:multiLevelType w:val="multilevel"/>
+    <w:tmpl w:val="BF5242D6"/>
+    <w:lvl w:ilvl="0">
+      <w:start w:val="1"/>
+      <w:numFmt w:val="bullet"/>
+      <w:lvlText w:val=""/>
+      <w:lvlJc w:val="left"/>
+      <w:pPr>
+        <w:tabs>
+          <w:tab w:val="num" w:pos="720"/>
+        </w:tabs>
+        <w:ind w:left="720" w:hanging="360"/>
+      </w:pPr>
+      <w:rPr>
+        <w:rFonts w:ascii="Symbol" w:hAnsi="Symbol" w:hint="default"/>
+        <w:sz w:val="20"/>
+      </w:rPr>
+    </w:lvl>
+    <w:lvl w:ilvl="1" w:tentative="1">
+      <w:start w:val="1"/>
+      <w:numFmt w:val="bullet"/>
+      <w:lvlText w:val="o"/>
+      <w:lvlJc w:val="left"/>
+      <w:pPr>
+        <w:tabs>
+          <w:tab w:val="num" w:pos="1440"/>
+        </w:tabs>
+        <w:ind w:left="1440" w:hanging="360"/>
+      </w:pPr>
+      <w:rPr>
+        <w:rFonts w:ascii="Courier New" w:hAnsi="Courier New" w:hint="default"/>
+        <w:sz w:val="20"/>
+      </w:rPr>
+    </w:lvl>
+    <w:lvl w:ilvl="2" w:tentative="1">
+      <w:start w:val="1"/>
+      <w:numFmt w:val="bullet"/>
+      <w:lvlText w:val=""/>
+      <w:lvlJc w:val="left"/>
+      <w:pPr>
+        <w:tabs>
+          <w:tab w:val="num" w:pos="2160"/>
+        </w:tabs>
+        <w:ind w:left="2160" w:hanging="360"/>
+      </w:pPr>
+      <w:rPr>
+        <w:rFonts w:ascii="Wingdings" w:hAnsi="Wingdings" w:hint="default"/>
+        <w:sz w:val="20"/>
+      </w:rPr>
+    </w:lvl>
+    <w:lvl w:ilvl="3" w:tentative="1">
+      <w:start w:val="1"/>
+      <w:numFmt w:val="bullet"/>
+      <w:lvlText w:val=""/>
+      <w:lvlJc w:val="left"/>
+      <w:pPr>
+        <w:tabs>
+          <w:tab w:val="num" w:pos="2880"/>
+        </w:tabs>
+        <w:ind w:left="2880" w:hanging="360"/>
+      </w:pPr>
+      <w:rPr>
+        <w:rFonts w:ascii="Wingdings" w:hAnsi="Wingdings" w:hint="default"/>
+        <w:sz w:val="20"/>
+      </w:rPr>
+    </w:lvl>
+    <w:lvl w:ilvl="4" w:tentative="1">
+      <w:start w:val="1"/>
+      <w:numFmt w:val="bullet"/>
+      <w:lvlText w:val=""/>
+      <w:lvlJc w:val="left"/>
+      <w:pPr>
+        <w:tabs>
+          <w:tab w:val="num" w:pos="3600"/>
+        </w:tabs>
+        <w:ind w:left="3600" w:hanging="360"/>
+      </w:pPr>
+      <w:rPr>
+        <w:rFonts w:ascii="Wingdings" w:hAnsi="Wingdings" w:hint="default"/>
+        <w:sz w:val="20"/>
+      </w:rPr>
+    </w:lvl>
+    <w:lvl w:ilvl="5" w:tentative="1">
+      <w:start w:val="1"/>
+      <w:numFmt w:val="bullet"/>
+      <w:lvlText w:val=""/>
+      <w:lvlJc w:val="left"/>
+      <w:pPr>
+        <w:tabs>
+          <w:tab w:val="num" w:pos="4320"/>
+        </w:tabs>
+        <w:ind w:left="4320" w:hanging="360"/>
+      </w:pPr>
+      <w:rPr>
+        <w:rFonts w:ascii="Wingdings" w:hAnsi="Wingdings" w:hint="default"/>
+        <w:sz w:val="20"/>
+      </w:rPr>
+    </w:lvl>
+    <w:lvl w:ilvl="6" w:tentative="1">
+      <w:start w:val="1"/>
+      <w:numFmt w:val="bullet"/>
+      <w:lvlText w:val=""/>
+      <w:lvlJc w:val="left"/>
+      <w:pPr>
+        <w:tabs>
+          <w:tab w:val="num" w:pos="5040"/>
+        </w:tabs>
+        <w:ind w:left="5040" w:hanging="360"/>
+      </w:pPr>
+      <w:rPr>
+        <w:rFonts w:ascii="Wingdings" w:hAnsi="Wingdings" w:hint="default"/>
+        <w:sz w:val="20"/>
+      </w:rPr>
+    </w:lvl>
+    <w:lvl w:ilvl="7" w:tentative="1">
+      <w:start w:val="1"/>
+      <w:numFmt w:val="bullet"/>
+      <w:lvlText w:val=""/>
+      <w:lvlJc w:val="left"/>
+      <w:pPr>
+        <w:tabs>
+          <w:tab w:val="num" w:pos="5760"/>
+        </w:tabs>
+        <w:ind w:left="5760" w:hanging="360"/>
+      </w:pPr>
+      <w:rPr>
+        <w:rFonts w:ascii="Wingdings" w:hAnsi="Wingdings" w:hint="default"/>
+        <w:sz w:val="20"/>
+      </w:rPr>
+    </w:lvl>
+    <w:lvl w:ilvl="8" w:tentative="1">
+      <w:start w:val="1"/>
+      <w:numFmt w:val="bullet"/>
+      <w:lvlText w:val=""/>
+      <w:lvlJc w:val="left"/>
+      <w:pPr>
+        <w:tabs>
+          <w:tab w:val="num" w:pos="6480"/>
+        </w:tabs>
+        <w:ind w:left="6480" w:hanging="360"/>
+      </w:pPr>
+      <w:rPr>
+        <w:rFonts w:ascii="Wingdings" w:hAnsi="Wingdings" w:hint="default"/>
+        <w:sz w:val="20"/>
+      </w:rPr>
+    </w:lvl>
+  </w:abstractNum>
+  <w:abstractNum w:abstractNumId="29" w15:restartNumberingAfterBreak="0">
+    <w:nsid w:val="4DEC1515"/>
+    <w:multiLevelType w:val="multilevel"/>
+    <w:tmpl w:val="F6D83E36"/>
+    <w:lvl w:ilvl="0">
+      <w:start w:val="1"/>
+      <w:numFmt w:val="bullet"/>
+      <w:lvlText w:val=""/>
+      <w:lvlJc w:val="left"/>
+      <w:pPr>
+        <w:tabs>
+          <w:tab w:val="num" w:pos="720"/>
+        </w:tabs>
+        <w:ind w:left="720" w:hanging="360"/>
+      </w:pPr>
+      <w:rPr>
+        <w:rFonts w:ascii="Symbol" w:hAnsi="Symbol" w:hint="default"/>
+        <w:sz w:val="20"/>
+      </w:rPr>
+    </w:lvl>
+    <w:lvl w:ilvl="1" w:tentative="1">
+      <w:start w:val="1"/>
+      <w:numFmt w:val="bullet"/>
+      <w:lvlText w:val="o"/>
+      <w:lvlJc w:val="left"/>
+      <w:pPr>
+        <w:tabs>
+          <w:tab w:val="num" w:pos="1440"/>
+        </w:tabs>
+        <w:ind w:left="1440" w:hanging="360"/>
+      </w:pPr>
+      <w:rPr>
+        <w:rFonts w:ascii="Courier New" w:hAnsi="Courier New" w:hint="default"/>
+        <w:sz w:val="20"/>
+      </w:rPr>
+    </w:lvl>
+    <w:lvl w:ilvl="2" w:tentative="1">
+      <w:start w:val="1"/>
+      <w:numFmt w:val="bullet"/>
+      <w:lvlText w:val=""/>
+      <w:lvlJc w:val="left"/>
+      <w:pPr>
+        <w:tabs>
+          <w:tab w:val="num" w:pos="2160"/>
+        </w:tabs>
+        <w:ind w:left="2160" w:hanging="360"/>
+      </w:pPr>
+      <w:rPr>
+        <w:rFonts w:ascii="Wingdings" w:hAnsi="Wingdings" w:hint="default"/>
+        <w:sz w:val="20"/>
+      </w:rPr>
+    </w:lvl>
+    <w:lvl w:ilvl="3" w:tentative="1">
+      <w:start w:val="1"/>
+      <w:numFmt w:val="bullet"/>
+      <w:lvlText w:val=""/>
+      <w:lvlJc w:val="left"/>
+      <w:pPr>
+        <w:tabs>
+          <w:tab w:val="num" w:pos="2880"/>
+        </w:tabs>
+        <w:ind w:left="2880" w:hanging="360"/>
+      </w:pPr>
+      <w:rPr>
+        <w:rFonts w:ascii="Wingdings" w:hAnsi="Wingdings" w:hint="default"/>
+        <w:sz w:val="20"/>
+      </w:rPr>
+    </w:lvl>
+    <w:lvl w:ilvl="4" w:tentative="1">
+      <w:start w:val="1"/>
+      <w:numFmt w:val="bullet"/>
+      <w:lvlText w:val=""/>
+      <w:lvlJc w:val="left"/>
+      <w:pPr>
+        <w:tabs>
+          <w:tab w:val="num" w:pos="3600"/>
+        </w:tabs>
+        <w:ind w:left="3600" w:hanging="360"/>
+      </w:pPr>
+      <w:rPr>
+        <w:rFonts w:ascii="Wingdings" w:hAnsi="Wingdings" w:hint="default"/>
+        <w:sz w:val="20"/>
+      </w:rPr>
+    </w:lvl>
+    <w:lvl w:ilvl="5" w:tentative="1">
+      <w:start w:val="1"/>
+      <w:numFmt w:val="bullet"/>
+      <w:lvlText w:val=""/>
+      <w:lvlJc w:val="left"/>
+      <w:pPr>
+        <w:tabs>
+          <w:tab w:val="num" w:pos="4320"/>
+        </w:tabs>
+        <w:ind w:left="4320" w:hanging="360"/>
+      </w:pPr>
+      <w:rPr>
+        <w:rFonts w:ascii="Wingdings" w:hAnsi="Wingdings" w:hint="default"/>
+        <w:sz w:val="20"/>
+      </w:rPr>
+    </w:lvl>
+    <w:lvl w:ilvl="6" w:tentative="1">
+      <w:start w:val="1"/>
+      <w:numFmt w:val="bullet"/>
+      <w:lvlText w:val=""/>
+      <w:lvlJc w:val="left"/>
+      <w:pPr>
+        <w:tabs>
+          <w:tab w:val="num" w:pos="5040"/>
+        </w:tabs>
+        <w:ind w:left="5040" w:hanging="360"/>
+      </w:pPr>
+      <w:rPr>
+        <w:rFonts w:ascii="Wingdings" w:hAnsi="Wingdings" w:hint="default"/>
+        <w:sz w:val="20"/>
+      </w:rPr>
+    </w:lvl>
+    <w:lvl w:ilvl="7" w:tentative="1">
+      <w:start w:val="1"/>
+      <w:numFmt w:val="bullet"/>
+      <w:lvlText w:val=""/>
+      <w:lvlJc w:val="left"/>
+      <w:pPr>
+        <w:tabs>
+          <w:tab w:val="num" w:pos="5760"/>
+        </w:tabs>
+        <w:ind w:left="5760" w:hanging="360"/>
+      </w:pPr>
+      <w:rPr>
+        <w:rFonts w:ascii="Wingdings" w:hAnsi="Wingdings" w:hint="default"/>
+        <w:sz w:val="20"/>
+      </w:rPr>
+    </w:lvl>
+    <w:lvl w:ilvl="8" w:tentative="1">
+      <w:start w:val="1"/>
+      <w:numFmt w:val="bullet"/>
+      <w:lvlText w:val=""/>
+      <w:lvlJc w:val="left"/>
+      <w:pPr>
+        <w:tabs>
+          <w:tab w:val="num" w:pos="6480"/>
+        </w:tabs>
+        <w:ind w:left="6480" w:hanging="360"/>
+      </w:pPr>
+      <w:rPr>
+        <w:rFonts w:ascii="Wingdings" w:hAnsi="Wingdings" w:hint="default"/>
+        <w:sz w:val="20"/>
+      </w:rPr>
+    </w:lvl>
+  </w:abstractNum>
+  <w:abstractNum w:abstractNumId="30" w15:restartNumberingAfterBreak="0">
+    <w:nsid w:val="534E24B1"/>
+    <w:multiLevelType w:val="multilevel"/>
+    <w:tmpl w:val="C12408C8"/>
+    <w:lvl w:ilvl="0">
+      <w:start w:val="1"/>
+      <w:numFmt w:val="decimal"/>
+      <w:lvlText w:val="%1."/>
+      <w:lvlJc w:val="left"/>
+      <w:pPr>
+        <w:tabs>
+          <w:tab w:val="num" w:pos="720"/>
+        </w:tabs>
+        <w:ind w:left="720" w:hanging="360"/>
+      </w:pPr>
+    </w:lvl>
+    <w:lvl w:ilvl="1" w:tentative="1">
+      <w:start w:val="1"/>
+      <w:numFmt w:val="decimal"/>
+      <w:lvlText w:val="%2."/>
+      <w:lvlJc w:val="left"/>
+      <w:pPr>
+        <w:tabs>
+          <w:tab w:val="num" w:pos="1440"/>
+        </w:tabs>
+        <w:ind w:left="1440" w:hanging="360"/>
+      </w:pPr>
+    </w:lvl>
+    <w:lvl w:ilvl="2" w:tentative="1">
+      <w:start w:val="1"/>
+      <w:numFmt w:val="decimal"/>
+      <w:lvlText w:val="%3."/>
+      <w:lvlJc w:val="left"/>
+      <w:pPr>
+        <w:tabs>
+          <w:tab w:val="num" w:pos="2160"/>
+        </w:tabs>
+        <w:ind w:left="2160" w:hanging="360"/>
+      </w:pPr>
+    </w:lvl>
+    <w:lvl w:ilvl="3" w:tentative="1">
+      <w:start w:val="1"/>
+      <w:numFmt w:val="decimal"/>
+      <w:lvlText w:val="%4."/>
+      <w:lvlJc w:val="left"/>
+      <w:pPr>
+        <w:tabs>
+          <w:tab w:val="num" w:pos="2880"/>
+        </w:tabs>
+        <w:ind w:left="2880" w:hanging="360"/>
+      </w:pPr>
+    </w:lvl>
+    <w:lvl w:ilvl="4" w:tentative="1">
+      <w:start w:val="1"/>
+      <w:numFmt w:val="decimal"/>
+      <w:lvlText w:val="%5."/>
+      <w:lvlJc w:val="left"/>
+      <w:pPr>
+        <w:tabs>
+          <w:tab w:val="num" w:pos="3600"/>
+        </w:tabs>
+        <w:ind w:left="3600" w:hanging="360"/>
+      </w:pPr>
+    </w:lvl>
+    <w:lvl w:ilvl="5" w:tentative="1">
+      <w:start w:val="1"/>
+      <w:numFmt w:val="decimal"/>
+      <w:lvlText w:val="%6."/>
+      <w:lvlJc w:val="left"/>
+      <w:pPr>
+        <w:tabs>
+          <w:tab w:val="num" w:pos="4320"/>
+        </w:tabs>
+        <w:ind w:left="4320" w:hanging="360"/>
+      </w:pPr>
+    </w:lvl>
+    <w:lvl w:ilvl="6" w:tentative="1">
+      <w:start w:val="1"/>
+      <w:numFmt w:val="decimal"/>
+      <w:lvlText w:val="%7."/>
+      <w:lvlJc w:val="left"/>
+      <w:pPr>
+        <w:tabs>
+          <w:tab w:val="num" w:pos="5040"/>
+        </w:tabs>
+        <w:ind w:left="5040" w:hanging="360"/>
+      </w:pPr>
+    </w:lvl>
+    <w:lvl w:ilvl="7" w:tentative="1">
+      <w:start w:val="1"/>
+      <w:numFmt w:val="decimal"/>
+      <w:lvlText w:val="%8."/>
+      <w:lvlJc w:val="left"/>
+      <w:pPr>
+        <w:tabs>
+          <w:tab w:val="num" w:pos="5760"/>
+        </w:tabs>
+        <w:ind w:left="5760" w:hanging="360"/>
+      </w:pPr>
+    </w:lvl>
+    <w:lvl w:ilvl="8" w:tentative="1">
+      <w:start w:val="1"/>
+      <w:numFmt w:val="decimal"/>
+      <w:lvlText w:val="%9."/>
+      <w:lvlJc w:val="left"/>
+      <w:pPr>
+        <w:tabs>
+          <w:tab w:val="num" w:pos="6480"/>
+        </w:tabs>
+        <w:ind w:left="6480" w:hanging="360"/>
+      </w:pPr>
+    </w:lvl>
+  </w:abstractNum>
+  <w:abstractNum w:abstractNumId="31" w15:restartNumberingAfterBreak="0">
     <w:nsid w:val="53B7633E"/>
     <w:multiLevelType w:val="multilevel"/>
     <w:tmpl w:val="1E5AA2CC"/>
@@ -9150,7 +11406,156 @@
       </w:rPr>
     </w:lvl>
   </w:abstractNum>
-  <w:abstractNum w:abstractNumId="24" w15:restartNumberingAfterBreak="0">
+  <w:abstractNum w:abstractNumId="32" w15:restartNumberingAfterBreak="0">
+    <w:nsid w:val="54A7623E"/>
+    <w:multiLevelType w:val="multilevel"/>
+    <w:tmpl w:val="4E64C2A2"/>
+    <w:lvl w:ilvl="0">
+      <w:start w:val="1"/>
+      <w:numFmt w:val="bullet"/>
+      <w:lvlText w:val=""/>
+      <w:lvlJc w:val="left"/>
+      <w:pPr>
+        <w:tabs>
+          <w:tab w:val="num" w:pos="720"/>
+        </w:tabs>
+        <w:ind w:left="720" w:hanging="360"/>
+      </w:pPr>
+      <w:rPr>
+        <w:rFonts w:ascii="Symbol" w:hAnsi="Symbol" w:hint="default"/>
+        <w:sz w:val="20"/>
+      </w:rPr>
+    </w:lvl>
+    <w:lvl w:ilvl="1" w:tentative="1">
+      <w:start w:val="1"/>
+      <w:numFmt w:val="bullet"/>
+      <w:lvlText w:val="o"/>
+      <w:lvlJc w:val="left"/>
+      <w:pPr>
+        <w:tabs>
+          <w:tab w:val="num" w:pos="1440"/>
+        </w:tabs>
+        <w:ind w:left="1440" w:hanging="360"/>
+      </w:pPr>
+      <w:rPr>
+        <w:rFonts w:ascii="Courier New" w:hAnsi="Courier New" w:hint="default"/>
+        <w:sz w:val="20"/>
+      </w:rPr>
+    </w:lvl>
+    <w:lvl w:ilvl="2" w:tentative="1">
+      <w:start w:val="1"/>
+      <w:numFmt w:val="bullet"/>
+      <w:lvlText w:val=""/>
+      <w:lvlJc w:val="left"/>
+      <w:pPr>
+        <w:tabs>
+          <w:tab w:val="num" w:pos="2160"/>
+        </w:tabs>
+        <w:ind w:left="2160" w:hanging="360"/>
+      </w:pPr>
+      <w:rPr>
+        <w:rFonts w:ascii="Wingdings" w:hAnsi="Wingdings" w:hint="default"/>
+        <w:sz w:val="20"/>
+      </w:rPr>
+    </w:lvl>
+    <w:lvl w:ilvl="3" w:tentative="1">
+      <w:start w:val="1"/>
+      <w:numFmt w:val="bullet"/>
+      <w:lvlText w:val=""/>
+      <w:lvlJc w:val="left"/>
+      <w:pPr>
+        <w:tabs>
+          <w:tab w:val="num" w:pos="2880"/>
+        </w:tabs>
+        <w:ind w:left="2880" w:hanging="360"/>
+      </w:pPr>
+      <w:rPr>
+        <w:rFonts w:ascii="Wingdings" w:hAnsi="Wingdings" w:hint="default"/>
+        <w:sz w:val="20"/>
+      </w:rPr>
+    </w:lvl>
+    <w:lvl w:ilvl="4" w:tentative="1">
+      <w:start w:val="1"/>
+      <w:numFmt w:val="bullet"/>
+      <w:lvlText w:val=""/>
+      <w:lvlJc w:val="left"/>
+      <w:pPr>
+        <w:tabs>
+          <w:tab w:val="num" w:pos="3600"/>
+        </w:tabs>
+        <w:ind w:left="3600" w:hanging="360"/>
+      </w:pPr>
+      <w:rPr>
+        <w:rFonts w:ascii="Wingdings" w:hAnsi="Wingdings" w:hint="default"/>
+        <w:sz w:val="20"/>
+      </w:rPr>
+    </w:lvl>
+    <w:lvl w:ilvl="5" w:tentative="1">
+      <w:start w:val="1"/>
+      <w:numFmt w:val="bullet"/>
+      <w:lvlText w:val=""/>
+      <w:lvlJc w:val="left"/>
+      <w:pPr>
+        <w:tabs>
+          <w:tab w:val="num" w:pos="4320"/>
+        </w:tabs>
+        <w:ind w:left="4320" w:hanging="360"/>
+      </w:pPr>
+      <w:rPr>
+        <w:rFonts w:ascii="Wingdings" w:hAnsi="Wingdings" w:hint="default"/>
+        <w:sz w:val="20"/>
+      </w:rPr>
+    </w:lvl>
+    <w:lvl w:ilvl="6" w:tentative="1">
+      <w:start w:val="1"/>
+      <w:numFmt w:val="bullet"/>
+      <w:lvlText w:val=""/>
+      <w:lvlJc w:val="left"/>
+      <w:pPr>
+        <w:tabs>
+          <w:tab w:val="num" w:pos="5040"/>
+        </w:tabs>
+        <w:ind w:left="5040" w:hanging="360"/>
+      </w:pPr>
+      <w:rPr>
+        <w:rFonts w:ascii="Wingdings" w:hAnsi="Wingdings" w:hint="default"/>
+        <w:sz w:val="20"/>
+      </w:rPr>
+    </w:lvl>
+    <w:lvl w:ilvl="7" w:tentative="1">
+      <w:start w:val="1"/>
+      <w:numFmt w:val="bullet"/>
+      <w:lvlText w:val=""/>
+      <w:lvlJc w:val="left"/>
+      <w:pPr>
+        <w:tabs>
+          <w:tab w:val="num" w:pos="5760"/>
+        </w:tabs>
+        <w:ind w:left="5760" w:hanging="360"/>
+      </w:pPr>
+      <w:rPr>
+        <w:rFonts w:ascii="Wingdings" w:hAnsi="Wingdings" w:hint="default"/>
+        <w:sz w:val="20"/>
+      </w:rPr>
+    </w:lvl>
+    <w:lvl w:ilvl="8" w:tentative="1">
+      <w:start w:val="1"/>
+      <w:numFmt w:val="bullet"/>
+      <w:lvlText w:val=""/>
+      <w:lvlJc w:val="left"/>
+      <w:pPr>
+        <w:tabs>
+          <w:tab w:val="num" w:pos="6480"/>
+        </w:tabs>
+        <w:ind w:left="6480" w:hanging="360"/>
+      </w:pPr>
+      <w:rPr>
+        <w:rFonts w:ascii="Wingdings" w:hAnsi="Wingdings" w:hint="default"/>
+        <w:sz w:val="20"/>
+      </w:rPr>
+    </w:lvl>
+  </w:abstractNum>
+  <w:abstractNum w:abstractNumId="33" w15:restartNumberingAfterBreak="0">
     <w:nsid w:val="580A2FA9"/>
     <w:multiLevelType w:val="multilevel"/>
     <w:tmpl w:val="58261F24"/>
@@ -9299,7 +11704,7 @@
       </w:rPr>
     </w:lvl>
   </w:abstractNum>
-  <w:abstractNum w:abstractNumId="25" w15:restartNumberingAfterBreak="0">
+  <w:abstractNum w:abstractNumId="34" w15:restartNumberingAfterBreak="0">
     <w:nsid w:val="586B50B9"/>
     <w:multiLevelType w:val="multilevel"/>
     <w:tmpl w:val="3A8467DE"/>
@@ -9448,7 +11853,156 @@
       </w:rPr>
     </w:lvl>
   </w:abstractNum>
-  <w:abstractNum w:abstractNumId="26" w15:restartNumberingAfterBreak="0">
+  <w:abstractNum w:abstractNumId="35" w15:restartNumberingAfterBreak="0">
+    <w:nsid w:val="5AF069F7"/>
+    <w:multiLevelType w:val="multilevel"/>
+    <w:tmpl w:val="F8A20A70"/>
+    <w:lvl w:ilvl="0">
+      <w:start w:val="1"/>
+      <w:numFmt w:val="bullet"/>
+      <w:lvlText w:val=""/>
+      <w:lvlJc w:val="left"/>
+      <w:pPr>
+        <w:tabs>
+          <w:tab w:val="num" w:pos="720"/>
+        </w:tabs>
+        <w:ind w:left="720" w:hanging="360"/>
+      </w:pPr>
+      <w:rPr>
+        <w:rFonts w:ascii="Symbol" w:hAnsi="Symbol" w:hint="default"/>
+        <w:sz w:val="20"/>
+      </w:rPr>
+    </w:lvl>
+    <w:lvl w:ilvl="1" w:tentative="1">
+      <w:start w:val="1"/>
+      <w:numFmt w:val="bullet"/>
+      <w:lvlText w:val="o"/>
+      <w:lvlJc w:val="left"/>
+      <w:pPr>
+        <w:tabs>
+          <w:tab w:val="num" w:pos="1440"/>
+        </w:tabs>
+        <w:ind w:left="1440" w:hanging="360"/>
+      </w:pPr>
+      <w:rPr>
+        <w:rFonts w:ascii="Courier New" w:hAnsi="Courier New" w:hint="default"/>
+        <w:sz w:val="20"/>
+      </w:rPr>
+    </w:lvl>
+    <w:lvl w:ilvl="2" w:tentative="1">
+      <w:start w:val="1"/>
+      <w:numFmt w:val="bullet"/>
+      <w:lvlText w:val=""/>
+      <w:lvlJc w:val="left"/>
+      <w:pPr>
+        <w:tabs>
+          <w:tab w:val="num" w:pos="2160"/>
+        </w:tabs>
+        <w:ind w:left="2160" w:hanging="360"/>
+      </w:pPr>
+      <w:rPr>
+        <w:rFonts w:ascii="Wingdings" w:hAnsi="Wingdings" w:hint="default"/>
+        <w:sz w:val="20"/>
+      </w:rPr>
+    </w:lvl>
+    <w:lvl w:ilvl="3" w:tentative="1">
+      <w:start w:val="1"/>
+      <w:numFmt w:val="bullet"/>
+      <w:lvlText w:val=""/>
+      <w:lvlJc w:val="left"/>
+      <w:pPr>
+        <w:tabs>
+          <w:tab w:val="num" w:pos="2880"/>
+        </w:tabs>
+        <w:ind w:left="2880" w:hanging="360"/>
+      </w:pPr>
+      <w:rPr>
+        <w:rFonts w:ascii="Wingdings" w:hAnsi="Wingdings" w:hint="default"/>
+        <w:sz w:val="20"/>
+      </w:rPr>
+    </w:lvl>
+    <w:lvl w:ilvl="4" w:tentative="1">
+      <w:start w:val="1"/>
+      <w:numFmt w:val="bullet"/>
+      <w:lvlText w:val=""/>
+      <w:lvlJc w:val="left"/>
+      <w:pPr>
+        <w:tabs>
+          <w:tab w:val="num" w:pos="3600"/>
+        </w:tabs>
+        <w:ind w:left="3600" w:hanging="360"/>
+      </w:pPr>
+      <w:rPr>
+        <w:rFonts w:ascii="Wingdings" w:hAnsi="Wingdings" w:hint="default"/>
+        <w:sz w:val="20"/>
+      </w:rPr>
+    </w:lvl>
+    <w:lvl w:ilvl="5" w:tentative="1">
+      <w:start w:val="1"/>
+      <w:numFmt w:val="bullet"/>
+      <w:lvlText w:val=""/>
+      <w:lvlJc w:val="left"/>
+      <w:pPr>
+        <w:tabs>
+          <w:tab w:val="num" w:pos="4320"/>
+        </w:tabs>
+        <w:ind w:left="4320" w:hanging="360"/>
+      </w:pPr>
+      <w:rPr>
+        <w:rFonts w:ascii="Wingdings" w:hAnsi="Wingdings" w:hint="default"/>
+        <w:sz w:val="20"/>
+      </w:rPr>
+    </w:lvl>
+    <w:lvl w:ilvl="6" w:tentative="1">
+      <w:start w:val="1"/>
+      <w:numFmt w:val="bullet"/>
+      <w:lvlText w:val=""/>
+      <w:lvlJc w:val="left"/>
+      <w:pPr>
+        <w:tabs>
+          <w:tab w:val="num" w:pos="5040"/>
+        </w:tabs>
+        <w:ind w:left="5040" w:hanging="360"/>
+      </w:pPr>
+      <w:rPr>
+        <w:rFonts w:ascii="Wingdings" w:hAnsi="Wingdings" w:hint="default"/>
+        <w:sz w:val="20"/>
+      </w:rPr>
+    </w:lvl>
+    <w:lvl w:ilvl="7" w:tentative="1">
+      <w:start w:val="1"/>
+      <w:numFmt w:val="bullet"/>
+      <w:lvlText w:val=""/>
+      <w:lvlJc w:val="left"/>
+      <w:pPr>
+        <w:tabs>
+          <w:tab w:val="num" w:pos="5760"/>
+        </w:tabs>
+        <w:ind w:left="5760" w:hanging="360"/>
+      </w:pPr>
+      <w:rPr>
+        <w:rFonts w:ascii="Wingdings" w:hAnsi="Wingdings" w:hint="default"/>
+        <w:sz w:val="20"/>
+      </w:rPr>
+    </w:lvl>
+    <w:lvl w:ilvl="8" w:tentative="1">
+      <w:start w:val="1"/>
+      <w:numFmt w:val="bullet"/>
+      <w:lvlText w:val=""/>
+      <w:lvlJc w:val="left"/>
+      <w:pPr>
+        <w:tabs>
+          <w:tab w:val="num" w:pos="6480"/>
+        </w:tabs>
+        <w:ind w:left="6480" w:hanging="360"/>
+      </w:pPr>
+      <w:rPr>
+        <w:rFonts w:ascii="Wingdings" w:hAnsi="Wingdings" w:hint="default"/>
+        <w:sz w:val="20"/>
+      </w:rPr>
+    </w:lvl>
+  </w:abstractNum>
+  <w:abstractNum w:abstractNumId="36" w15:restartNumberingAfterBreak="0">
     <w:nsid w:val="5BAF1FA5"/>
     <w:multiLevelType w:val="multilevel"/>
     <w:tmpl w:val="8DF8CF52"/>
@@ -9597,7 +12151,7 @@
       </w:rPr>
     </w:lvl>
   </w:abstractNum>
-  <w:abstractNum w:abstractNumId="27" w15:restartNumberingAfterBreak="0">
+  <w:abstractNum w:abstractNumId="37" w15:restartNumberingAfterBreak="0">
     <w:nsid w:val="5D9C7D2F"/>
     <w:multiLevelType w:val="multilevel"/>
     <w:tmpl w:val="A3AA395A"/>
@@ -9746,7 +12300,454 @@
       </w:rPr>
     </w:lvl>
   </w:abstractNum>
-  <w:abstractNum w:abstractNumId="28" w15:restartNumberingAfterBreak="0">
+  <w:abstractNum w:abstractNumId="38" w15:restartNumberingAfterBreak="0">
+    <w:nsid w:val="5EBF1CB5"/>
+    <w:multiLevelType w:val="multilevel"/>
+    <w:tmpl w:val="F2789A6A"/>
+    <w:lvl w:ilvl="0">
+      <w:start w:val="1"/>
+      <w:numFmt w:val="bullet"/>
+      <w:lvlText w:val=""/>
+      <w:lvlJc w:val="left"/>
+      <w:pPr>
+        <w:tabs>
+          <w:tab w:val="num" w:pos="720"/>
+        </w:tabs>
+        <w:ind w:left="720" w:hanging="360"/>
+      </w:pPr>
+      <w:rPr>
+        <w:rFonts w:ascii="Symbol" w:hAnsi="Symbol" w:hint="default"/>
+        <w:sz w:val="20"/>
+      </w:rPr>
+    </w:lvl>
+    <w:lvl w:ilvl="1" w:tentative="1">
+      <w:start w:val="1"/>
+      <w:numFmt w:val="bullet"/>
+      <w:lvlText w:val="o"/>
+      <w:lvlJc w:val="left"/>
+      <w:pPr>
+        <w:tabs>
+          <w:tab w:val="num" w:pos="1440"/>
+        </w:tabs>
+        <w:ind w:left="1440" w:hanging="360"/>
+      </w:pPr>
+      <w:rPr>
+        <w:rFonts w:ascii="Courier New" w:hAnsi="Courier New" w:hint="default"/>
+        <w:sz w:val="20"/>
+      </w:rPr>
+    </w:lvl>
+    <w:lvl w:ilvl="2" w:tentative="1">
+      <w:start w:val="1"/>
+      <w:numFmt w:val="bullet"/>
+      <w:lvlText w:val=""/>
+      <w:lvlJc w:val="left"/>
+      <w:pPr>
+        <w:tabs>
+          <w:tab w:val="num" w:pos="2160"/>
+        </w:tabs>
+        <w:ind w:left="2160" w:hanging="360"/>
+      </w:pPr>
+      <w:rPr>
+        <w:rFonts w:ascii="Wingdings" w:hAnsi="Wingdings" w:hint="default"/>
+        <w:sz w:val="20"/>
+      </w:rPr>
+    </w:lvl>
+    <w:lvl w:ilvl="3" w:tentative="1">
+      <w:start w:val="1"/>
+      <w:numFmt w:val="bullet"/>
+      <w:lvlText w:val=""/>
+      <w:lvlJc w:val="left"/>
+      <w:pPr>
+        <w:tabs>
+          <w:tab w:val="num" w:pos="2880"/>
+        </w:tabs>
+        <w:ind w:left="2880" w:hanging="360"/>
+      </w:pPr>
+      <w:rPr>
+        <w:rFonts w:ascii="Wingdings" w:hAnsi="Wingdings" w:hint="default"/>
+        <w:sz w:val="20"/>
+      </w:rPr>
+    </w:lvl>
+    <w:lvl w:ilvl="4" w:tentative="1">
+      <w:start w:val="1"/>
+      <w:numFmt w:val="bullet"/>
+      <w:lvlText w:val=""/>
+      <w:lvlJc w:val="left"/>
+      <w:pPr>
+        <w:tabs>
+          <w:tab w:val="num" w:pos="3600"/>
+        </w:tabs>
+        <w:ind w:left="3600" w:hanging="360"/>
+      </w:pPr>
+      <w:rPr>
+        <w:rFonts w:ascii="Wingdings" w:hAnsi="Wingdings" w:hint="default"/>
+        <w:sz w:val="20"/>
+      </w:rPr>
+    </w:lvl>
+    <w:lvl w:ilvl="5" w:tentative="1">
+      <w:start w:val="1"/>
+      <w:numFmt w:val="bullet"/>
+      <w:lvlText w:val=""/>
+      <w:lvlJc w:val="left"/>
+      <w:pPr>
+        <w:tabs>
+          <w:tab w:val="num" w:pos="4320"/>
+        </w:tabs>
+        <w:ind w:left="4320" w:hanging="360"/>
+      </w:pPr>
+      <w:rPr>
+        <w:rFonts w:ascii="Wingdings" w:hAnsi="Wingdings" w:hint="default"/>
+        <w:sz w:val="20"/>
+      </w:rPr>
+    </w:lvl>
+    <w:lvl w:ilvl="6" w:tentative="1">
+      <w:start w:val="1"/>
+      <w:numFmt w:val="bullet"/>
+      <w:lvlText w:val=""/>
+      <w:lvlJc w:val="left"/>
+      <w:pPr>
+        <w:tabs>
+          <w:tab w:val="num" w:pos="5040"/>
+        </w:tabs>
+        <w:ind w:left="5040" w:hanging="360"/>
+      </w:pPr>
+      <w:rPr>
+        <w:rFonts w:ascii="Wingdings" w:hAnsi="Wingdings" w:hint="default"/>
+        <w:sz w:val="20"/>
+      </w:rPr>
+    </w:lvl>
+    <w:lvl w:ilvl="7" w:tentative="1">
+      <w:start w:val="1"/>
+      <w:numFmt w:val="bullet"/>
+      <w:lvlText w:val=""/>
+      <w:lvlJc w:val="left"/>
+      <w:pPr>
+        <w:tabs>
+          <w:tab w:val="num" w:pos="5760"/>
+        </w:tabs>
+        <w:ind w:left="5760" w:hanging="360"/>
+      </w:pPr>
+      <w:rPr>
+        <w:rFonts w:ascii="Wingdings" w:hAnsi="Wingdings" w:hint="default"/>
+        <w:sz w:val="20"/>
+      </w:rPr>
+    </w:lvl>
+    <w:lvl w:ilvl="8" w:tentative="1">
+      <w:start w:val="1"/>
+      <w:numFmt w:val="bullet"/>
+      <w:lvlText w:val=""/>
+      <w:lvlJc w:val="left"/>
+      <w:pPr>
+        <w:tabs>
+          <w:tab w:val="num" w:pos="6480"/>
+        </w:tabs>
+        <w:ind w:left="6480" w:hanging="360"/>
+      </w:pPr>
+      <w:rPr>
+        <w:rFonts w:ascii="Wingdings" w:hAnsi="Wingdings" w:hint="default"/>
+        <w:sz w:val="20"/>
+      </w:rPr>
+    </w:lvl>
+  </w:abstractNum>
+  <w:abstractNum w:abstractNumId="39" w15:restartNumberingAfterBreak="0">
+    <w:nsid w:val="62F227DA"/>
+    <w:multiLevelType w:val="multilevel"/>
+    <w:tmpl w:val="07B27996"/>
+    <w:lvl w:ilvl="0">
+      <w:start w:val="1"/>
+      <w:numFmt w:val="bullet"/>
+      <w:lvlText w:val=""/>
+      <w:lvlJc w:val="left"/>
+      <w:pPr>
+        <w:tabs>
+          <w:tab w:val="num" w:pos="720"/>
+        </w:tabs>
+        <w:ind w:left="720" w:hanging="360"/>
+      </w:pPr>
+      <w:rPr>
+        <w:rFonts w:ascii="Symbol" w:hAnsi="Symbol" w:hint="default"/>
+        <w:sz w:val="20"/>
+      </w:rPr>
+    </w:lvl>
+    <w:lvl w:ilvl="1" w:tentative="1">
+      <w:start w:val="1"/>
+      <w:numFmt w:val="bullet"/>
+      <w:lvlText w:val="o"/>
+      <w:lvlJc w:val="left"/>
+      <w:pPr>
+        <w:tabs>
+          <w:tab w:val="num" w:pos="1440"/>
+        </w:tabs>
+        <w:ind w:left="1440" w:hanging="360"/>
+      </w:pPr>
+      <w:rPr>
+        <w:rFonts w:ascii="Courier New" w:hAnsi="Courier New" w:hint="default"/>
+        <w:sz w:val="20"/>
+      </w:rPr>
+    </w:lvl>
+    <w:lvl w:ilvl="2" w:tentative="1">
+      <w:start w:val="1"/>
+      <w:numFmt w:val="bullet"/>
+      <w:lvlText w:val=""/>
+      <w:lvlJc w:val="left"/>
+      <w:pPr>
+        <w:tabs>
+          <w:tab w:val="num" w:pos="2160"/>
+        </w:tabs>
+        <w:ind w:left="2160" w:hanging="360"/>
+      </w:pPr>
+      <w:rPr>
+        <w:rFonts w:ascii="Wingdings" w:hAnsi="Wingdings" w:hint="default"/>
+        <w:sz w:val="20"/>
+      </w:rPr>
+    </w:lvl>
+    <w:lvl w:ilvl="3" w:tentative="1">
+      <w:start w:val="1"/>
+      <w:numFmt w:val="bullet"/>
+      <w:lvlText w:val=""/>
+      <w:lvlJc w:val="left"/>
+      <w:pPr>
+        <w:tabs>
+          <w:tab w:val="num" w:pos="2880"/>
+        </w:tabs>
+        <w:ind w:left="2880" w:hanging="360"/>
+      </w:pPr>
+      <w:rPr>
+        <w:rFonts w:ascii="Wingdings" w:hAnsi="Wingdings" w:hint="default"/>
+        <w:sz w:val="20"/>
+      </w:rPr>
+    </w:lvl>
+    <w:lvl w:ilvl="4" w:tentative="1">
+      <w:start w:val="1"/>
+      <w:numFmt w:val="bullet"/>
+      <w:lvlText w:val=""/>
+      <w:lvlJc w:val="left"/>
+      <w:pPr>
+        <w:tabs>
+          <w:tab w:val="num" w:pos="3600"/>
+        </w:tabs>
+        <w:ind w:left="3600" w:hanging="360"/>
+      </w:pPr>
+      <w:rPr>
+        <w:rFonts w:ascii="Wingdings" w:hAnsi="Wingdings" w:hint="default"/>
+        <w:sz w:val="20"/>
+      </w:rPr>
+    </w:lvl>
+    <w:lvl w:ilvl="5" w:tentative="1">
+      <w:start w:val="1"/>
+      <w:numFmt w:val="bullet"/>
+      <w:lvlText w:val=""/>
+      <w:lvlJc w:val="left"/>
+      <w:pPr>
+        <w:tabs>
+          <w:tab w:val="num" w:pos="4320"/>
+        </w:tabs>
+        <w:ind w:left="4320" w:hanging="360"/>
+      </w:pPr>
+      <w:rPr>
+        <w:rFonts w:ascii="Wingdings" w:hAnsi="Wingdings" w:hint="default"/>
+        <w:sz w:val="20"/>
+      </w:rPr>
+    </w:lvl>
+    <w:lvl w:ilvl="6" w:tentative="1">
+      <w:start w:val="1"/>
+      <w:numFmt w:val="bullet"/>
+      <w:lvlText w:val=""/>
+      <w:lvlJc w:val="left"/>
+      <w:pPr>
+        <w:tabs>
+          <w:tab w:val="num" w:pos="5040"/>
+        </w:tabs>
+        <w:ind w:left="5040" w:hanging="360"/>
+      </w:pPr>
+      <w:rPr>
+        <w:rFonts w:ascii="Wingdings" w:hAnsi="Wingdings" w:hint="default"/>
+        <w:sz w:val="20"/>
+      </w:rPr>
+    </w:lvl>
+    <w:lvl w:ilvl="7" w:tentative="1">
+      <w:start w:val="1"/>
+      <w:numFmt w:val="bullet"/>
+      <w:lvlText w:val=""/>
+      <w:lvlJc w:val="left"/>
+      <w:pPr>
+        <w:tabs>
+          <w:tab w:val="num" w:pos="5760"/>
+        </w:tabs>
+        <w:ind w:left="5760" w:hanging="360"/>
+      </w:pPr>
+      <w:rPr>
+        <w:rFonts w:ascii="Wingdings" w:hAnsi="Wingdings" w:hint="default"/>
+        <w:sz w:val="20"/>
+      </w:rPr>
+    </w:lvl>
+    <w:lvl w:ilvl="8" w:tentative="1">
+      <w:start w:val="1"/>
+      <w:numFmt w:val="bullet"/>
+      <w:lvlText w:val=""/>
+      <w:lvlJc w:val="left"/>
+      <w:pPr>
+        <w:tabs>
+          <w:tab w:val="num" w:pos="6480"/>
+        </w:tabs>
+        <w:ind w:left="6480" w:hanging="360"/>
+      </w:pPr>
+      <w:rPr>
+        <w:rFonts w:ascii="Wingdings" w:hAnsi="Wingdings" w:hint="default"/>
+        <w:sz w:val="20"/>
+      </w:rPr>
+    </w:lvl>
+  </w:abstractNum>
+  <w:abstractNum w:abstractNumId="40" w15:restartNumberingAfterBreak="0">
+    <w:nsid w:val="651B7CCE"/>
+    <w:multiLevelType w:val="multilevel"/>
+    <w:tmpl w:val="91CEF292"/>
+    <w:lvl w:ilvl="0">
+      <w:start w:val="1"/>
+      <w:numFmt w:val="bullet"/>
+      <w:lvlText w:val=""/>
+      <w:lvlJc w:val="left"/>
+      <w:pPr>
+        <w:tabs>
+          <w:tab w:val="num" w:pos="720"/>
+        </w:tabs>
+        <w:ind w:left="720" w:hanging="360"/>
+      </w:pPr>
+      <w:rPr>
+        <w:rFonts w:ascii="Symbol" w:hAnsi="Symbol" w:hint="default"/>
+        <w:sz w:val="20"/>
+      </w:rPr>
+    </w:lvl>
+    <w:lvl w:ilvl="1" w:tentative="1">
+      <w:start w:val="1"/>
+      <w:numFmt w:val="bullet"/>
+      <w:lvlText w:val="o"/>
+      <w:lvlJc w:val="left"/>
+      <w:pPr>
+        <w:tabs>
+          <w:tab w:val="num" w:pos="1440"/>
+        </w:tabs>
+        <w:ind w:left="1440" w:hanging="360"/>
+      </w:pPr>
+      <w:rPr>
+        <w:rFonts w:ascii="Courier New" w:hAnsi="Courier New" w:hint="default"/>
+        <w:sz w:val="20"/>
+      </w:rPr>
+    </w:lvl>
+    <w:lvl w:ilvl="2" w:tentative="1">
+      <w:start w:val="1"/>
+      <w:numFmt w:val="bullet"/>
+      <w:lvlText w:val=""/>
+      <w:lvlJc w:val="left"/>
+      <w:pPr>
+        <w:tabs>
+          <w:tab w:val="num" w:pos="2160"/>
+        </w:tabs>
+        <w:ind w:left="2160" w:hanging="360"/>
+      </w:pPr>
+      <w:rPr>
+        <w:rFonts w:ascii="Wingdings" w:hAnsi="Wingdings" w:hint="default"/>
+        <w:sz w:val="20"/>
+      </w:rPr>
+    </w:lvl>
+    <w:lvl w:ilvl="3" w:tentative="1">
+      <w:start w:val="1"/>
+      <w:numFmt w:val="bullet"/>
+      <w:lvlText w:val=""/>
+      <w:lvlJc w:val="left"/>
+      <w:pPr>
+        <w:tabs>
+          <w:tab w:val="num" w:pos="2880"/>
+        </w:tabs>
+        <w:ind w:left="2880" w:hanging="360"/>
+      </w:pPr>
+      <w:rPr>
+        <w:rFonts w:ascii="Wingdings" w:hAnsi="Wingdings" w:hint="default"/>
+        <w:sz w:val="20"/>
+      </w:rPr>
+    </w:lvl>
+    <w:lvl w:ilvl="4" w:tentative="1">
+      <w:start w:val="1"/>
+      <w:numFmt w:val="bullet"/>
+      <w:lvlText w:val=""/>
+      <w:lvlJc w:val="left"/>
+      <w:pPr>
+        <w:tabs>
+          <w:tab w:val="num" w:pos="3600"/>
+        </w:tabs>
+        <w:ind w:left="3600" w:hanging="360"/>
+      </w:pPr>
+      <w:rPr>
+        <w:rFonts w:ascii="Wingdings" w:hAnsi="Wingdings" w:hint="default"/>
+        <w:sz w:val="20"/>
+      </w:rPr>
+    </w:lvl>
+    <w:lvl w:ilvl="5" w:tentative="1">
+      <w:start w:val="1"/>
+      <w:numFmt w:val="bullet"/>
+      <w:lvlText w:val=""/>
+      <w:lvlJc w:val="left"/>
+      <w:pPr>
+        <w:tabs>
+          <w:tab w:val="num" w:pos="4320"/>
+        </w:tabs>
+        <w:ind w:left="4320" w:hanging="360"/>
+      </w:pPr>
+      <w:rPr>
+        <w:rFonts w:ascii="Wingdings" w:hAnsi="Wingdings" w:hint="default"/>
+        <w:sz w:val="20"/>
+      </w:rPr>
+    </w:lvl>
+    <w:lvl w:ilvl="6" w:tentative="1">
+      <w:start w:val="1"/>
+      <w:numFmt w:val="bullet"/>
+      <w:lvlText w:val=""/>
+      <w:lvlJc w:val="left"/>
+      <w:pPr>
+        <w:tabs>
+          <w:tab w:val="num" w:pos="5040"/>
+        </w:tabs>
+        <w:ind w:left="5040" w:hanging="360"/>
+      </w:pPr>
+      <w:rPr>
+        <w:rFonts w:ascii="Wingdings" w:hAnsi="Wingdings" w:hint="default"/>
+        <w:sz w:val="20"/>
+      </w:rPr>
+    </w:lvl>
+    <w:lvl w:ilvl="7" w:tentative="1">
+      <w:start w:val="1"/>
+      <w:numFmt w:val="bullet"/>
+      <w:lvlText w:val=""/>
+      <w:lvlJc w:val="left"/>
+      <w:pPr>
+        <w:tabs>
+          <w:tab w:val="num" w:pos="5760"/>
+        </w:tabs>
+        <w:ind w:left="5760" w:hanging="360"/>
+      </w:pPr>
+      <w:rPr>
+        <w:rFonts w:ascii="Wingdings" w:hAnsi="Wingdings" w:hint="default"/>
+        <w:sz w:val="20"/>
+      </w:rPr>
+    </w:lvl>
+    <w:lvl w:ilvl="8" w:tentative="1">
+      <w:start w:val="1"/>
+      <w:numFmt w:val="bullet"/>
+      <w:lvlText w:val=""/>
+      <w:lvlJc w:val="left"/>
+      <w:pPr>
+        <w:tabs>
+          <w:tab w:val="num" w:pos="6480"/>
+        </w:tabs>
+        <w:ind w:left="6480" w:hanging="360"/>
+      </w:pPr>
+      <w:rPr>
+        <w:rFonts w:ascii="Wingdings" w:hAnsi="Wingdings" w:hint="default"/>
+        <w:sz w:val="20"/>
+      </w:rPr>
+    </w:lvl>
+  </w:abstractNum>
+  <w:abstractNum w:abstractNumId="41" w15:restartNumberingAfterBreak="0">
     <w:nsid w:val="654B4C9B"/>
     <w:multiLevelType w:val="multilevel"/>
     <w:tmpl w:val="504E31B0"/>
@@ -9895,7 +12896,305 @@
       </w:rPr>
     </w:lvl>
   </w:abstractNum>
-  <w:abstractNum w:abstractNumId="29" w15:restartNumberingAfterBreak="0">
+  <w:abstractNum w:abstractNumId="42" w15:restartNumberingAfterBreak="0">
+    <w:nsid w:val="66B31AE8"/>
+    <w:multiLevelType w:val="multilevel"/>
+    <w:tmpl w:val="F8DCAF06"/>
+    <w:lvl w:ilvl="0">
+      <w:start w:val="1"/>
+      <w:numFmt w:val="bullet"/>
+      <w:lvlText w:val=""/>
+      <w:lvlJc w:val="left"/>
+      <w:pPr>
+        <w:tabs>
+          <w:tab w:val="num" w:pos="720"/>
+        </w:tabs>
+        <w:ind w:left="720" w:hanging="360"/>
+      </w:pPr>
+      <w:rPr>
+        <w:rFonts w:ascii="Symbol" w:hAnsi="Symbol" w:hint="default"/>
+        <w:sz w:val="20"/>
+      </w:rPr>
+    </w:lvl>
+    <w:lvl w:ilvl="1" w:tentative="1">
+      <w:start w:val="1"/>
+      <w:numFmt w:val="bullet"/>
+      <w:lvlText w:val="o"/>
+      <w:lvlJc w:val="left"/>
+      <w:pPr>
+        <w:tabs>
+          <w:tab w:val="num" w:pos="1440"/>
+        </w:tabs>
+        <w:ind w:left="1440" w:hanging="360"/>
+      </w:pPr>
+      <w:rPr>
+        <w:rFonts w:ascii="Courier New" w:hAnsi="Courier New" w:hint="default"/>
+        <w:sz w:val="20"/>
+      </w:rPr>
+    </w:lvl>
+    <w:lvl w:ilvl="2" w:tentative="1">
+      <w:start w:val="1"/>
+      <w:numFmt w:val="bullet"/>
+      <w:lvlText w:val=""/>
+      <w:lvlJc w:val="left"/>
+      <w:pPr>
+        <w:tabs>
+          <w:tab w:val="num" w:pos="2160"/>
+        </w:tabs>
+        <w:ind w:left="2160" w:hanging="360"/>
+      </w:pPr>
+      <w:rPr>
+        <w:rFonts w:ascii="Wingdings" w:hAnsi="Wingdings" w:hint="default"/>
+        <w:sz w:val="20"/>
+      </w:rPr>
+    </w:lvl>
+    <w:lvl w:ilvl="3" w:tentative="1">
+      <w:start w:val="1"/>
+      <w:numFmt w:val="bullet"/>
+      <w:lvlText w:val=""/>
+      <w:lvlJc w:val="left"/>
+      <w:pPr>
+        <w:tabs>
+          <w:tab w:val="num" w:pos="2880"/>
+        </w:tabs>
+        <w:ind w:left="2880" w:hanging="360"/>
+      </w:pPr>
+      <w:rPr>
+        <w:rFonts w:ascii="Wingdings" w:hAnsi="Wingdings" w:hint="default"/>
+        <w:sz w:val="20"/>
+      </w:rPr>
+    </w:lvl>
+    <w:lvl w:ilvl="4" w:tentative="1">
+      <w:start w:val="1"/>
+      <w:numFmt w:val="bullet"/>
+      <w:lvlText w:val=""/>
+      <w:lvlJc w:val="left"/>
+      <w:pPr>
+        <w:tabs>
+          <w:tab w:val="num" w:pos="3600"/>
+        </w:tabs>
+        <w:ind w:left="3600" w:hanging="360"/>
+      </w:pPr>
+      <w:rPr>
+        <w:rFonts w:ascii="Wingdings" w:hAnsi="Wingdings" w:hint="default"/>
+        <w:sz w:val="20"/>
+      </w:rPr>
+    </w:lvl>
+    <w:lvl w:ilvl="5" w:tentative="1">
+      <w:start w:val="1"/>
+      <w:numFmt w:val="bullet"/>
+      <w:lvlText w:val=""/>
+      <w:lvlJc w:val="left"/>
+      <w:pPr>
+        <w:tabs>
+          <w:tab w:val="num" w:pos="4320"/>
+        </w:tabs>
+        <w:ind w:left="4320" w:hanging="360"/>
+      </w:pPr>
+      <w:rPr>
+        <w:rFonts w:ascii="Wingdings" w:hAnsi="Wingdings" w:hint="default"/>
+        <w:sz w:val="20"/>
+      </w:rPr>
+    </w:lvl>
+    <w:lvl w:ilvl="6" w:tentative="1">
+      <w:start w:val="1"/>
+      <w:numFmt w:val="bullet"/>
+      <w:lvlText w:val=""/>
+      <w:lvlJc w:val="left"/>
+      <w:pPr>
+        <w:tabs>
+          <w:tab w:val="num" w:pos="5040"/>
+        </w:tabs>
+        <w:ind w:left="5040" w:hanging="360"/>
+      </w:pPr>
+      <w:rPr>
+        <w:rFonts w:ascii="Wingdings" w:hAnsi="Wingdings" w:hint="default"/>
+        <w:sz w:val="20"/>
+      </w:rPr>
+    </w:lvl>
+    <w:lvl w:ilvl="7" w:tentative="1">
+      <w:start w:val="1"/>
+      <w:numFmt w:val="bullet"/>
+      <w:lvlText w:val=""/>
+      <w:lvlJc w:val="left"/>
+      <w:pPr>
+        <w:tabs>
+          <w:tab w:val="num" w:pos="5760"/>
+        </w:tabs>
+        <w:ind w:left="5760" w:hanging="360"/>
+      </w:pPr>
+      <w:rPr>
+        <w:rFonts w:ascii="Wingdings" w:hAnsi="Wingdings" w:hint="default"/>
+        <w:sz w:val="20"/>
+      </w:rPr>
+    </w:lvl>
+    <w:lvl w:ilvl="8" w:tentative="1">
+      <w:start w:val="1"/>
+      <w:numFmt w:val="bullet"/>
+      <w:lvlText w:val=""/>
+      <w:lvlJc w:val="left"/>
+      <w:pPr>
+        <w:tabs>
+          <w:tab w:val="num" w:pos="6480"/>
+        </w:tabs>
+        <w:ind w:left="6480" w:hanging="360"/>
+      </w:pPr>
+      <w:rPr>
+        <w:rFonts w:ascii="Wingdings" w:hAnsi="Wingdings" w:hint="default"/>
+        <w:sz w:val="20"/>
+      </w:rPr>
+    </w:lvl>
+  </w:abstractNum>
+  <w:abstractNum w:abstractNumId="43" w15:restartNumberingAfterBreak="0">
+    <w:nsid w:val="672366A5"/>
+    <w:multiLevelType w:val="multilevel"/>
+    <w:tmpl w:val="0D0E21A2"/>
+    <w:lvl w:ilvl="0">
+      <w:start w:val="1"/>
+      <w:numFmt w:val="bullet"/>
+      <w:lvlText w:val=""/>
+      <w:lvlJc w:val="left"/>
+      <w:pPr>
+        <w:tabs>
+          <w:tab w:val="num" w:pos="720"/>
+        </w:tabs>
+        <w:ind w:left="720" w:hanging="360"/>
+      </w:pPr>
+      <w:rPr>
+        <w:rFonts w:ascii="Symbol" w:hAnsi="Symbol" w:hint="default"/>
+        <w:sz w:val="20"/>
+      </w:rPr>
+    </w:lvl>
+    <w:lvl w:ilvl="1" w:tentative="1">
+      <w:start w:val="1"/>
+      <w:numFmt w:val="bullet"/>
+      <w:lvlText w:val="o"/>
+      <w:lvlJc w:val="left"/>
+      <w:pPr>
+        <w:tabs>
+          <w:tab w:val="num" w:pos="1440"/>
+        </w:tabs>
+        <w:ind w:left="1440" w:hanging="360"/>
+      </w:pPr>
+      <w:rPr>
+        <w:rFonts w:ascii="Courier New" w:hAnsi="Courier New" w:hint="default"/>
+        <w:sz w:val="20"/>
+      </w:rPr>
+    </w:lvl>
+    <w:lvl w:ilvl="2" w:tentative="1">
+      <w:start w:val="1"/>
+      <w:numFmt w:val="bullet"/>
+      <w:lvlText w:val=""/>
+      <w:lvlJc w:val="left"/>
+      <w:pPr>
+        <w:tabs>
+          <w:tab w:val="num" w:pos="2160"/>
+        </w:tabs>
+        <w:ind w:left="2160" w:hanging="360"/>
+      </w:pPr>
+      <w:rPr>
+        <w:rFonts w:ascii="Wingdings" w:hAnsi="Wingdings" w:hint="default"/>
+        <w:sz w:val="20"/>
+      </w:rPr>
+    </w:lvl>
+    <w:lvl w:ilvl="3" w:tentative="1">
+      <w:start w:val="1"/>
+      <w:numFmt w:val="bullet"/>
+      <w:lvlText w:val=""/>
+      <w:lvlJc w:val="left"/>
+      <w:pPr>
+        <w:tabs>
+          <w:tab w:val="num" w:pos="2880"/>
+        </w:tabs>
+        <w:ind w:left="2880" w:hanging="360"/>
+      </w:pPr>
+      <w:rPr>
+        <w:rFonts w:ascii="Wingdings" w:hAnsi="Wingdings" w:hint="default"/>
+        <w:sz w:val="20"/>
+      </w:rPr>
+    </w:lvl>
+    <w:lvl w:ilvl="4" w:tentative="1">
+      <w:start w:val="1"/>
+      <w:numFmt w:val="bullet"/>
+      <w:lvlText w:val=""/>
+      <w:lvlJc w:val="left"/>
+      <w:pPr>
+        <w:tabs>
+          <w:tab w:val="num" w:pos="3600"/>
+        </w:tabs>
+        <w:ind w:left="3600" w:hanging="360"/>
+      </w:pPr>
+      <w:rPr>
+        <w:rFonts w:ascii="Wingdings" w:hAnsi="Wingdings" w:hint="default"/>
+        <w:sz w:val="20"/>
+      </w:rPr>
+    </w:lvl>
+    <w:lvl w:ilvl="5" w:tentative="1">
+      <w:start w:val="1"/>
+      <w:numFmt w:val="bullet"/>
+      <w:lvlText w:val=""/>
+      <w:lvlJc w:val="left"/>
+      <w:pPr>
+        <w:tabs>
+          <w:tab w:val="num" w:pos="4320"/>
+        </w:tabs>
+        <w:ind w:left="4320" w:hanging="360"/>
+      </w:pPr>
+      <w:rPr>
+        <w:rFonts w:ascii="Wingdings" w:hAnsi="Wingdings" w:hint="default"/>
+        <w:sz w:val="20"/>
+      </w:rPr>
+    </w:lvl>
+    <w:lvl w:ilvl="6" w:tentative="1">
+      <w:start w:val="1"/>
+      <w:numFmt w:val="bullet"/>
+      <w:lvlText w:val=""/>
+      <w:lvlJc w:val="left"/>
+      <w:pPr>
+        <w:tabs>
+          <w:tab w:val="num" w:pos="5040"/>
+        </w:tabs>
+        <w:ind w:left="5040" w:hanging="360"/>
+      </w:pPr>
+      <w:rPr>
+        <w:rFonts w:ascii="Wingdings" w:hAnsi="Wingdings" w:hint="default"/>
+        <w:sz w:val="20"/>
+      </w:rPr>
+    </w:lvl>
+    <w:lvl w:ilvl="7" w:tentative="1">
+      <w:start w:val="1"/>
+      <w:numFmt w:val="bullet"/>
+      <w:lvlText w:val=""/>
+      <w:lvlJc w:val="left"/>
+      <w:pPr>
+        <w:tabs>
+          <w:tab w:val="num" w:pos="5760"/>
+        </w:tabs>
+        <w:ind w:left="5760" w:hanging="360"/>
+      </w:pPr>
+      <w:rPr>
+        <w:rFonts w:ascii="Wingdings" w:hAnsi="Wingdings" w:hint="default"/>
+        <w:sz w:val="20"/>
+      </w:rPr>
+    </w:lvl>
+    <w:lvl w:ilvl="8" w:tentative="1">
+      <w:start w:val="1"/>
+      <w:numFmt w:val="bullet"/>
+      <w:lvlText w:val=""/>
+      <w:lvlJc w:val="left"/>
+      <w:pPr>
+        <w:tabs>
+          <w:tab w:val="num" w:pos="6480"/>
+        </w:tabs>
+        <w:ind w:left="6480" w:hanging="360"/>
+      </w:pPr>
+      <w:rPr>
+        <w:rFonts w:ascii="Wingdings" w:hAnsi="Wingdings" w:hint="default"/>
+        <w:sz w:val="20"/>
+      </w:rPr>
+    </w:lvl>
+  </w:abstractNum>
+  <w:abstractNum w:abstractNumId="44" w15:restartNumberingAfterBreak="0">
     <w:nsid w:val="683B7AE9"/>
     <w:multiLevelType w:val="multilevel"/>
     <w:tmpl w:val="066A4B8E"/>
@@ -10044,7 +13343,7 @@
       </w:rPr>
     </w:lvl>
   </w:abstractNum>
-  <w:abstractNum w:abstractNumId="30" w15:restartNumberingAfterBreak="0">
+  <w:abstractNum w:abstractNumId="45" w15:restartNumberingAfterBreak="0">
     <w:nsid w:val="765E42C2"/>
     <w:multiLevelType w:val="multilevel"/>
     <w:tmpl w:val="C1CA1E5E"/>
@@ -10193,7 +13492,7 @@
       </w:rPr>
     </w:lvl>
   </w:abstractNum>
-  <w:abstractNum w:abstractNumId="31" w15:restartNumberingAfterBreak="0">
+  <w:abstractNum w:abstractNumId="46" w15:restartNumberingAfterBreak="0">
     <w:nsid w:val="7A1C4DBC"/>
     <w:multiLevelType w:val="multilevel"/>
     <w:tmpl w:val="BE74DB6C"/>
@@ -10342,7 +13641,7 @@
       </w:rPr>
     </w:lvl>
   </w:abstractNum>
-  <w:abstractNum w:abstractNumId="32" w15:restartNumberingAfterBreak="0">
+  <w:abstractNum w:abstractNumId="47" w15:restartNumberingAfterBreak="0">
     <w:nsid w:val="7E1B15A9"/>
     <w:multiLevelType w:val="multilevel"/>
     <w:tmpl w:val="3CA26498"/>
@@ -10492,103 +13791,148 @@
     </w:lvl>
   </w:abstractNum>
   <w:num w:numId="1" w16cid:durableId="236063216">
-    <w:abstractNumId w:val="11"/>
+    <w:abstractNumId w:val="14"/>
   </w:num>
   <w:num w:numId="2" w16cid:durableId="19667959">
+    <w:abstractNumId w:val="16"/>
+  </w:num>
+  <w:num w:numId="3" w16cid:durableId="1246452977">
+    <w:abstractNumId w:val="47"/>
+  </w:num>
+  <w:num w:numId="4" w16cid:durableId="515463487">
+    <w:abstractNumId w:val="24"/>
+  </w:num>
+  <w:num w:numId="5" w16cid:durableId="412892682">
     <w:abstractNumId w:val="13"/>
   </w:num>
-  <w:num w:numId="3" w16cid:durableId="1246452977">
-    <w:abstractNumId w:val="32"/>
-  </w:num>
-  <w:num w:numId="4" w16cid:durableId="515463487">
-    <w:abstractNumId w:val="20"/>
-  </w:num>
-  <w:num w:numId="5" w16cid:durableId="412892682">
-    <w:abstractNumId w:val="10"/>
-  </w:num>
   <w:num w:numId="6" w16cid:durableId="46077061">
-    <w:abstractNumId w:val="25"/>
+    <w:abstractNumId w:val="34"/>
   </w:num>
   <w:num w:numId="7" w16cid:durableId="1914076647">
-    <w:abstractNumId w:val="29"/>
+    <w:abstractNumId w:val="44"/>
   </w:num>
   <w:num w:numId="8" w16cid:durableId="478811306">
-    <w:abstractNumId w:val="22"/>
+    <w:abstractNumId w:val="27"/>
   </w:num>
   <w:num w:numId="9" w16cid:durableId="1228951088">
-    <w:abstractNumId w:val="28"/>
+    <w:abstractNumId w:val="41"/>
   </w:num>
   <w:num w:numId="10" w16cid:durableId="1117944270">
-    <w:abstractNumId w:val="19"/>
+    <w:abstractNumId w:val="23"/>
   </w:num>
   <w:num w:numId="11" w16cid:durableId="171646752">
-    <w:abstractNumId w:val="6"/>
+    <w:abstractNumId w:val="9"/>
   </w:num>
   <w:num w:numId="12" w16cid:durableId="217282287">
-    <w:abstractNumId w:val="24"/>
+    <w:abstractNumId w:val="33"/>
   </w:num>
   <w:num w:numId="13" w16cid:durableId="1024139786">
-    <w:abstractNumId w:val="31"/>
+    <w:abstractNumId w:val="46"/>
   </w:num>
   <w:num w:numId="14" w16cid:durableId="846097452">
     <w:abstractNumId w:val="0"/>
   </w:num>
   <w:num w:numId="15" w16cid:durableId="1780099661">
+    <w:abstractNumId w:val="5"/>
+  </w:num>
+  <w:num w:numId="16" w16cid:durableId="350496718">
+    <w:abstractNumId w:val="8"/>
+  </w:num>
+  <w:num w:numId="17" w16cid:durableId="2093695206">
+    <w:abstractNumId w:val="36"/>
+  </w:num>
+  <w:num w:numId="18" w16cid:durableId="979845524">
+    <w:abstractNumId w:val="11"/>
+  </w:num>
+  <w:num w:numId="19" w16cid:durableId="829443577">
+    <w:abstractNumId w:val="45"/>
+  </w:num>
+  <w:num w:numId="20" w16cid:durableId="1268318698">
+    <w:abstractNumId w:val="10"/>
+  </w:num>
+  <w:num w:numId="21" w16cid:durableId="801773202">
+    <w:abstractNumId w:val="12"/>
+  </w:num>
+  <w:num w:numId="22" w16cid:durableId="1225873206">
+    <w:abstractNumId w:val="4"/>
+  </w:num>
+  <w:num w:numId="23" w16cid:durableId="1449928210">
+    <w:abstractNumId w:val="7"/>
+  </w:num>
+  <w:num w:numId="24" w16cid:durableId="1087112916">
+    <w:abstractNumId w:val="20"/>
+  </w:num>
+  <w:num w:numId="25" w16cid:durableId="1965840187">
+    <w:abstractNumId w:val="18"/>
+  </w:num>
+  <w:num w:numId="26" w16cid:durableId="1625232486">
+    <w:abstractNumId w:val="17"/>
+  </w:num>
+  <w:num w:numId="27" w16cid:durableId="857547289">
+    <w:abstractNumId w:val="25"/>
+  </w:num>
+  <w:num w:numId="28" w16cid:durableId="78522307">
+    <w:abstractNumId w:val="31"/>
+  </w:num>
+  <w:num w:numId="29" w16cid:durableId="750541623">
+    <w:abstractNumId w:val="21"/>
+  </w:num>
+  <w:num w:numId="30" w16cid:durableId="385955792">
+    <w:abstractNumId w:val="15"/>
+  </w:num>
+  <w:num w:numId="31" w16cid:durableId="1231504298">
+    <w:abstractNumId w:val="37"/>
+  </w:num>
+  <w:num w:numId="32" w16cid:durableId="1713770217">
     <w:abstractNumId w:val="3"/>
   </w:num>
-  <w:num w:numId="16" w16cid:durableId="350496718">
-    <w:abstractNumId w:val="5"/>
+  <w:num w:numId="33" w16cid:durableId="1886869275">
+    <w:abstractNumId w:val="19"/>
   </w:num>
-  <w:num w:numId="17" w16cid:durableId="2093695206">
+  <w:num w:numId="34" w16cid:durableId="681588775">
+    <w:abstractNumId w:val="30"/>
+  </w:num>
+  <w:num w:numId="35" w16cid:durableId="2002614132">
+    <w:abstractNumId w:val="29"/>
+  </w:num>
+  <w:num w:numId="36" w16cid:durableId="66803619">
+    <w:abstractNumId w:val="39"/>
+  </w:num>
+  <w:num w:numId="37" w16cid:durableId="771165679">
+    <w:abstractNumId w:val="28"/>
+  </w:num>
+  <w:num w:numId="38" w16cid:durableId="1607997793">
+    <w:abstractNumId w:val="22"/>
+  </w:num>
+  <w:num w:numId="39" w16cid:durableId="1971130742">
     <w:abstractNumId w:val="26"/>
   </w:num>
-  <w:num w:numId="18" w16cid:durableId="979845524">
-    <w:abstractNumId w:val="8"/>
-  </w:num>
-  <w:num w:numId="19" w16cid:durableId="829443577">
-    <w:abstractNumId w:val="30"/>
-  </w:num>
-  <w:num w:numId="20" w16cid:durableId="1268318698">
-    <w:abstractNumId w:val="7"/>
-  </w:num>
-  <w:num w:numId="21" w16cid:durableId="801773202">
-    <w:abstractNumId w:val="9"/>
-  </w:num>
-  <w:num w:numId="22" w16cid:durableId="1225873206">
+  <w:num w:numId="40" w16cid:durableId="1290084779">
     <w:abstractNumId w:val="2"/>
   </w:num>
-  <w:num w:numId="23" w16cid:durableId="1449928210">
-    <w:abstractNumId w:val="4"/>
+  <w:num w:numId="41" w16cid:durableId="991064027">
+    <w:abstractNumId w:val="32"/>
   </w:num>
-  <w:num w:numId="24" w16cid:durableId="1087112916">
-    <w:abstractNumId w:val="17"/>
+  <w:num w:numId="42" w16cid:durableId="954750049">
+    <w:abstractNumId w:val="40"/>
   </w:num>
-  <w:num w:numId="25" w16cid:durableId="1965840187">
-    <w:abstractNumId w:val="15"/>
+  <w:num w:numId="43" w16cid:durableId="107697911">
+    <w:abstractNumId w:val="42"/>
   </w:num>
-  <w:num w:numId="26" w16cid:durableId="1625232486">
-    <w:abstractNumId w:val="14"/>
-  </w:num>
-  <w:num w:numId="27" w16cid:durableId="857547289">
-    <w:abstractNumId w:val="21"/>
-  </w:num>
-  <w:num w:numId="28" w16cid:durableId="78522307">
-    <w:abstractNumId w:val="23"/>
-  </w:num>
-  <w:num w:numId="29" w16cid:durableId="750541623">
-    <w:abstractNumId w:val="18"/>
-  </w:num>
-  <w:num w:numId="30" w16cid:durableId="385955792">
-    <w:abstractNumId w:val="12"/>
-  </w:num>
-  <w:num w:numId="31" w16cid:durableId="1231504298">
-    <w:abstractNumId w:val="27"/>
-  </w:num>
-  <w:num w:numId="32" w16cid:durableId="1713770217">
+  <w:num w:numId="44" w16cid:durableId="2098286957">
     <w:abstractNumId w:val="1"/>
   </w:num>
-  <w:num w:numId="33" w16cid:durableId="1886869275">
-    <w:abstractNumId w:val="16"/>
+  <w:num w:numId="45" w16cid:durableId="1448356421">
+    <w:abstractNumId w:val="43"/>
+  </w:num>
+  <w:num w:numId="46" w16cid:durableId="1921329768">
+    <w:abstractNumId w:val="35"/>
+  </w:num>
+  <w:num w:numId="47" w16cid:durableId="720524212">
+    <w:abstractNumId w:val="6"/>
+  </w:num>
+  <w:num w:numId="48" w16cid:durableId="984353107">
+    <w:abstractNumId w:val="38"/>
   </w:num>
   <w:numIdMacAtCleanup w:val="21"/>
 </w:numbering>
